--- a/docs/NexLink-Demo-Guide.docx
+++ b/docs/NexLink-Demo-Guide.docx
@@ -11,7 +11,7 @@
           <w:noProof/>
         </w:rPr>
         <w:drawing>
-          <wp:inline distT="0" distB="0" distL="0" distR="0" wp14:anchorId="13C046BB" wp14:editId="52663DD0">
+          <wp:inline distT="0" distB="0" distL="0" distR="0" wp14:anchorId="5F3CF67E" wp14:editId="40C92706">
             <wp:extent cx="1428750" cy="1133475"/>
             <wp:effectExtent l="0" t="0" r="0" b="0"/>
             <wp:docPr id="1" name="logo" descr="NexLink logo" title="NexLink logo"/>
@@ -92,7 +92,7 @@
           <w:sz w:val="22"/>
           <w:szCs w:val="22"/>
         </w:rPr>
-        <w:t>Step-by-step script for presenting the complete NexLink project</w:t>
+        <w:t>Step-by-step script for presenting the complete NexLink project — live on Azure</w:t>
       </w:r>
     </w:p>
     <w:tbl>
@@ -324,7 +324,7 @@
                 <w:sz w:val="18"/>
                 <w:szCs w:val="18"/>
               </w:rPr>
-              <w:t>24 October 2026</w:t>
+              <w:t>25 October 2026</w:t>
             </w:r>
           </w:p>
         </w:tc>
@@ -362,7 +362,7 @@
                 <w:sz w:val="18"/>
                 <w:szCs w:val="18"/>
               </w:rPr>
-              <w:t>Demo length</w:t>
+              <w:t>Live site</w:t>
             </w:r>
           </w:p>
         </w:tc>
@@ -392,7 +392,7 @@
                 <w:sz w:val="18"/>
                 <w:szCs w:val="18"/>
               </w:rPr>
-              <w:t>About 25 minutes + questions (10 acts; acts marked optional can be skipped)</w:t>
+              <w:t>https://nexlink-maitrey.azurewebsites.net (Azure App Service, deployed by GitHub Actions)</w:t>
             </w:r>
           </w:p>
         </w:tc>
@@ -430,7 +430,7 @@
                 <w:sz w:val="18"/>
                 <w:szCs w:val="18"/>
               </w:rPr>
-              <w:t>Equipment</w:t>
+              <w:t>Demo length</w:t>
             </w:r>
           </w:p>
         </w:tc>
@@ -460,7 +460,7 @@
                 <w:sz w:val="18"/>
                 <w:szCs w:val="18"/>
               </w:rPr>
-              <w:t>One Windows PC with this repository, 2–3 PowerShell windows, a browser. A second computer is optional (Act 6c).</w:t>
+              <w:t>About 28 minutes + questions (11 acts; acts marked optional can be skipped)</w:t>
             </w:r>
           </w:p>
         </w:tc>
@@ -498,7 +498,7 @@
                 <w:sz w:val="18"/>
                 <w:szCs w:val="18"/>
               </w:rPr>
-              <w:t>Device names used</w:t>
+              <w:t>Equipment</w:t>
             </w:r>
           </w:p>
         </w:tc>
@@ -528,14 +528,7 @@
                 <w:sz w:val="18"/>
                 <w:szCs w:val="18"/>
               </w:rPr>
-              <w:t>Real names: this PC (hostname Maitrey) enrolls as maitrey, a second agent on it as maitrey-peer</w:t>
-            </w:r>
-            <w:r>
-              <w:rPr>
-                <w:sz w:val="18"/>
-                <w:szCs w:val="18"/>
-              </w:rPr>
-              <w:t>; a second computer uses its own hostname</w:t>
+              <w:t>One Windows PC with this repository and a browser. A second computer is optional (Act 6c) — on the same network or a different one.</w:t>
             </w:r>
           </w:p>
         </w:tc>
@@ -573,6 +566,74 @@
                 <w:sz w:val="18"/>
                 <w:szCs w:val="18"/>
               </w:rPr>
+              <w:t>Device names used</w:t>
+            </w:r>
+          </w:p>
+        </w:tc>
+        <w:tc>
+          <w:tcPr>
+            <w:tcW w:w="7212" w:type="dxa"/>
+            <w:tcBorders>
+              <w:top w:val="single" w:sz="4" w:space="0" w:color="E6E6E6"/>
+              <w:left w:val="single" w:sz="4" w:space="0" w:color="E6E6E6"/>
+              <w:bottom w:val="single" w:sz="4" w:space="0" w:color="E6E6E6"/>
+              <w:right w:val="single" w:sz="4" w:space="0" w:color="E6E6E6"/>
+            </w:tcBorders>
+            <w:shd w:val="clear" w:color="auto" w:fill="FFFFFF"/>
+            <w:tcMar>
+              <w:top w:w="70" w:type="dxa"/>
+              <w:left w:w="110" w:type="dxa"/>
+              <w:bottom w:w="70" w:type="dxa"/>
+              <w:right w:w="110" w:type="dxa"/>
+            </w:tcMar>
+          </w:tcPr>
+          <w:p>
+            <w:pPr>
+              <w:spacing w:after="40" w:line="252" w:lineRule="auto"/>
+            </w:pPr>
+            <w:r>
+              <w:rPr>
+                <w:sz w:val="18"/>
+                <w:szCs w:val="18"/>
+              </w:rPr>
+              <w:t>Real names: this PC (hostname Maitrey) enrolls as maitrey, a second agent on it as maitrey-peer; a second computer uses its own hostname</w:t>
+            </w:r>
+          </w:p>
+        </w:tc>
+      </w:tr>
+      <w:tr>
+        <w:tblPrEx>
+          <w:tblCellMar>
+            <w:top w:w="0" w:type="dxa"/>
+            <w:bottom w:w="0" w:type="dxa"/>
+          </w:tblCellMar>
+        </w:tblPrEx>
+        <w:tc>
+          <w:tcPr>
+            <w:tcW w:w="2534" w:type="dxa"/>
+            <w:tcBorders>
+              <w:top w:val="single" w:sz="4" w:space="0" w:color="E6E6E6"/>
+              <w:left w:val="single" w:sz="4" w:space="0" w:color="E6E6E6"/>
+              <w:bottom w:val="single" w:sz="4" w:space="0" w:color="E6E6E6"/>
+              <w:right w:val="single" w:sz="4" w:space="0" w:color="E6E6E6"/>
+            </w:tcBorders>
+            <w:shd w:val="clear" w:color="auto" w:fill="FAFAFA"/>
+            <w:tcMar>
+              <w:top w:w="70" w:type="dxa"/>
+              <w:left w:w="110" w:type="dxa"/>
+              <w:bottom w:w="70" w:type="dxa"/>
+              <w:right w:w="110" w:type="dxa"/>
+            </w:tcMar>
+          </w:tcPr>
+          <w:p>
+            <w:pPr>
+              <w:spacing w:after="40" w:line="252" w:lineRule="auto"/>
+            </w:pPr>
+            <w:r>
+              <w:rPr>
+                <w:sz w:val="18"/>
+                <w:szCs w:val="18"/>
+              </w:rPr>
               <w:t>Readiness</w:t>
             </w:r>
           </w:p>
@@ -586,24 +647,24 @@
               <w:bottom w:val="single" w:sz="4" w:space="0" w:color="E6E6E6"/>
               <w:right w:val="single" w:sz="4" w:space="0" w:color="E6E6E6"/>
             </w:tcBorders>
-            <w:shd w:val="clear" w:color="auto" w:fill="FFFFFF"/>
-            <w:tcMar>
-              <w:top w:w="70" w:type="dxa"/>
-              <w:left w:w="110" w:type="dxa"/>
-              <w:bottom w:w="70" w:type="dxa"/>
-              <w:right w:w="110" w:type="dxa"/>
-            </w:tcMar>
-          </w:tcPr>
-          <w:p>
-            <w:pPr>
-              <w:spacing w:after="40" w:line="252" w:lineRule="auto"/>
-            </w:pPr>
-            <w:r>
-              <w:rPr>
-                <w:sz w:val="18"/>
-                <w:szCs w:val="18"/>
-              </w:rPr>
-              <w:t>Components checked on 24 Oct 2026 — see section 1</w:t>
+            <w:shd w:val="clear" w:color="auto" w:fill="FAFAFA"/>
+            <w:tcMar>
+              <w:top w:w="70" w:type="dxa"/>
+              <w:left w:w="110" w:type="dxa"/>
+              <w:bottom w:w="70" w:type="dxa"/>
+              <w:right w:w="110" w:type="dxa"/>
+            </w:tcMar>
+          </w:tcPr>
+          <w:p>
+            <w:pPr>
+              <w:spacing w:after="40" w:line="252" w:lineRule="auto"/>
+            </w:pPr>
+            <w:r>
+              <w:rPr>
+                <w:sz w:val="18"/>
+                <w:szCs w:val="18"/>
+              </w:rPr>
+              <w:t>Live site checked on 25 Oct 2026 — see section 1</w:t>
             </w:r>
           </w:p>
         </w:tc>
@@ -632,7 +693,7 @@
     <w:sdt>
       <w:sdtPr>
         <w:alias w:val="Contents"/>
-        <w:id w:val="2141450207"/>
+        <w:id w:val="545271480"/>
       </w:sdtPr>
       <w:sdtEndPr/>
       <w:sdtContent>
@@ -661,7 +722,7 @@
           <w:r>
             <w:fldChar w:fldCharType="separate"/>
           </w:r>
-          <w:hyperlink w:anchor="_Toc243762125" w:history="1">
+          <w:hyperlink w:anchor="_Toc243815342" w:history="1">
             <w:r>
               <w:rPr>
                 <w:rStyle w:val="Hyperlink"/>
@@ -685,7 +746,7 @@
               <w:rPr>
                 <w:noProof/>
               </w:rPr>
-              <w:instrText xml:space="preserve"> PAGEREF _Toc243762125 \h </w:instrText>
+              <w:instrText xml:space="preserve"> PAGEREF _Toc243815342 \h </w:instrText>
             </w:r>
             <w:r>
               <w:rPr>
@@ -728,13 +789,13 @@
               <w14:ligatures w14:val="standardContextual"/>
             </w:rPr>
           </w:pPr>
-          <w:hyperlink w:anchor="_Toc243762126" w:history="1">
+          <w:hyperlink w:anchor="_Toc243815343" w:history="1">
             <w:r>
               <w:rPr>
                 <w:rStyle w:val="Hyperlink"/>
                 <w:noProof/>
               </w:rPr>
-              <w:t>1. Readiness check (24 October 2026)</w:t>
+              <w:t>1. Readiness check (25 October 2026)</w:t>
             </w:r>
             <w:r>
               <w:rPr>
@@ -752,7 +813,7 @@
               <w:rPr>
                 <w:noProof/>
               </w:rPr>
-              <w:instrText xml:space="preserve"> PAGEREF _Toc243762126 \h </w:instrText>
+              <w:instrText xml:space="preserve"> PAGEREF _Toc243815343 \h </w:instrText>
             </w:r>
             <w:r>
               <w:rPr>
@@ -795,13 +856,13 @@
               <w14:ligatures w14:val="standardContextual"/>
             </w:rPr>
           </w:pPr>
-          <w:hyperlink w:anchor="_Toc243762127" w:history="1">
+          <w:hyperlink w:anchor="_Toc243815344" w:history="1">
             <w:r>
               <w:rPr>
                 <w:rStyle w:val="Hyperlink"/>
                 <w:noProof/>
               </w:rPr>
-              <w:t>2. The day before</w:t>
+              <w:t>2. Two ways to present</w:t>
             </w:r>
             <w:r>
               <w:rPr>
@@ -819,7 +880,7 @@
               <w:rPr>
                 <w:noProof/>
               </w:rPr>
-              <w:instrText xml:space="preserve"> PAGEREF _Toc243762127 \h </w:instrText>
+              <w:instrText xml:space="preserve"> PAGEREF _Toc243815344 \h </w:instrText>
             </w:r>
             <w:r>
               <w:rPr>
@@ -837,6 +898,73 @@
                 <w:noProof/>
               </w:rPr>
               <w:t>5</w:t>
+            </w:r>
+            <w:r>
+              <w:rPr>
+                <w:noProof/>
+              </w:rPr>
+              <w:fldChar w:fldCharType="end"/>
+            </w:r>
+          </w:hyperlink>
+        </w:p>
+        <w:p>
+          <w:pPr>
+            <w:pStyle w:val="TOC1"/>
+            <w:tabs>
+              <w:tab w:val="right" w:leader="dot" w:pos="9736"/>
+            </w:tabs>
+            <w:rPr>
+              <w:rFonts w:asciiTheme="minorHAnsi" w:eastAsiaTheme="minorEastAsia" w:hAnsiTheme="minorHAnsi" w:cstheme="minorBidi"/>
+              <w:noProof/>
+              <w:color w:val="auto"/>
+              <w:kern w:val="2"/>
+              <w:sz w:val="24"/>
+              <w:szCs w:val="24"/>
+              <w14:ligatures w14:val="standardContextual"/>
+            </w:rPr>
+          </w:pPr>
+          <w:hyperlink w:anchor="_Toc243815345" w:history="1">
+            <w:r>
+              <w:rPr>
+                <w:rStyle w:val="Hyperlink"/>
+                <w:noProof/>
+              </w:rPr>
+              <w:t>3. The day before</w:t>
+            </w:r>
+            <w:r>
+              <w:rPr>
+                <w:noProof/>
+              </w:rPr>
+              <w:tab/>
+            </w:r>
+            <w:r>
+              <w:rPr>
+                <w:noProof/>
+              </w:rPr>
+              <w:fldChar w:fldCharType="begin"/>
+            </w:r>
+            <w:r>
+              <w:rPr>
+                <w:noProof/>
+              </w:rPr>
+              <w:instrText xml:space="preserve"> PAGEREF _Toc243815345 \h </w:instrText>
+            </w:r>
+            <w:r>
+              <w:rPr>
+                <w:noProof/>
+              </w:rPr>
+            </w:r>
+            <w:r>
+              <w:rPr>
+                <w:noProof/>
+              </w:rPr>
+              <w:fldChar w:fldCharType="separate"/>
+            </w:r>
+            <w:r>
+              <w:rPr>
+                <w:noProof/>
+              </w:rPr>
+              <w:t>6</w:t>
             </w:r>
             <w:r>
               <w:rPr>
@@ -862,13 +990,13 @@
               <w14:ligatures w14:val="standardContextual"/>
             </w:rPr>
           </w:pPr>
-          <w:hyperlink w:anchor="_Toc243762128" w:history="1">
+          <w:hyperlink w:anchor="_Toc243815346" w:history="1">
             <w:r>
               <w:rPr>
                 <w:rStyle w:val="Hyperlink"/>
                 <w:noProof/>
               </w:rPr>
-              <w:t>2.1 Update and install</w:t>
+              <w:t>3.1 Live site (A)</w:t>
             </w:r>
             <w:r>
               <w:rPr>
@@ -886,7 +1014,7 @@
               <w:rPr>
                 <w:noProof/>
               </w:rPr>
-              <w:instrText xml:space="preserve"> PAGEREF _Toc243762128 \h </w:instrText>
+              <w:instrText xml:space="preserve"> PAGEREF _Toc243815346 \h </w:instrText>
             </w:r>
             <w:r>
               <w:rPr>
@@ -903,7 +1031,7 @@
               <w:rPr>
                 <w:noProof/>
               </w:rPr>
-              <w:t>5</w:t>
+              <w:t>6</w:t>
             </w:r>
             <w:r>
               <w:rPr>
@@ -929,13 +1057,13 @@
               <w14:ligatures w14:val="standardContextual"/>
             </w:rPr>
           </w:pPr>
-          <w:hyperlink w:anchor="_Toc243762129" w:history="1">
+          <w:hyperlink w:anchor="_Toc243815347" w:history="1">
             <w:r>
               <w:rPr>
                 <w:rStyle w:val="Hyperlink"/>
                 <w:noProof/>
               </w:rPr>
-              <w:t>2.2 Use a clean demo database</w:t>
+              <w:t>3.2 Local backup (B)</w:t>
             </w:r>
             <w:r>
               <w:rPr>
@@ -953,7 +1081,7 @@
               <w:rPr>
                 <w:noProof/>
               </w:rPr>
-              <w:instrText xml:space="preserve"> PAGEREF _Toc243762129 \h </w:instrText>
+              <w:instrText xml:space="preserve"> PAGEREF _Toc243815347 \h </w:instrText>
             </w:r>
             <w:r>
               <w:rPr>
@@ -970,7 +1098,7 @@
               <w:rPr>
                 <w:noProof/>
               </w:rPr>
-              <w:t>5</w:t>
+              <w:t>6</w:t>
             </w:r>
             <w:r>
               <w:rPr>
@@ -996,13 +1124,13 @@
               <w14:ligatures w14:val="standardContextual"/>
             </w:rPr>
           </w:pPr>
-          <w:hyperlink w:anchor="_Toc243762130" w:history="1">
+          <w:hyperlink w:anchor="_Toc243815348" w:history="1">
             <w:r>
               <w:rPr>
                 <w:rStyle w:val="Hyperlink"/>
                 <w:noProof/>
               </w:rPr>
-              <w:t>2.3 Decide on AI (Acts 7 and 8)</w:t>
+              <w:t>3.3 Rehearse once</w:t>
             </w:r>
             <w:r>
               <w:rPr>
@@ -1020,7 +1148,7 @@
               <w:rPr>
                 <w:noProof/>
               </w:rPr>
-              <w:instrText xml:space="preserve"> PAGEREF _Toc243762130 \h </w:instrText>
+              <w:instrText xml:space="preserve"> PAGEREF _Toc243815348 \h </w:instrText>
             </w:r>
             <w:r>
               <w:rPr>
@@ -1037,7 +1165,141 @@
               <w:rPr>
                 <w:noProof/>
               </w:rPr>
-              <w:t>5</w:t>
+              <w:t>6</w:t>
+            </w:r>
+            <w:r>
+              <w:rPr>
+                <w:noProof/>
+              </w:rPr>
+              <w:fldChar w:fldCharType="end"/>
+            </w:r>
+          </w:hyperlink>
+        </w:p>
+        <w:p>
+          <w:pPr>
+            <w:pStyle w:val="TOC1"/>
+            <w:tabs>
+              <w:tab w:val="right" w:leader="dot" w:pos="9736"/>
+            </w:tabs>
+            <w:rPr>
+              <w:rFonts w:asciiTheme="minorHAnsi" w:eastAsiaTheme="minorEastAsia" w:hAnsiTheme="minorHAnsi" w:cstheme="minorBidi"/>
+              <w:noProof/>
+              <w:color w:val="auto"/>
+              <w:kern w:val="2"/>
+              <w:sz w:val="24"/>
+              <w:szCs w:val="24"/>
+              <w14:ligatures w14:val="standardContextual"/>
+            </w:rPr>
+          </w:pPr>
+          <w:hyperlink w:anchor="_Toc243815349" w:history="1">
+            <w:r>
+              <w:rPr>
+                <w:rStyle w:val="Hyperlink"/>
+                <w:noProof/>
+              </w:rPr>
+              <w:t>4. Starting everything (10 minutes before)</w:t>
+            </w:r>
+            <w:r>
+              <w:rPr>
+                <w:noProof/>
+              </w:rPr>
+              <w:tab/>
+            </w:r>
+            <w:r>
+              <w:rPr>
+                <w:noProof/>
+              </w:rPr>
+              <w:fldChar w:fldCharType="begin"/>
+            </w:r>
+            <w:r>
+              <w:rPr>
+                <w:noProof/>
+              </w:rPr>
+              <w:instrText xml:space="preserve"> PAGEREF _Toc243815349 \h </w:instrText>
+            </w:r>
+            <w:r>
+              <w:rPr>
+                <w:noProof/>
+              </w:rPr>
+            </w:r>
+            <w:r>
+              <w:rPr>
+                <w:noProof/>
+              </w:rPr>
+              <w:fldChar w:fldCharType="separate"/>
+            </w:r>
+            <w:r>
+              <w:rPr>
+                <w:noProof/>
+              </w:rPr>
+              <w:t>7</w:t>
+            </w:r>
+            <w:r>
+              <w:rPr>
+                <w:noProof/>
+              </w:rPr>
+              <w:fldChar w:fldCharType="end"/>
+            </w:r>
+          </w:hyperlink>
+        </w:p>
+        <w:p>
+          <w:pPr>
+            <w:pStyle w:val="TOC1"/>
+            <w:tabs>
+              <w:tab w:val="right" w:leader="dot" w:pos="9736"/>
+            </w:tabs>
+            <w:rPr>
+              <w:rFonts w:asciiTheme="minorHAnsi" w:eastAsiaTheme="minorEastAsia" w:hAnsiTheme="minorHAnsi" w:cstheme="minorBidi"/>
+              <w:noProof/>
+              <w:color w:val="auto"/>
+              <w:kern w:val="2"/>
+              <w:sz w:val="24"/>
+              <w:szCs w:val="24"/>
+              <w14:ligatures w14:val="standardContextual"/>
+            </w:rPr>
+          </w:pPr>
+          <w:hyperlink w:anchor="_Toc243815350" w:history="1">
+            <w:r>
+              <w:rPr>
+                <w:rStyle w:val="Hyperlink"/>
+                <w:noProof/>
+              </w:rPr>
+              <w:t>5. The demo, act by act</w:t>
+            </w:r>
+            <w:r>
+              <w:rPr>
+                <w:noProof/>
+              </w:rPr>
+              <w:tab/>
+            </w:r>
+            <w:r>
+              <w:rPr>
+                <w:noProof/>
+              </w:rPr>
+              <w:fldChar w:fldCharType="begin"/>
+            </w:r>
+            <w:r>
+              <w:rPr>
+                <w:noProof/>
+              </w:rPr>
+              <w:instrText xml:space="preserve"> PAGEREF _Toc243815350 \h </w:instrText>
+            </w:r>
+            <w:r>
+              <w:rPr>
+                <w:noProof/>
+              </w:rPr>
+            </w:r>
+            <w:r>
+              <w:rPr>
+                <w:noProof/>
+              </w:rPr>
+              <w:fldChar w:fldCharType="separate"/>
+            </w:r>
+            <w:r>
+              <w:rPr>
+                <w:noProof/>
+              </w:rPr>
+              <w:t>8</w:t>
             </w:r>
             <w:r>
               <w:rPr>
@@ -1063,13 +1325,13 @@
               <w14:ligatures w14:val="standardContextual"/>
             </w:rPr>
           </w:pPr>
-          <w:hyperlink w:anchor="_Toc243762131" w:history="1">
+          <w:hyperlink w:anchor="_Toc243815351" w:history="1">
             <w:r>
               <w:rPr>
                 <w:rStyle w:val="Hyperlink"/>
                 <w:noProof/>
               </w:rPr>
-              <w:t>2.4 Rehearse once</w:t>
+              <w:t>Act 1 — Landing page and architecture (3 min)</w:t>
             </w:r>
             <w:r>
               <w:rPr>
@@ -1087,7 +1349,7 @@
               <w:rPr>
                 <w:noProof/>
               </w:rPr>
-              <w:instrText xml:space="preserve"> PAGEREF _Toc243762131 \h </w:instrText>
+              <w:instrText xml:space="preserve"> PAGEREF _Toc243815351 \h </w:instrText>
             </w:r>
             <w:r>
               <w:rPr>
@@ -1104,7 +1366,677 @@
               <w:rPr>
                 <w:noProof/>
               </w:rPr>
-              <w:t>5</w:t>
+              <w:t>8</w:t>
+            </w:r>
+            <w:r>
+              <w:rPr>
+                <w:noProof/>
+              </w:rPr>
+              <w:fldChar w:fldCharType="end"/>
+            </w:r>
+          </w:hyperlink>
+        </w:p>
+        <w:p>
+          <w:pPr>
+            <w:pStyle w:val="TOC2"/>
+            <w:tabs>
+              <w:tab w:val="right" w:leader="dot" w:pos="9736"/>
+            </w:tabs>
+            <w:rPr>
+              <w:rFonts w:asciiTheme="minorHAnsi" w:eastAsiaTheme="minorEastAsia" w:hAnsiTheme="minorHAnsi" w:cstheme="minorBidi"/>
+              <w:noProof/>
+              <w:color w:val="auto"/>
+              <w:kern w:val="2"/>
+              <w:sz w:val="24"/>
+              <w:szCs w:val="24"/>
+              <w14:ligatures w14:val="standardContextual"/>
+            </w:rPr>
+          </w:pPr>
+          <w:hyperlink w:anchor="_Toc243815352" w:history="1">
+            <w:r>
+              <w:rPr>
+                <w:rStyle w:val="Hyperlink"/>
+                <w:noProof/>
+              </w:rPr>
+              <w:t>Act 2 — Sign in (1 min)</w:t>
+            </w:r>
+            <w:r>
+              <w:rPr>
+                <w:noProof/>
+              </w:rPr>
+              <w:tab/>
+            </w:r>
+            <w:r>
+              <w:rPr>
+                <w:noProof/>
+              </w:rPr>
+              <w:fldChar w:fldCharType="begin"/>
+            </w:r>
+            <w:r>
+              <w:rPr>
+                <w:noProof/>
+              </w:rPr>
+              <w:instrText xml:space="preserve"> PAGEREF _Toc243815352 \h </w:instrText>
+            </w:r>
+            <w:r>
+              <w:rPr>
+                <w:noProof/>
+              </w:rPr>
+            </w:r>
+            <w:r>
+              <w:rPr>
+                <w:noProof/>
+              </w:rPr>
+              <w:fldChar w:fldCharType="separate"/>
+            </w:r>
+            <w:r>
+              <w:rPr>
+                <w:noProof/>
+              </w:rPr>
+              <w:t>8</w:t>
+            </w:r>
+            <w:r>
+              <w:rPr>
+                <w:noProof/>
+              </w:rPr>
+              <w:fldChar w:fldCharType="end"/>
+            </w:r>
+          </w:hyperlink>
+        </w:p>
+        <w:p>
+          <w:pPr>
+            <w:pStyle w:val="TOC2"/>
+            <w:tabs>
+              <w:tab w:val="right" w:leader="dot" w:pos="9736"/>
+            </w:tabs>
+            <w:rPr>
+              <w:rFonts w:asciiTheme="minorHAnsi" w:eastAsiaTheme="minorEastAsia" w:hAnsiTheme="minorHAnsi" w:cstheme="minorBidi"/>
+              <w:noProof/>
+              <w:color w:val="auto"/>
+              <w:kern w:val="2"/>
+              <w:sz w:val="24"/>
+              <w:szCs w:val="24"/>
+              <w14:ligatures w14:val="standardContextual"/>
+            </w:rPr>
+          </w:pPr>
+          <w:hyperlink w:anchor="_Toc243815353" w:history="1">
+            <w:r>
+              <w:rPr>
+                <w:rStyle w:val="Hyperlink"/>
+                <w:noProof/>
+              </w:rPr>
+              <w:t>Act 3 — Join with a code (4 min)</w:t>
+            </w:r>
+            <w:r>
+              <w:rPr>
+                <w:noProof/>
+              </w:rPr>
+              <w:tab/>
+            </w:r>
+            <w:r>
+              <w:rPr>
+                <w:noProof/>
+              </w:rPr>
+              <w:fldChar w:fldCharType="begin"/>
+            </w:r>
+            <w:r>
+              <w:rPr>
+                <w:noProof/>
+              </w:rPr>
+              <w:instrText xml:space="preserve"> PAGEREF _Toc243815353 \h </w:instrText>
+            </w:r>
+            <w:r>
+              <w:rPr>
+                <w:noProof/>
+              </w:rPr>
+            </w:r>
+            <w:r>
+              <w:rPr>
+                <w:noProof/>
+              </w:rPr>
+              <w:fldChar w:fldCharType="separate"/>
+            </w:r>
+            <w:r>
+              <w:rPr>
+                <w:noProof/>
+              </w:rPr>
+              <w:t>8</w:t>
+            </w:r>
+            <w:r>
+              <w:rPr>
+                <w:noProof/>
+              </w:rPr>
+              <w:fldChar w:fldCharType="end"/>
+            </w:r>
+          </w:hyperlink>
+        </w:p>
+        <w:p>
+          <w:pPr>
+            <w:pStyle w:val="TOC2"/>
+            <w:tabs>
+              <w:tab w:val="right" w:leader="dot" w:pos="9736"/>
+            </w:tabs>
+            <w:rPr>
+              <w:rFonts w:asciiTheme="minorHAnsi" w:eastAsiaTheme="minorEastAsia" w:hAnsiTheme="minorHAnsi" w:cstheme="minorBidi"/>
+              <w:noProof/>
+              <w:color w:val="auto"/>
+              <w:kern w:val="2"/>
+              <w:sz w:val="24"/>
+              <w:szCs w:val="24"/>
+              <w14:ligatures w14:val="standardContextual"/>
+            </w:rPr>
+          </w:pPr>
+          <w:hyperlink w:anchor="_Toc243815354" w:history="1">
+            <w:r>
+              <w:rPr>
+                <w:rStyle w:val="Hyperlink"/>
+                <w:noProof/>
+              </w:rPr>
+              <w:t>Act 4 — Honest health (2 min)</w:t>
+            </w:r>
+            <w:r>
+              <w:rPr>
+                <w:noProof/>
+              </w:rPr>
+              <w:tab/>
+            </w:r>
+            <w:r>
+              <w:rPr>
+                <w:noProof/>
+              </w:rPr>
+              <w:fldChar w:fldCharType="begin"/>
+            </w:r>
+            <w:r>
+              <w:rPr>
+                <w:noProof/>
+              </w:rPr>
+              <w:instrText xml:space="preserve"> PAGEREF _Toc243815354 \h </w:instrText>
+            </w:r>
+            <w:r>
+              <w:rPr>
+                <w:noProof/>
+              </w:rPr>
+            </w:r>
+            <w:r>
+              <w:rPr>
+                <w:noProof/>
+              </w:rPr>
+              <w:fldChar w:fldCharType="separate"/>
+            </w:r>
+            <w:r>
+              <w:rPr>
+                <w:noProof/>
+              </w:rPr>
+              <w:t>9</w:t>
+            </w:r>
+            <w:r>
+              <w:rPr>
+                <w:noProof/>
+              </w:rPr>
+              <w:fldChar w:fldCharType="end"/>
+            </w:r>
+          </w:hyperlink>
+        </w:p>
+        <w:p>
+          <w:pPr>
+            <w:pStyle w:val="TOC2"/>
+            <w:tabs>
+              <w:tab w:val="right" w:leader="dot" w:pos="9736"/>
+            </w:tabs>
+            <w:rPr>
+              <w:rFonts w:asciiTheme="minorHAnsi" w:eastAsiaTheme="minorEastAsia" w:hAnsiTheme="minorHAnsi" w:cstheme="minorBidi"/>
+              <w:noProof/>
+              <w:color w:val="auto"/>
+              <w:kern w:val="2"/>
+              <w:sz w:val="24"/>
+              <w:szCs w:val="24"/>
+              <w14:ligatures w14:val="standardContextual"/>
+            </w:rPr>
+          </w:pPr>
+          <w:hyperlink w:anchor="_Toc243815355" w:history="1">
+            <w:r>
+              <w:rPr>
+                <w:rStyle w:val="Hyperlink"/>
+                <w:noProof/>
+              </w:rPr>
+              <w:t>Act 5 — Protocol simulation (optional, 3 min)</w:t>
+            </w:r>
+            <w:r>
+              <w:rPr>
+                <w:noProof/>
+              </w:rPr>
+              <w:tab/>
+            </w:r>
+            <w:r>
+              <w:rPr>
+                <w:noProof/>
+              </w:rPr>
+              <w:fldChar w:fldCharType="begin"/>
+            </w:r>
+            <w:r>
+              <w:rPr>
+                <w:noProof/>
+              </w:rPr>
+              <w:instrText xml:space="preserve"> PAGEREF _Toc243815355 \h </w:instrText>
+            </w:r>
+            <w:r>
+              <w:rPr>
+                <w:noProof/>
+              </w:rPr>
+            </w:r>
+            <w:r>
+              <w:rPr>
+                <w:noProof/>
+              </w:rPr>
+              <w:fldChar w:fldCharType="separate"/>
+            </w:r>
+            <w:r>
+              <w:rPr>
+                <w:noProof/>
+              </w:rPr>
+              <w:t>9</w:t>
+            </w:r>
+            <w:r>
+              <w:rPr>
+                <w:noProof/>
+              </w:rPr>
+              <w:fldChar w:fldCharType="end"/>
+            </w:r>
+          </w:hyperlink>
+        </w:p>
+        <w:p>
+          <w:pPr>
+            <w:pStyle w:val="TOC2"/>
+            <w:tabs>
+              <w:tab w:val="right" w:leader="dot" w:pos="9736"/>
+            </w:tabs>
+            <w:rPr>
+              <w:rFonts w:asciiTheme="minorHAnsi" w:eastAsiaTheme="minorEastAsia" w:hAnsiTheme="minorHAnsi" w:cstheme="minorBidi"/>
+              <w:noProof/>
+              <w:color w:val="auto"/>
+              <w:kern w:val="2"/>
+              <w:sz w:val="24"/>
+              <w:szCs w:val="24"/>
+              <w14:ligatures w14:val="standardContextual"/>
+            </w:rPr>
+          </w:pPr>
+          <w:hyperlink w:anchor="_Toc243815356" w:history="1">
+            <w:r>
+              <w:rPr>
+                <w:rStyle w:val="Hyperlink"/>
+                <w:noProof/>
+              </w:rPr>
+              <w:t>Act 6 — A real WireGuard tunnel (4 min)</w:t>
+            </w:r>
+            <w:r>
+              <w:rPr>
+                <w:noProof/>
+              </w:rPr>
+              <w:tab/>
+            </w:r>
+            <w:r>
+              <w:rPr>
+                <w:noProof/>
+              </w:rPr>
+              <w:fldChar w:fldCharType="begin"/>
+            </w:r>
+            <w:r>
+              <w:rPr>
+                <w:noProof/>
+              </w:rPr>
+              <w:instrText xml:space="preserve"> PAGEREF _Toc243815356 \h </w:instrText>
+            </w:r>
+            <w:r>
+              <w:rPr>
+                <w:noProof/>
+              </w:rPr>
+            </w:r>
+            <w:r>
+              <w:rPr>
+                <w:noProof/>
+              </w:rPr>
+              <w:fldChar w:fldCharType="separate"/>
+            </w:r>
+            <w:r>
+              <w:rPr>
+                <w:noProof/>
+              </w:rPr>
+              <w:t>9</w:t>
+            </w:r>
+            <w:r>
+              <w:rPr>
+                <w:noProof/>
+              </w:rPr>
+              <w:fldChar w:fldCharType="end"/>
+            </w:r>
+          </w:hyperlink>
+        </w:p>
+        <w:p>
+          <w:pPr>
+            <w:pStyle w:val="TOC2"/>
+            <w:tabs>
+              <w:tab w:val="right" w:leader="dot" w:pos="9736"/>
+            </w:tabs>
+            <w:rPr>
+              <w:rFonts w:asciiTheme="minorHAnsi" w:eastAsiaTheme="minorEastAsia" w:hAnsiTheme="minorHAnsi" w:cstheme="minorBidi"/>
+              <w:noProof/>
+              <w:color w:val="auto"/>
+              <w:kern w:val="2"/>
+              <w:sz w:val="24"/>
+              <w:szCs w:val="24"/>
+              <w14:ligatures w14:val="standardContextual"/>
+            </w:rPr>
+          </w:pPr>
+          <w:hyperlink w:anchor="_Toc243815357" w:history="1">
+            <w:r>
+              <w:rPr>
+                <w:rStyle w:val="Hyperlink"/>
+                <w:noProof/>
+              </w:rPr>
+              <w:t>Act 7 — Real data through the tunnel (3 min)</w:t>
+            </w:r>
+            <w:r>
+              <w:rPr>
+                <w:noProof/>
+              </w:rPr>
+              <w:tab/>
+            </w:r>
+            <w:r>
+              <w:rPr>
+                <w:noProof/>
+              </w:rPr>
+              <w:fldChar w:fldCharType="begin"/>
+            </w:r>
+            <w:r>
+              <w:rPr>
+                <w:noProof/>
+              </w:rPr>
+              <w:instrText xml:space="preserve"> PAGEREF _Toc243815357 \h </w:instrText>
+            </w:r>
+            <w:r>
+              <w:rPr>
+                <w:noProof/>
+              </w:rPr>
+            </w:r>
+            <w:r>
+              <w:rPr>
+                <w:noProof/>
+              </w:rPr>
+              <w:fldChar w:fldCharType="separate"/>
+            </w:r>
+            <w:r>
+              <w:rPr>
+                <w:noProof/>
+              </w:rPr>
+              <w:t>10</w:t>
+            </w:r>
+            <w:r>
+              <w:rPr>
+                <w:noProof/>
+              </w:rPr>
+              <w:fldChar w:fldCharType="end"/>
+            </w:r>
+          </w:hyperlink>
+        </w:p>
+        <w:p>
+          <w:pPr>
+            <w:pStyle w:val="TOC2"/>
+            <w:tabs>
+              <w:tab w:val="right" w:leader="dot" w:pos="9736"/>
+            </w:tabs>
+            <w:rPr>
+              <w:rFonts w:asciiTheme="minorHAnsi" w:eastAsiaTheme="minorEastAsia" w:hAnsiTheme="minorHAnsi" w:cstheme="minorBidi"/>
+              <w:noProof/>
+              <w:color w:val="auto"/>
+              <w:kern w:val="2"/>
+              <w:sz w:val="24"/>
+              <w:szCs w:val="24"/>
+              <w14:ligatures w14:val="standardContextual"/>
+            </w:rPr>
+          </w:pPr>
+          <w:hyperlink w:anchor="_Toc243815358" w:history="1">
+            <w:r>
+              <w:rPr>
+                <w:rStyle w:val="Hyperlink"/>
+                <w:noProof/>
+              </w:rPr>
+              <w:t>Act 8 — Autopsy: diagnose, approve, verify (3 min)</w:t>
+            </w:r>
+            <w:r>
+              <w:rPr>
+                <w:noProof/>
+              </w:rPr>
+              <w:tab/>
+            </w:r>
+            <w:r>
+              <w:rPr>
+                <w:noProof/>
+              </w:rPr>
+              <w:fldChar w:fldCharType="begin"/>
+            </w:r>
+            <w:r>
+              <w:rPr>
+                <w:noProof/>
+              </w:rPr>
+              <w:instrText xml:space="preserve"> PAGEREF _Toc243815358 \h </w:instrText>
+            </w:r>
+            <w:r>
+              <w:rPr>
+                <w:noProof/>
+              </w:rPr>
+            </w:r>
+            <w:r>
+              <w:rPr>
+                <w:noProof/>
+              </w:rPr>
+              <w:fldChar w:fldCharType="separate"/>
+            </w:r>
+            <w:r>
+              <w:rPr>
+                <w:noProof/>
+              </w:rPr>
+              <w:t>11</w:t>
+            </w:r>
+            <w:r>
+              <w:rPr>
+                <w:noProof/>
+              </w:rPr>
+              <w:fldChar w:fldCharType="end"/>
+            </w:r>
+          </w:hyperlink>
+        </w:p>
+        <w:p>
+          <w:pPr>
+            <w:pStyle w:val="TOC2"/>
+            <w:tabs>
+              <w:tab w:val="right" w:leader="dot" w:pos="9736"/>
+            </w:tabs>
+            <w:rPr>
+              <w:rFonts w:asciiTheme="minorHAnsi" w:eastAsiaTheme="minorEastAsia" w:hAnsiTheme="minorHAnsi" w:cstheme="minorBidi"/>
+              <w:noProof/>
+              <w:color w:val="auto"/>
+              <w:kern w:val="2"/>
+              <w:sz w:val="24"/>
+              <w:szCs w:val="24"/>
+              <w14:ligatures w14:val="standardContextual"/>
+            </w:rPr>
+          </w:pPr>
+          <w:hyperlink w:anchor="_Toc243815359" w:history="1">
+            <w:r>
+              <w:rPr>
+                <w:rStyle w:val="Hyperlink"/>
+                <w:noProof/>
+              </w:rPr>
+              <w:t>Act 9 — AI Insights and device analysis (2 min)</w:t>
+            </w:r>
+            <w:r>
+              <w:rPr>
+                <w:noProof/>
+              </w:rPr>
+              <w:tab/>
+            </w:r>
+            <w:r>
+              <w:rPr>
+                <w:noProof/>
+              </w:rPr>
+              <w:fldChar w:fldCharType="begin"/>
+            </w:r>
+            <w:r>
+              <w:rPr>
+                <w:noProof/>
+              </w:rPr>
+              <w:instrText xml:space="preserve"> PAGEREF _Toc243815359 \h </w:instrText>
+            </w:r>
+            <w:r>
+              <w:rPr>
+                <w:noProof/>
+              </w:rPr>
+            </w:r>
+            <w:r>
+              <w:rPr>
+                <w:noProof/>
+              </w:rPr>
+              <w:fldChar w:fldCharType="separate"/>
+            </w:r>
+            <w:r>
+              <w:rPr>
+                <w:noProof/>
+              </w:rPr>
+              <w:t>11</w:t>
+            </w:r>
+            <w:r>
+              <w:rPr>
+                <w:noProof/>
+              </w:rPr>
+              <w:fldChar w:fldCharType="end"/>
+            </w:r>
+          </w:hyperlink>
+        </w:p>
+        <w:p>
+          <w:pPr>
+            <w:pStyle w:val="TOC2"/>
+            <w:tabs>
+              <w:tab w:val="right" w:leader="dot" w:pos="9736"/>
+            </w:tabs>
+            <w:rPr>
+              <w:rFonts w:asciiTheme="minorHAnsi" w:eastAsiaTheme="minorEastAsia" w:hAnsiTheme="minorHAnsi" w:cstheme="minorBidi"/>
+              <w:noProof/>
+              <w:color w:val="auto"/>
+              <w:kern w:val="2"/>
+              <w:sz w:val="24"/>
+              <w:szCs w:val="24"/>
+              <w14:ligatures w14:val="standardContextual"/>
+            </w:rPr>
+          </w:pPr>
+          <w:hyperlink w:anchor="_Toc243815360" w:history="1">
+            <w:r>
+              <w:rPr>
+                <w:rStyle w:val="Hyperlink"/>
+                <w:noProof/>
+              </w:rPr>
+              <w:t>Act 10 — Security: revoke and audit (2 min)</w:t>
+            </w:r>
+            <w:r>
+              <w:rPr>
+                <w:noProof/>
+              </w:rPr>
+              <w:tab/>
+            </w:r>
+            <w:r>
+              <w:rPr>
+                <w:noProof/>
+              </w:rPr>
+              <w:fldChar w:fldCharType="begin"/>
+            </w:r>
+            <w:r>
+              <w:rPr>
+                <w:noProof/>
+              </w:rPr>
+              <w:instrText xml:space="preserve"> PAGEREF _Toc243815360 \h </w:instrText>
+            </w:r>
+            <w:r>
+              <w:rPr>
+                <w:noProof/>
+              </w:rPr>
+            </w:r>
+            <w:r>
+              <w:rPr>
+                <w:noProof/>
+              </w:rPr>
+              <w:fldChar w:fldCharType="separate"/>
+            </w:r>
+            <w:r>
+              <w:rPr>
+                <w:noProof/>
+              </w:rPr>
+              <w:t>11</w:t>
+            </w:r>
+            <w:r>
+              <w:rPr>
+                <w:noProof/>
+              </w:rPr>
+              <w:fldChar w:fldCharType="end"/>
+            </w:r>
+          </w:hyperlink>
+        </w:p>
+        <w:p>
+          <w:pPr>
+            <w:pStyle w:val="TOC2"/>
+            <w:tabs>
+              <w:tab w:val="right" w:leader="dot" w:pos="9736"/>
+            </w:tabs>
+            <w:rPr>
+              <w:rFonts w:asciiTheme="minorHAnsi" w:eastAsiaTheme="minorEastAsia" w:hAnsiTheme="minorHAnsi" w:cstheme="minorBidi"/>
+              <w:noProof/>
+              <w:color w:val="auto"/>
+              <w:kern w:val="2"/>
+              <w:sz w:val="24"/>
+              <w:szCs w:val="24"/>
+              <w14:ligatures w14:val="standardContextual"/>
+            </w:rPr>
+          </w:pPr>
+          <w:hyperlink w:anchor="_Toc243815361" w:history="1">
+            <w:r>
+              <w:rPr>
+                <w:rStyle w:val="Hyperlink"/>
+                <w:noProof/>
+              </w:rPr>
+              <w:t>Act 11 — Quality and CI/CD (optional, 1 min)</w:t>
+            </w:r>
+            <w:r>
+              <w:rPr>
+                <w:noProof/>
+              </w:rPr>
+              <w:tab/>
+            </w:r>
+            <w:r>
+              <w:rPr>
+                <w:noProof/>
+              </w:rPr>
+              <w:fldChar w:fldCharType="begin"/>
+            </w:r>
+            <w:r>
+              <w:rPr>
+                <w:noProof/>
+              </w:rPr>
+              <w:instrText xml:space="preserve"> PAGEREF _Toc243815361 \h </w:instrText>
+            </w:r>
+            <w:r>
+              <w:rPr>
+                <w:noProof/>
+              </w:rPr>
+            </w:r>
+            <w:r>
+              <w:rPr>
+                <w:noProof/>
+              </w:rPr>
+              <w:fldChar w:fldCharType="separate"/>
+            </w:r>
+            <w:r>
+              <w:rPr>
+                <w:noProof/>
+              </w:rPr>
+              <w:t>11</w:t>
             </w:r>
             <w:r>
               <w:rPr>
@@ -1130,13 +2062,13 @@
               <w14:ligatures w14:val="standardContextual"/>
             </w:rPr>
           </w:pPr>
-          <w:hyperlink w:anchor="_Toc243762132" w:history="1">
+          <w:hyperlink w:anchor="_Toc243815362" w:history="1">
             <w:r>
               <w:rPr>
                 <w:rStyle w:val="Hyperlink"/>
                 <w:noProof/>
               </w:rPr>
-              <w:t>3. Starting everything (10 minutes before)</w:t>
+              <w:t>6. Questions you may be asked</w:t>
             </w:r>
             <w:r>
               <w:rPr>
@@ -1154,7 +2086,7 @@
               <w:rPr>
                 <w:noProof/>
               </w:rPr>
-              <w:instrText xml:space="preserve"> PAGEREF _Toc243762132 \h </w:instrText>
+              <w:instrText xml:space="preserve"> PAGEREF _Toc243815362 \h </w:instrText>
             </w:r>
             <w:r>
               <w:rPr>
@@ -1171,7 +2103,74 @@
               <w:rPr>
                 <w:noProof/>
               </w:rPr>
-              <w:t>6</w:t>
+              <w:t>12</w:t>
+            </w:r>
+            <w:r>
+              <w:rPr>
+                <w:noProof/>
+              </w:rPr>
+              <w:fldChar w:fldCharType="end"/>
+            </w:r>
+          </w:hyperlink>
+        </w:p>
+        <w:p>
+          <w:pPr>
+            <w:pStyle w:val="TOC1"/>
+            <w:tabs>
+              <w:tab w:val="right" w:leader="dot" w:pos="9736"/>
+            </w:tabs>
+            <w:rPr>
+              <w:rFonts w:asciiTheme="minorHAnsi" w:eastAsiaTheme="minorEastAsia" w:hAnsiTheme="minorHAnsi" w:cstheme="minorBidi"/>
+              <w:noProof/>
+              <w:color w:val="auto"/>
+              <w:kern w:val="2"/>
+              <w:sz w:val="24"/>
+              <w:szCs w:val="24"/>
+              <w14:ligatures w14:val="standardContextual"/>
+            </w:rPr>
+          </w:pPr>
+          <w:hyperlink w:anchor="_Toc243815363" w:history="1">
+            <w:r>
+              <w:rPr>
+                <w:rStyle w:val="Hyperlink"/>
+                <w:noProof/>
+              </w:rPr>
+              <w:t>7. If something goes wrong, and resetting</w:t>
+            </w:r>
+            <w:r>
+              <w:rPr>
+                <w:noProof/>
+              </w:rPr>
+              <w:tab/>
+            </w:r>
+            <w:r>
+              <w:rPr>
+                <w:noProof/>
+              </w:rPr>
+              <w:fldChar w:fldCharType="begin"/>
+            </w:r>
+            <w:r>
+              <w:rPr>
+                <w:noProof/>
+              </w:rPr>
+              <w:instrText xml:space="preserve"> PAGEREF _Toc243815363 \h </w:instrText>
+            </w:r>
+            <w:r>
+              <w:rPr>
+                <w:noProof/>
+              </w:rPr>
+            </w:r>
+            <w:r>
+              <w:rPr>
+                <w:noProof/>
+              </w:rPr>
+              <w:fldChar w:fldCharType="separate"/>
+            </w:r>
+            <w:r>
+              <w:rPr>
+                <w:noProof/>
+              </w:rPr>
+              <w:t>13</w:t>
             </w:r>
             <w:r>
               <w:rPr>
@@ -1197,13 +2196,13 @@
               <w14:ligatures w14:val="standardContextual"/>
             </w:rPr>
           </w:pPr>
-          <w:hyperlink w:anchor="_Toc243762133" w:history="1">
+          <w:hyperlink w:anchor="_Toc243815364" w:history="1">
             <w:r>
               <w:rPr>
                 <w:rStyle w:val="Hyperlink"/>
                 <w:noProof/>
               </w:rPr>
-              <w:t>Quick checks</w:t>
+              <w:t>Troubleshooting during the demo</w:t>
             </w:r>
             <w:r>
               <w:rPr>
@@ -1221,7 +2220,7 @@
               <w:rPr>
                 <w:noProof/>
               </w:rPr>
-              <w:instrText xml:space="preserve"> PAGEREF _Toc243762133 \h </w:instrText>
+              <w:instrText xml:space="preserve"> PAGEREF _Toc243815364 \h </w:instrText>
             </w:r>
             <w:r>
               <w:rPr>
@@ -1238,7 +2237,141 @@
               <w:rPr>
                 <w:noProof/>
               </w:rPr>
-              <w:t>6</w:t>
+              <w:t>13</w:t>
+            </w:r>
+            <w:r>
+              <w:rPr>
+                <w:noProof/>
+              </w:rPr>
+              <w:fldChar w:fldCharType="end"/>
+            </w:r>
+          </w:hyperlink>
+        </w:p>
+        <w:p>
+          <w:pPr>
+            <w:pStyle w:val="TOC2"/>
+            <w:tabs>
+              <w:tab w:val="right" w:leader="dot" w:pos="9736"/>
+            </w:tabs>
+            <w:rPr>
+              <w:rFonts w:asciiTheme="minorHAnsi" w:eastAsiaTheme="minorEastAsia" w:hAnsiTheme="minorHAnsi" w:cstheme="minorBidi"/>
+              <w:noProof/>
+              <w:color w:val="auto"/>
+              <w:kern w:val="2"/>
+              <w:sz w:val="24"/>
+              <w:szCs w:val="24"/>
+              <w14:ligatures w14:val="standardContextual"/>
+            </w:rPr>
+          </w:pPr>
+          <w:hyperlink w:anchor="_Toc243815365" w:history="1">
+            <w:r>
+              <w:rPr>
+                <w:rStyle w:val="Hyperlink"/>
+                <w:noProof/>
+              </w:rPr>
+              <w:t>Resetting for another run</w:t>
+            </w:r>
+            <w:r>
+              <w:rPr>
+                <w:noProof/>
+              </w:rPr>
+              <w:tab/>
+            </w:r>
+            <w:r>
+              <w:rPr>
+                <w:noProof/>
+              </w:rPr>
+              <w:fldChar w:fldCharType="begin"/>
+            </w:r>
+            <w:r>
+              <w:rPr>
+                <w:noProof/>
+              </w:rPr>
+              <w:instrText xml:space="preserve"> PAGEREF _Toc243815365 \h </w:instrText>
+            </w:r>
+            <w:r>
+              <w:rPr>
+                <w:noProof/>
+              </w:rPr>
+            </w:r>
+            <w:r>
+              <w:rPr>
+                <w:noProof/>
+              </w:rPr>
+              <w:fldChar w:fldCharType="separate"/>
+            </w:r>
+            <w:r>
+              <w:rPr>
+                <w:noProof/>
+              </w:rPr>
+              <w:t>13</w:t>
+            </w:r>
+            <w:r>
+              <w:rPr>
+                <w:noProof/>
+              </w:rPr>
+              <w:fldChar w:fldCharType="end"/>
+            </w:r>
+          </w:hyperlink>
+        </w:p>
+        <w:p>
+          <w:pPr>
+            <w:pStyle w:val="TOC2"/>
+            <w:tabs>
+              <w:tab w:val="right" w:leader="dot" w:pos="9736"/>
+            </w:tabs>
+            <w:rPr>
+              <w:rFonts w:asciiTheme="minorHAnsi" w:eastAsiaTheme="minorEastAsia" w:hAnsiTheme="minorHAnsi" w:cstheme="minorBidi"/>
+              <w:noProof/>
+              <w:color w:val="auto"/>
+              <w:kern w:val="2"/>
+              <w:sz w:val="24"/>
+              <w:szCs w:val="24"/>
+              <w14:ligatures w14:val="standardContextual"/>
+            </w:rPr>
+          </w:pPr>
+          <w:hyperlink w:anchor="_Toc243815366" w:history="1">
+            <w:r>
+              <w:rPr>
+                <w:rStyle w:val="Hyperlink"/>
+                <w:noProof/>
+              </w:rPr>
+              <w:t>Documents to have ready</w:t>
+            </w:r>
+            <w:r>
+              <w:rPr>
+                <w:noProof/>
+              </w:rPr>
+              <w:tab/>
+            </w:r>
+            <w:r>
+              <w:rPr>
+                <w:noProof/>
+              </w:rPr>
+              <w:fldChar w:fldCharType="begin"/>
+            </w:r>
+            <w:r>
+              <w:rPr>
+                <w:noProof/>
+              </w:rPr>
+              <w:instrText xml:space="preserve"> PAGEREF _Toc243815366 \h </w:instrText>
+            </w:r>
+            <w:r>
+              <w:rPr>
+                <w:noProof/>
+              </w:rPr>
+            </w:r>
+            <w:r>
+              <w:rPr>
+                <w:noProof/>
+              </w:rPr>
+              <w:fldChar w:fldCharType="separate"/>
+            </w:r>
+            <w:r>
+              <w:rPr>
+                <w:noProof/>
+              </w:rPr>
+              <w:t>13</w:t>
             </w:r>
             <w:r>
               <w:rPr>
@@ -1264,13 +2397,13 @@
               <w14:ligatures w14:val="standardContextual"/>
             </w:rPr>
           </w:pPr>
-          <w:hyperlink w:anchor="_Toc243762134" w:history="1">
+          <w:hyperlink w:anchor="_Toc243815367" w:history="1">
             <w:r>
               <w:rPr>
                 <w:rStyle w:val="Hyperlink"/>
                 <w:noProof/>
               </w:rPr>
-              <w:t>4. The demo, act by act</w:t>
+              <w:t>8. Printable checklist</w:t>
             </w:r>
             <w:r>
               <w:rPr>
@@ -1288,1079 +2421,7 @@
               <w:rPr>
                 <w:noProof/>
               </w:rPr>
-              <w:instrText xml:space="preserve"> PAGEREF _Toc243762134 \h </w:instrText>
-            </w:r>
-            <w:r>
-              <w:rPr>
-                <w:noProof/>
-              </w:rPr>
-            </w:r>
-            <w:r>
-              <w:rPr>
-                <w:noProof/>
-              </w:rPr>
-              <w:fldChar w:fldCharType="separate"/>
-            </w:r>
-            <w:r>
-              <w:rPr>
-                <w:noProof/>
-              </w:rPr>
-              <w:t>7</w:t>
-            </w:r>
-            <w:r>
-              <w:rPr>
-                <w:noProof/>
-              </w:rPr>
-              <w:fldChar w:fldCharType="end"/>
-            </w:r>
-          </w:hyperlink>
-        </w:p>
-        <w:p>
-          <w:pPr>
-            <w:pStyle w:val="TOC2"/>
-            <w:tabs>
-              <w:tab w:val="right" w:leader="dot" w:pos="9736"/>
-            </w:tabs>
-            <w:rPr>
-              <w:rFonts w:asciiTheme="minorHAnsi" w:eastAsiaTheme="minorEastAsia" w:hAnsiTheme="minorHAnsi" w:cstheme="minorBidi"/>
-              <w:noProof/>
-              <w:color w:val="auto"/>
-              <w:kern w:val="2"/>
-              <w:sz w:val="24"/>
-              <w:szCs w:val="24"/>
-              <w14:ligatures w14:val="standardContextual"/>
-            </w:rPr>
-          </w:pPr>
-          <w:hyperlink w:anchor="_Toc243762135" w:history="1">
-            <w:r>
-              <w:rPr>
-                <w:rStyle w:val="Hyperlink"/>
-                <w:noProof/>
-              </w:rPr>
-              <w:t>Act 1 — Landing page and architecture (3 min)</w:t>
-            </w:r>
-            <w:r>
-              <w:rPr>
-                <w:noProof/>
-              </w:rPr>
-              <w:tab/>
-            </w:r>
-            <w:r>
-              <w:rPr>
-                <w:noProof/>
-              </w:rPr>
-              <w:fldChar w:fldCharType="begin"/>
-            </w:r>
-            <w:r>
-              <w:rPr>
-                <w:noProof/>
-              </w:rPr>
-              <w:instrText xml:space="preserve"> PAGEREF _Toc243762135 \h </w:instrText>
-            </w:r>
-            <w:r>
-              <w:rPr>
-                <w:noProof/>
-              </w:rPr>
-            </w:r>
-            <w:r>
-              <w:rPr>
-                <w:noProof/>
-              </w:rPr>
-              <w:fldChar w:fldCharType="separate"/>
-            </w:r>
-            <w:r>
-              <w:rPr>
-                <w:noProof/>
-              </w:rPr>
-              <w:t>7</w:t>
-            </w:r>
-            <w:r>
-              <w:rPr>
-                <w:noProof/>
-              </w:rPr>
-              <w:fldChar w:fldCharType="end"/>
-            </w:r>
-          </w:hyperlink>
-        </w:p>
-        <w:p>
-          <w:pPr>
-            <w:pStyle w:val="TOC2"/>
-            <w:tabs>
-              <w:tab w:val="right" w:leader="dot" w:pos="9736"/>
-            </w:tabs>
-            <w:rPr>
-              <w:rFonts w:asciiTheme="minorHAnsi" w:eastAsiaTheme="minorEastAsia" w:hAnsiTheme="minorHAnsi" w:cstheme="minorBidi"/>
-              <w:noProof/>
-              <w:color w:val="auto"/>
-              <w:kern w:val="2"/>
-              <w:sz w:val="24"/>
-              <w:szCs w:val="24"/>
-              <w14:ligatures w14:val="standardContextual"/>
-            </w:rPr>
-          </w:pPr>
-          <w:hyperlink w:anchor="_Toc243762136" w:history="1">
-            <w:r>
-              <w:rPr>
-                <w:rStyle w:val="Hyperlink"/>
-                <w:noProof/>
-              </w:rPr>
-              <w:t>Act 2 — Sign up and guided setup (3 min)</w:t>
-            </w:r>
-            <w:r>
-              <w:rPr>
-                <w:noProof/>
-              </w:rPr>
-              <w:tab/>
-            </w:r>
-            <w:r>
-              <w:rPr>
-                <w:noProof/>
-              </w:rPr>
-              <w:fldChar w:fldCharType="begin"/>
-            </w:r>
-            <w:r>
-              <w:rPr>
-                <w:noProof/>
-              </w:rPr>
-              <w:instrText xml:space="preserve"> PAGEREF _Toc243762136 \h </w:instrText>
-            </w:r>
-            <w:r>
-              <w:rPr>
-                <w:noProof/>
-              </w:rPr>
-            </w:r>
-            <w:r>
-              <w:rPr>
-                <w:noProof/>
-              </w:rPr>
-              <w:fldChar w:fldCharType="separate"/>
-            </w:r>
-            <w:r>
-              <w:rPr>
-                <w:noProof/>
-              </w:rPr>
-              <w:t>7</w:t>
-            </w:r>
-            <w:r>
-              <w:rPr>
-                <w:noProof/>
-              </w:rPr>
-              <w:fldChar w:fldCharType="end"/>
-            </w:r>
-          </w:hyperlink>
-        </w:p>
-        <w:p>
-          <w:pPr>
-            <w:pStyle w:val="TOC2"/>
-            <w:tabs>
-              <w:tab w:val="right" w:leader="dot" w:pos="9736"/>
-            </w:tabs>
-            <w:rPr>
-              <w:rFonts w:asciiTheme="minorHAnsi" w:eastAsiaTheme="minorEastAsia" w:hAnsiTheme="minorHAnsi" w:cstheme="minorBidi"/>
-              <w:noProof/>
-              <w:color w:val="auto"/>
-              <w:kern w:val="2"/>
-              <w:sz w:val="24"/>
-              <w:szCs w:val="24"/>
-              <w14:ligatures w14:val="standardContextual"/>
-            </w:rPr>
-          </w:pPr>
-          <w:hyperlink w:anchor="_Toc243762137" w:history="1">
-            <w:r>
-              <w:rPr>
-                <w:rStyle w:val="Hyperlink"/>
-                <w:noProof/>
-              </w:rPr>
-              <w:t>Act 3 — Join with a code (4 min)</w:t>
-            </w:r>
-            <w:r>
-              <w:rPr>
-                <w:noProof/>
-              </w:rPr>
-              <w:tab/>
-            </w:r>
-            <w:r>
-              <w:rPr>
-                <w:noProof/>
-              </w:rPr>
-              <w:fldChar w:fldCharType="begin"/>
-            </w:r>
-            <w:r>
-              <w:rPr>
-                <w:noProof/>
-              </w:rPr>
-              <w:instrText xml:space="preserve"> PAGEREF _Toc243762137 \h </w:instrText>
-            </w:r>
-            <w:r>
-              <w:rPr>
-                <w:noProof/>
-              </w:rPr>
-            </w:r>
-            <w:r>
-              <w:rPr>
-                <w:noProof/>
-              </w:rPr>
-              <w:fldChar w:fldCharType="separate"/>
-            </w:r>
-            <w:r>
-              <w:rPr>
-                <w:noProof/>
-              </w:rPr>
-              <w:t>8</w:t>
-            </w:r>
-            <w:r>
-              <w:rPr>
-                <w:noProof/>
-              </w:rPr>
-              <w:fldChar w:fldCharType="end"/>
-            </w:r>
-          </w:hyperlink>
-        </w:p>
-        <w:p>
-          <w:pPr>
-            <w:pStyle w:val="TOC2"/>
-            <w:tabs>
-              <w:tab w:val="right" w:leader="dot" w:pos="9736"/>
-            </w:tabs>
-            <w:rPr>
-              <w:rFonts w:asciiTheme="minorHAnsi" w:eastAsiaTheme="minorEastAsia" w:hAnsiTheme="minorHAnsi" w:cstheme="minorBidi"/>
-              <w:noProof/>
-              <w:color w:val="auto"/>
-              <w:kern w:val="2"/>
-              <w:sz w:val="24"/>
-              <w:szCs w:val="24"/>
-              <w14:ligatures w14:val="standardContextual"/>
-            </w:rPr>
-          </w:pPr>
-          <w:hyperlink w:anchor="_Toc243762138" w:history="1">
-            <w:r>
-              <w:rPr>
-                <w:rStyle w:val="Hyperlink"/>
-                <w:noProof/>
-              </w:rPr>
-              <w:t>Act 4 — Honest health (2 min)</w:t>
-            </w:r>
-            <w:r>
-              <w:rPr>
-                <w:noProof/>
-              </w:rPr>
-              <w:tab/>
-            </w:r>
-            <w:r>
-              <w:rPr>
-                <w:noProof/>
-              </w:rPr>
-              <w:fldChar w:fldCharType="begin"/>
-            </w:r>
-            <w:r>
-              <w:rPr>
-                <w:noProof/>
-              </w:rPr>
-              <w:instrText xml:space="preserve"> PAGEREF _Toc243762138 \h </w:instrText>
-            </w:r>
-            <w:r>
-              <w:rPr>
-                <w:noProof/>
-              </w:rPr>
-            </w:r>
-            <w:r>
-              <w:rPr>
-                <w:noProof/>
-              </w:rPr>
-              <w:fldChar w:fldCharType="separate"/>
-            </w:r>
-            <w:r>
-              <w:rPr>
-                <w:noProof/>
-              </w:rPr>
-              <w:t>8</w:t>
-            </w:r>
-            <w:r>
-              <w:rPr>
-                <w:noProof/>
-              </w:rPr>
-              <w:fldChar w:fldCharType="end"/>
-            </w:r>
-          </w:hyperlink>
-        </w:p>
-        <w:p>
-          <w:pPr>
-            <w:pStyle w:val="TOC2"/>
-            <w:tabs>
-              <w:tab w:val="right" w:leader="dot" w:pos="9736"/>
-            </w:tabs>
-            <w:rPr>
-              <w:rFonts w:asciiTheme="minorHAnsi" w:eastAsiaTheme="minorEastAsia" w:hAnsiTheme="minorHAnsi" w:cstheme="minorBidi"/>
-              <w:noProof/>
-              <w:color w:val="auto"/>
-              <w:kern w:val="2"/>
-              <w:sz w:val="24"/>
-              <w:szCs w:val="24"/>
-              <w14:ligatures w14:val="standardContextual"/>
-            </w:rPr>
-          </w:pPr>
-          <w:hyperlink w:anchor="_Toc243762139" w:history="1">
-            <w:r>
-              <w:rPr>
-                <w:rStyle w:val="Hyperlink"/>
-                <w:noProof/>
-              </w:rPr>
-              <w:t>Act 5 — Protocol simulation (optional, 3 min)</w:t>
-            </w:r>
-            <w:r>
-              <w:rPr>
-                <w:noProof/>
-              </w:rPr>
-              <w:tab/>
-            </w:r>
-            <w:r>
-              <w:rPr>
-                <w:noProof/>
-              </w:rPr>
-              <w:fldChar w:fldCharType="begin"/>
-            </w:r>
-            <w:r>
-              <w:rPr>
-                <w:noProof/>
-              </w:rPr>
-              <w:instrText xml:space="preserve"> PAGEREF _Toc243762139 \h </w:instrText>
-            </w:r>
-            <w:r>
-              <w:rPr>
-                <w:noProof/>
-              </w:rPr>
-            </w:r>
-            <w:r>
-              <w:rPr>
-                <w:noProof/>
-              </w:rPr>
-              <w:fldChar w:fldCharType="separate"/>
-            </w:r>
-            <w:r>
-              <w:rPr>
-                <w:noProof/>
-              </w:rPr>
-              <w:t>9</w:t>
-            </w:r>
-            <w:r>
-              <w:rPr>
-                <w:noProof/>
-              </w:rPr>
-              <w:fldChar w:fldCharType="end"/>
-            </w:r>
-          </w:hyperlink>
-        </w:p>
-        <w:p>
-          <w:pPr>
-            <w:pStyle w:val="TOC2"/>
-            <w:tabs>
-              <w:tab w:val="right" w:leader="dot" w:pos="9736"/>
-            </w:tabs>
-            <w:rPr>
-              <w:rFonts w:asciiTheme="minorHAnsi" w:eastAsiaTheme="minorEastAsia" w:hAnsiTheme="minorHAnsi" w:cstheme="minorBidi"/>
-              <w:noProof/>
-              <w:color w:val="auto"/>
-              <w:kern w:val="2"/>
-              <w:sz w:val="24"/>
-              <w:szCs w:val="24"/>
-              <w14:ligatures w14:val="standardContextual"/>
-            </w:rPr>
-          </w:pPr>
-          <w:hyperlink w:anchor="_Toc243762140" w:history="1">
-            <w:r>
-              <w:rPr>
-                <w:rStyle w:val="Hyperlink"/>
-                <w:noProof/>
-              </w:rPr>
-              <w:t>Act 6 — A real WireGuard tunnel (4 min)</w:t>
-            </w:r>
-            <w:r>
-              <w:rPr>
-                <w:noProof/>
-              </w:rPr>
-              <w:tab/>
-            </w:r>
-            <w:r>
-              <w:rPr>
-                <w:noProof/>
-              </w:rPr>
-              <w:fldChar w:fldCharType="begin"/>
-            </w:r>
-            <w:r>
-              <w:rPr>
-                <w:noProof/>
-              </w:rPr>
-              <w:instrText xml:space="preserve"> PAGEREF _Toc243762140 \h </w:instrText>
-            </w:r>
-            <w:r>
-              <w:rPr>
-                <w:noProof/>
-              </w:rPr>
-            </w:r>
-            <w:r>
-              <w:rPr>
-                <w:noProof/>
-              </w:rPr>
-              <w:fldChar w:fldCharType="separate"/>
-            </w:r>
-            <w:r>
-              <w:rPr>
-                <w:noProof/>
-              </w:rPr>
-              <w:t>9</w:t>
-            </w:r>
-            <w:r>
-              <w:rPr>
-                <w:noProof/>
-              </w:rPr>
-              <w:fldChar w:fldCharType="end"/>
-            </w:r>
-          </w:hyperlink>
-        </w:p>
-        <w:p>
-          <w:pPr>
-            <w:pStyle w:val="TOC2"/>
-            <w:tabs>
-              <w:tab w:val="right" w:leader="dot" w:pos="9736"/>
-            </w:tabs>
-            <w:rPr>
-              <w:rFonts w:asciiTheme="minorHAnsi" w:eastAsiaTheme="minorEastAsia" w:hAnsiTheme="minorHAnsi" w:cstheme="minorBidi"/>
-              <w:noProof/>
-              <w:color w:val="auto"/>
-              <w:kern w:val="2"/>
-              <w:sz w:val="24"/>
-              <w:szCs w:val="24"/>
-              <w14:ligatures w14:val="standardContextual"/>
-            </w:rPr>
-          </w:pPr>
-          <w:hyperlink w:anchor="_Toc243762141" w:history="1">
-            <w:r>
-              <w:rPr>
-                <w:rStyle w:val="Hyperlink"/>
-                <w:noProof/>
-              </w:rPr>
-              <w:t>Act 7 — Autopsy: diagnose, approve, verify (4 min)</w:t>
-            </w:r>
-            <w:r>
-              <w:rPr>
-                <w:noProof/>
-              </w:rPr>
-              <w:tab/>
-            </w:r>
-            <w:r>
-              <w:rPr>
-                <w:noProof/>
-              </w:rPr>
-              <w:fldChar w:fldCharType="begin"/>
-            </w:r>
-            <w:r>
-              <w:rPr>
-                <w:noProof/>
-              </w:rPr>
-              <w:instrText xml:space="preserve"> PAGEREF _Toc243762141 \h </w:instrText>
-            </w:r>
-            <w:r>
-              <w:rPr>
-                <w:noProof/>
-              </w:rPr>
-            </w:r>
-            <w:r>
-              <w:rPr>
-                <w:noProof/>
-              </w:rPr>
-              <w:fldChar w:fldCharType="separate"/>
-            </w:r>
-            <w:r>
-              <w:rPr>
-                <w:noProof/>
-              </w:rPr>
-              <w:t>10</w:t>
-            </w:r>
-            <w:r>
-              <w:rPr>
-                <w:noProof/>
-              </w:rPr>
-              <w:fldChar w:fldCharType="end"/>
-            </w:r>
-          </w:hyperlink>
-        </w:p>
-        <w:p>
-          <w:pPr>
-            <w:pStyle w:val="TOC2"/>
-            <w:tabs>
-              <w:tab w:val="right" w:leader="dot" w:pos="9736"/>
-            </w:tabs>
-            <w:rPr>
-              <w:rFonts w:asciiTheme="minorHAnsi" w:eastAsiaTheme="minorEastAsia" w:hAnsiTheme="minorHAnsi" w:cstheme="minorBidi"/>
-              <w:noProof/>
-              <w:color w:val="auto"/>
-              <w:kern w:val="2"/>
-              <w:sz w:val="24"/>
-              <w:szCs w:val="24"/>
-              <w14:ligatures w14:val="standardContextual"/>
-            </w:rPr>
-          </w:pPr>
-          <w:hyperlink w:anchor="_Toc243762142" w:history="1">
-            <w:r>
-              <w:rPr>
-                <w:rStyle w:val="Hyperlink"/>
-                <w:noProof/>
-              </w:rPr>
-              <w:t>Act 8 — AI Insights (2 min)</w:t>
-            </w:r>
-            <w:r>
-              <w:rPr>
-                <w:noProof/>
-              </w:rPr>
-              <w:tab/>
-            </w:r>
-            <w:r>
-              <w:rPr>
-                <w:noProof/>
-              </w:rPr>
-              <w:fldChar w:fldCharType="begin"/>
-            </w:r>
-            <w:r>
-              <w:rPr>
-                <w:noProof/>
-              </w:rPr>
-              <w:instrText xml:space="preserve"> PAGEREF _Toc243762142 \h </w:instrText>
-            </w:r>
-            <w:r>
-              <w:rPr>
-                <w:noProof/>
-              </w:rPr>
-            </w:r>
-            <w:r>
-              <w:rPr>
-                <w:noProof/>
-              </w:rPr>
-              <w:fldChar w:fldCharType="separate"/>
-            </w:r>
-            <w:r>
-              <w:rPr>
-                <w:noProof/>
-              </w:rPr>
-              <w:t>10</w:t>
-            </w:r>
-            <w:r>
-              <w:rPr>
-                <w:noProof/>
-              </w:rPr>
-              <w:fldChar w:fldCharType="end"/>
-            </w:r>
-          </w:hyperlink>
-        </w:p>
-        <w:p>
-          <w:pPr>
-            <w:pStyle w:val="TOC2"/>
-            <w:tabs>
-              <w:tab w:val="right" w:leader="dot" w:pos="9736"/>
-            </w:tabs>
-            <w:rPr>
-              <w:rFonts w:asciiTheme="minorHAnsi" w:eastAsiaTheme="minorEastAsia" w:hAnsiTheme="minorHAnsi" w:cstheme="minorBidi"/>
-              <w:noProof/>
-              <w:color w:val="auto"/>
-              <w:kern w:val="2"/>
-              <w:sz w:val="24"/>
-              <w:szCs w:val="24"/>
-              <w14:ligatures w14:val="standardContextual"/>
-            </w:rPr>
-          </w:pPr>
-          <w:hyperlink w:anchor="_Toc243762143" w:history="1">
-            <w:r>
-              <w:rPr>
-                <w:rStyle w:val="Hyperlink"/>
-                <w:noProof/>
-              </w:rPr>
-              <w:t>Act 9 — Security: revoke and audit (2 min)</w:t>
-            </w:r>
-            <w:r>
-              <w:rPr>
-                <w:noProof/>
-              </w:rPr>
-              <w:tab/>
-            </w:r>
-            <w:r>
-              <w:rPr>
-                <w:noProof/>
-              </w:rPr>
-              <w:fldChar w:fldCharType="begin"/>
-            </w:r>
-            <w:r>
-              <w:rPr>
-                <w:noProof/>
-              </w:rPr>
-              <w:instrText xml:space="preserve"> PAGEREF _Toc243762143 \h </w:instrText>
-            </w:r>
-            <w:r>
-              <w:rPr>
-                <w:noProof/>
-              </w:rPr>
-            </w:r>
-            <w:r>
-              <w:rPr>
-                <w:noProof/>
-              </w:rPr>
-              <w:fldChar w:fldCharType="separate"/>
-            </w:r>
-            <w:r>
-              <w:rPr>
-                <w:noProof/>
-              </w:rPr>
-              <w:t>11</w:t>
-            </w:r>
-            <w:r>
-              <w:rPr>
-                <w:noProof/>
-              </w:rPr>
-              <w:fldChar w:fldCharType="end"/>
-            </w:r>
-          </w:hyperlink>
-        </w:p>
-        <w:p>
-          <w:pPr>
-            <w:pStyle w:val="TOC2"/>
-            <w:tabs>
-              <w:tab w:val="right" w:leader="dot" w:pos="9736"/>
-            </w:tabs>
-            <w:rPr>
-              <w:rFonts w:asciiTheme="minorHAnsi" w:eastAsiaTheme="minorEastAsia" w:hAnsiTheme="minorHAnsi" w:cstheme="minorBidi"/>
-              <w:noProof/>
-              <w:color w:val="auto"/>
-              <w:kern w:val="2"/>
-              <w:sz w:val="24"/>
-              <w:szCs w:val="24"/>
-              <w14:ligatures w14:val="standardContextual"/>
-            </w:rPr>
-          </w:pPr>
-          <w:hyperlink w:anchor="_Toc243762144" w:history="1">
-            <w:r>
-              <w:rPr>
-                <w:rStyle w:val="Hyperlink"/>
-                <w:noProof/>
-              </w:rPr>
-              <w:t>Act 10 — Quality (optional, 1 min)</w:t>
-            </w:r>
-            <w:r>
-              <w:rPr>
-                <w:noProof/>
-              </w:rPr>
-              <w:tab/>
-            </w:r>
-            <w:r>
-              <w:rPr>
-                <w:noProof/>
-              </w:rPr>
-              <w:fldChar w:fldCharType="begin"/>
-            </w:r>
-            <w:r>
-              <w:rPr>
-                <w:noProof/>
-              </w:rPr>
-              <w:instrText xml:space="preserve"> PAGEREF _Toc243762144 \h </w:instrText>
-            </w:r>
-            <w:r>
-              <w:rPr>
-                <w:noProof/>
-              </w:rPr>
-            </w:r>
-            <w:r>
-              <w:rPr>
-                <w:noProof/>
-              </w:rPr>
-              <w:fldChar w:fldCharType="separate"/>
-            </w:r>
-            <w:r>
-              <w:rPr>
-                <w:noProof/>
-              </w:rPr>
-              <w:t>11</w:t>
-            </w:r>
-            <w:r>
-              <w:rPr>
-                <w:noProof/>
-              </w:rPr>
-              <w:fldChar w:fldCharType="end"/>
-            </w:r>
-          </w:hyperlink>
-        </w:p>
-        <w:p>
-          <w:pPr>
-            <w:pStyle w:val="TOC1"/>
-            <w:tabs>
-              <w:tab w:val="right" w:leader="dot" w:pos="9736"/>
-            </w:tabs>
-            <w:rPr>
-              <w:rFonts w:asciiTheme="minorHAnsi" w:eastAsiaTheme="minorEastAsia" w:hAnsiTheme="minorHAnsi" w:cstheme="minorBidi"/>
-              <w:noProof/>
-              <w:color w:val="auto"/>
-              <w:kern w:val="2"/>
-              <w:sz w:val="24"/>
-              <w:szCs w:val="24"/>
-              <w14:ligatures w14:val="standardContextual"/>
-            </w:rPr>
-          </w:pPr>
-          <w:hyperlink w:anchor="_Toc243762145" w:history="1">
-            <w:r>
-              <w:rPr>
-                <w:rStyle w:val="Hyperlink"/>
-                <w:noProof/>
-              </w:rPr>
-              <w:t>5. Questions you may be asked</w:t>
-            </w:r>
-            <w:r>
-              <w:rPr>
-                <w:noProof/>
-              </w:rPr>
-              <w:tab/>
-            </w:r>
-            <w:r>
-              <w:rPr>
-                <w:noProof/>
-              </w:rPr>
-              <w:fldChar w:fldCharType="begin"/>
-            </w:r>
-            <w:r>
-              <w:rPr>
-                <w:noProof/>
-              </w:rPr>
-              <w:instrText xml:space="preserve"> PAGEREF _Toc243762145 \h </w:instrText>
-            </w:r>
-            <w:r>
-              <w:rPr>
-                <w:noProof/>
-              </w:rPr>
-            </w:r>
-            <w:r>
-              <w:rPr>
-                <w:noProof/>
-              </w:rPr>
-              <w:fldChar w:fldCharType="separate"/>
-            </w:r>
-            <w:r>
-              <w:rPr>
-                <w:noProof/>
-              </w:rPr>
-              <w:t>12</w:t>
-            </w:r>
-            <w:r>
-              <w:rPr>
-                <w:noProof/>
-              </w:rPr>
-              <w:fldChar w:fldCharType="end"/>
-            </w:r>
-          </w:hyperlink>
-        </w:p>
-        <w:p>
-          <w:pPr>
-            <w:pStyle w:val="TOC1"/>
-            <w:tabs>
-              <w:tab w:val="right" w:leader="dot" w:pos="9736"/>
-            </w:tabs>
-            <w:rPr>
-              <w:rFonts w:asciiTheme="minorHAnsi" w:eastAsiaTheme="minorEastAsia" w:hAnsiTheme="minorHAnsi" w:cstheme="minorBidi"/>
-              <w:noProof/>
-              <w:color w:val="auto"/>
-              <w:kern w:val="2"/>
-              <w:sz w:val="24"/>
-              <w:szCs w:val="24"/>
-              <w14:ligatures w14:val="standardContextual"/>
-            </w:rPr>
-          </w:pPr>
-          <w:hyperlink w:anchor="_Toc243762146" w:history="1">
-            <w:r>
-              <w:rPr>
-                <w:rStyle w:val="Hyperlink"/>
-                <w:noProof/>
-              </w:rPr>
-              <w:t>6. If something goes wrong, and resetting</w:t>
-            </w:r>
-            <w:r>
-              <w:rPr>
-                <w:noProof/>
-              </w:rPr>
-              <w:tab/>
-            </w:r>
-            <w:r>
-              <w:rPr>
-                <w:noProof/>
-              </w:rPr>
-              <w:fldChar w:fldCharType="begin"/>
-            </w:r>
-            <w:r>
-              <w:rPr>
-                <w:noProof/>
-              </w:rPr>
-              <w:instrText xml:space="preserve"> PAGEREF _Toc243762146 \h </w:instrText>
-            </w:r>
-            <w:r>
-              <w:rPr>
-                <w:noProof/>
-              </w:rPr>
-            </w:r>
-            <w:r>
-              <w:rPr>
-                <w:noProof/>
-              </w:rPr>
-              <w:fldChar w:fldCharType="separate"/>
-            </w:r>
-            <w:r>
-              <w:rPr>
-                <w:noProof/>
-              </w:rPr>
-              <w:t>13</w:t>
-            </w:r>
-            <w:r>
-              <w:rPr>
-                <w:noProof/>
-              </w:rPr>
-              <w:fldChar w:fldCharType="end"/>
-            </w:r>
-          </w:hyperlink>
-        </w:p>
-        <w:p>
-          <w:pPr>
-            <w:pStyle w:val="TOC2"/>
-            <w:tabs>
-              <w:tab w:val="right" w:leader="dot" w:pos="9736"/>
-            </w:tabs>
-            <w:rPr>
-              <w:rFonts w:asciiTheme="minorHAnsi" w:eastAsiaTheme="minorEastAsia" w:hAnsiTheme="minorHAnsi" w:cstheme="minorBidi"/>
-              <w:noProof/>
-              <w:color w:val="auto"/>
-              <w:kern w:val="2"/>
-              <w:sz w:val="24"/>
-              <w:szCs w:val="24"/>
-              <w14:ligatures w14:val="standardContextual"/>
-            </w:rPr>
-          </w:pPr>
-          <w:hyperlink w:anchor="_Toc243762147" w:history="1">
-            <w:r>
-              <w:rPr>
-                <w:rStyle w:val="Hyperlink"/>
-                <w:noProof/>
-              </w:rPr>
-              <w:t>Troubleshooting during the demo</w:t>
-            </w:r>
-            <w:r>
-              <w:rPr>
-                <w:noProof/>
-              </w:rPr>
-              <w:tab/>
-            </w:r>
-            <w:r>
-              <w:rPr>
-                <w:noProof/>
-              </w:rPr>
-              <w:fldChar w:fldCharType="begin"/>
-            </w:r>
-            <w:r>
-              <w:rPr>
-                <w:noProof/>
-              </w:rPr>
-              <w:instrText xml:space="preserve"> PAGEREF _Toc243762147 \h </w:instrText>
-            </w:r>
-            <w:r>
-              <w:rPr>
-                <w:noProof/>
-              </w:rPr>
-            </w:r>
-            <w:r>
-              <w:rPr>
-                <w:noProof/>
-              </w:rPr>
-              <w:fldChar w:fldCharType="separate"/>
-            </w:r>
-            <w:r>
-              <w:rPr>
-                <w:noProof/>
-              </w:rPr>
-              <w:t>13</w:t>
-            </w:r>
-            <w:r>
-              <w:rPr>
-                <w:noProof/>
-              </w:rPr>
-              <w:fldChar w:fldCharType="end"/>
-            </w:r>
-          </w:hyperlink>
-        </w:p>
-        <w:p>
-          <w:pPr>
-            <w:pStyle w:val="TOC2"/>
-            <w:tabs>
-              <w:tab w:val="right" w:leader="dot" w:pos="9736"/>
-            </w:tabs>
-            <w:rPr>
-              <w:rFonts w:asciiTheme="minorHAnsi" w:eastAsiaTheme="minorEastAsia" w:hAnsiTheme="minorHAnsi" w:cstheme="minorBidi"/>
-              <w:noProof/>
-              <w:color w:val="auto"/>
-              <w:kern w:val="2"/>
-              <w:sz w:val="24"/>
-              <w:szCs w:val="24"/>
-              <w14:ligatures w14:val="standardContextual"/>
-            </w:rPr>
-          </w:pPr>
-          <w:hyperlink w:anchor="_Toc243762148" w:history="1">
-            <w:r>
-              <w:rPr>
-                <w:rStyle w:val="Hyperlink"/>
-                <w:noProof/>
-              </w:rPr>
-              <w:t>Resetting for another run</w:t>
-            </w:r>
-            <w:r>
-              <w:rPr>
-                <w:noProof/>
-              </w:rPr>
-              <w:tab/>
-            </w:r>
-            <w:r>
-              <w:rPr>
-                <w:noProof/>
-              </w:rPr>
-              <w:fldChar w:fldCharType="begin"/>
-            </w:r>
-            <w:r>
-              <w:rPr>
-                <w:noProof/>
-              </w:rPr>
-              <w:instrText xml:space="preserve"> PAGEREF _Toc243762148 \h </w:instrText>
-            </w:r>
-            <w:r>
-              <w:rPr>
-                <w:noProof/>
-              </w:rPr>
-            </w:r>
-            <w:r>
-              <w:rPr>
-                <w:noProof/>
-              </w:rPr>
-              <w:fldChar w:fldCharType="separate"/>
-            </w:r>
-            <w:r>
-              <w:rPr>
-                <w:noProof/>
-              </w:rPr>
-              <w:t>13</w:t>
-            </w:r>
-            <w:r>
-              <w:rPr>
-                <w:noProof/>
-              </w:rPr>
-              <w:fldChar w:fldCharType="end"/>
-            </w:r>
-          </w:hyperlink>
-        </w:p>
-        <w:p>
-          <w:pPr>
-            <w:pStyle w:val="TOC2"/>
-            <w:tabs>
-              <w:tab w:val="right" w:leader="dot" w:pos="9736"/>
-            </w:tabs>
-            <w:rPr>
-              <w:rFonts w:asciiTheme="minorHAnsi" w:eastAsiaTheme="minorEastAsia" w:hAnsiTheme="minorHAnsi" w:cstheme="minorBidi"/>
-              <w:noProof/>
-              <w:color w:val="auto"/>
-              <w:kern w:val="2"/>
-              <w:sz w:val="24"/>
-              <w:szCs w:val="24"/>
-              <w14:ligatures w14:val="standardContextual"/>
-            </w:rPr>
-          </w:pPr>
-          <w:hyperlink w:anchor="_Toc243762149" w:history="1">
-            <w:r>
-              <w:rPr>
-                <w:rStyle w:val="Hyperlink"/>
-                <w:noProof/>
-              </w:rPr>
-              <w:t>Documents to have ready</w:t>
-            </w:r>
-            <w:r>
-              <w:rPr>
-                <w:noProof/>
-              </w:rPr>
-              <w:tab/>
-            </w:r>
-            <w:r>
-              <w:rPr>
-                <w:noProof/>
-              </w:rPr>
-              <w:fldChar w:fldCharType="begin"/>
-            </w:r>
-            <w:r>
-              <w:rPr>
-                <w:noProof/>
-              </w:rPr>
-              <w:instrText xml:space="preserve"> PAGEREF _Toc243762149 \h </w:instrText>
-            </w:r>
-            <w:r>
-              <w:rPr>
-                <w:noProof/>
-              </w:rPr>
-            </w:r>
-            <w:r>
-              <w:rPr>
-                <w:noProof/>
-              </w:rPr>
-              <w:fldChar w:fldCharType="separate"/>
-            </w:r>
-            <w:r>
-              <w:rPr>
-                <w:noProof/>
-              </w:rPr>
-              <w:t>13</w:t>
-            </w:r>
-            <w:r>
-              <w:rPr>
-                <w:noProof/>
-              </w:rPr>
-              <w:fldChar w:fldCharType="end"/>
-            </w:r>
-          </w:hyperlink>
-        </w:p>
-        <w:p>
-          <w:pPr>
-            <w:pStyle w:val="TOC1"/>
-            <w:tabs>
-              <w:tab w:val="right" w:leader="dot" w:pos="9736"/>
-            </w:tabs>
-            <w:rPr>
-              <w:rFonts w:asciiTheme="minorHAnsi" w:eastAsiaTheme="minorEastAsia" w:hAnsiTheme="minorHAnsi" w:cstheme="minorBidi"/>
-              <w:noProof/>
-              <w:color w:val="auto"/>
-              <w:kern w:val="2"/>
-              <w:sz w:val="24"/>
-              <w:szCs w:val="24"/>
-              <w14:ligatures w14:val="standardContextual"/>
-            </w:rPr>
-          </w:pPr>
-          <w:hyperlink w:anchor="_Toc243762150" w:history="1">
-            <w:r>
-              <w:rPr>
-                <w:rStyle w:val="Hyperlink"/>
-                <w:noProof/>
-              </w:rPr>
-              <w:t>7. Printable checklist</w:t>
-            </w:r>
-            <w:r>
-              <w:rPr>
-                <w:noProof/>
-              </w:rPr>
-              <w:tab/>
-            </w:r>
-            <w:r>
-              <w:rPr>
-                <w:noProof/>
-              </w:rPr>
-              <w:fldChar w:fldCharType="begin"/>
-            </w:r>
-            <w:r>
-              <w:rPr>
-                <w:noProof/>
-              </w:rPr>
-              <w:instrText xml:space="preserve"> PAGEREF _Toc243762150 \h </w:instrText>
+              <w:instrText xml:space="preserve"> PAGEREF _Toc243815367 \h </w:instrText>
             </w:r>
             <w:r>
               <w:rPr>
@@ -2399,7 +2460,7 @@
         <w:pStyle w:val="Heading1"/>
         <w:pageBreakBefore/>
       </w:pPr>
-      <w:bookmarkStart w:id="0" w:name="_Toc243762125"/>
+      <w:bookmarkStart w:id="0" w:name="_Toc243815342"/>
       <w:r>
         <w:t>Demo at a glance</w:t>
       </w:r>
@@ -2709,7 +2770,7 @@
                 <w:sz w:val="18"/>
                 <w:szCs w:val="18"/>
               </w:rPr>
-              <w:t>One app, one port; VPN traffic goes device to device over WireGuard</w:t>
+              <w:t>One app on the internet; VPN traffic goes device to device over WireGuard</w:t>
             </w:r>
           </w:p>
         </w:tc>
@@ -2777,7 +2838,7 @@
                 <w:sz w:val="18"/>
                 <w:szCs w:val="18"/>
               </w:rPr>
-              <w:t>Sign up and guided setup</w:t>
+              <w:t>Sign in (admin)</w:t>
             </w:r>
           </w:p>
         </w:tc>
@@ -2807,7 +2868,7 @@
                 <w:sz w:val="18"/>
                 <w:szCs w:val="18"/>
               </w:rPr>
-              <w:t>3 min</w:t>
+              <w:t>1 min</w:t>
             </w:r>
           </w:p>
         </w:tc>
@@ -2837,7 +2898,7 @@
                 <w:sz w:val="18"/>
                 <w:szCs w:val="18"/>
               </w:rPr>
-              <w:t>An account and a private network in a minute; address ranges are validated</w:t>
+              <w:t>Sign-up is locked on the live site; roles are enforced by the server</w:t>
             </w:r>
           </w:p>
         </w:tc>
@@ -3417,7 +3478,7 @@
                 <w:sz w:val="18"/>
                 <w:szCs w:val="18"/>
               </w:rPr>
-              <w:t>Autopsy: diagnose, approve, verify</w:t>
+              <w:t>Real data through the tunnel</w:t>
             </w:r>
           </w:p>
         </w:tc>
@@ -3447,7 +3508,7 @@
                 <w:sz w:val="18"/>
                 <w:szCs w:val="18"/>
               </w:rPr>
-              <w:t>4 min</w:t>
+              <w:t>3 min</w:t>
             </w:r>
           </w:p>
         </w:tc>
@@ -3477,7 +3538,7 @@
                 <w:sz w:val="18"/>
                 <w:szCs w:val="18"/>
               </w:rPr>
-              <w:t>Evidence, policy engine, human approval, verified result</w:t>
+              <w:t>A file crosses the encrypted tunnel; same checksum at both ends</w:t>
             </w:r>
           </w:p>
         </w:tc>
@@ -3545,7 +3606,7 @@
                 <w:sz w:val="18"/>
                 <w:szCs w:val="18"/>
               </w:rPr>
-              <w:t>AI Insights</w:t>
+              <w:t>Autopsy: diagnose, approve, verify</w:t>
             </w:r>
           </w:p>
         </w:tc>
@@ -3575,7 +3636,7 @@
                 <w:sz w:val="18"/>
                 <w:szCs w:val="18"/>
               </w:rPr>
-              <w:t>2 min</w:t>
+              <w:t>3 min</w:t>
             </w:r>
           </w:p>
         </w:tc>
@@ -3605,7 +3666,7 @@
                 <w:sz w:val="18"/>
                 <w:szCs w:val="18"/>
               </w:rPr>
-              <w:t>AI explains with receipts; it never acts on its own</w:t>
+              <w:t>Evidence, policy engine, human approval, verified result</w:t>
             </w:r>
           </w:p>
         </w:tc>
@@ -3673,7 +3734,7 @@
                 <w:sz w:val="18"/>
                 <w:szCs w:val="18"/>
               </w:rPr>
-              <w:t>Security: revoke and audit</w:t>
+              <w:t>AI Insights and device analysis</w:t>
             </w:r>
           </w:p>
         </w:tc>
@@ -3733,7 +3794,7 @@
                 <w:sz w:val="18"/>
                 <w:szCs w:val="18"/>
               </w:rPr>
-              <w:t>A revoked device is locked out at once; everything is audited</w:t>
+              <w:t>AI explains with receipts; it never acts on its own</w:t>
             </w:r>
           </w:p>
         </w:tc>
@@ -3801,7 +3862,7 @@
                 <w:sz w:val="18"/>
                 <w:szCs w:val="18"/>
               </w:rPr>
-              <w:t>Quality (optional)</w:t>
+              <w:t>Security: revoke and audit</w:t>
             </w:r>
           </w:p>
         </w:tc>
@@ -3831,6 +3892,134 @@
                 <w:sz w:val="18"/>
                 <w:szCs w:val="18"/>
               </w:rPr>
+              <w:t>2 min</w:t>
+            </w:r>
+          </w:p>
+        </w:tc>
+        <w:tc>
+          <w:tcPr>
+            <w:tcW w:w="4873" w:type="dxa"/>
+            <w:tcBorders>
+              <w:top w:val="single" w:sz="4" w:space="0" w:color="E6E6E6"/>
+              <w:left w:val="single" w:sz="4" w:space="0" w:color="E6E6E6"/>
+              <w:bottom w:val="single" w:sz="4" w:space="0" w:color="E6E6E6"/>
+              <w:right w:val="single" w:sz="4" w:space="0" w:color="E6E6E6"/>
+            </w:tcBorders>
+            <w:shd w:val="clear" w:color="auto" w:fill="FFFFFF"/>
+            <w:tcMar>
+              <w:top w:w="70" w:type="dxa"/>
+              <w:left w:w="110" w:type="dxa"/>
+              <w:bottom w:w="70" w:type="dxa"/>
+              <w:right w:w="110" w:type="dxa"/>
+            </w:tcMar>
+          </w:tcPr>
+          <w:p>
+            <w:pPr>
+              <w:spacing w:after="40" w:line="252" w:lineRule="auto"/>
+            </w:pPr>
+            <w:r>
+              <w:rPr>
+                <w:sz w:val="18"/>
+                <w:szCs w:val="18"/>
+              </w:rPr>
+              <w:t>A revoked device is locked out at once; everything is audited</w:t>
+            </w:r>
+          </w:p>
+        </w:tc>
+      </w:tr>
+      <w:tr>
+        <w:tblPrEx>
+          <w:tblCellMar>
+            <w:top w:w="0" w:type="dxa"/>
+            <w:bottom w:w="0" w:type="dxa"/>
+          </w:tblCellMar>
+        </w:tblPrEx>
+        <w:tc>
+          <w:tcPr>
+            <w:tcW w:w="682" w:type="dxa"/>
+            <w:tcBorders>
+              <w:top w:val="single" w:sz="4" w:space="0" w:color="E6E6E6"/>
+              <w:left w:val="single" w:sz="4" w:space="0" w:color="E6E6E6"/>
+              <w:bottom w:val="single" w:sz="4" w:space="0" w:color="E6E6E6"/>
+              <w:right w:val="single" w:sz="4" w:space="0" w:color="E6E6E6"/>
+            </w:tcBorders>
+            <w:shd w:val="clear" w:color="auto" w:fill="FAFAFA"/>
+            <w:tcMar>
+              <w:top w:w="70" w:type="dxa"/>
+              <w:left w:w="110" w:type="dxa"/>
+              <w:bottom w:w="70" w:type="dxa"/>
+              <w:right w:w="110" w:type="dxa"/>
+            </w:tcMar>
+          </w:tcPr>
+          <w:p>
+            <w:pPr>
+              <w:spacing w:after="40" w:line="252" w:lineRule="auto"/>
+            </w:pPr>
+            <w:r>
+              <w:rPr>
+                <w:sz w:val="18"/>
+                <w:szCs w:val="18"/>
+              </w:rPr>
+              <w:t>11</w:t>
+            </w:r>
+          </w:p>
+        </w:tc>
+        <w:tc>
+          <w:tcPr>
+            <w:tcW w:w="3216" w:type="dxa"/>
+            <w:tcBorders>
+              <w:top w:val="single" w:sz="4" w:space="0" w:color="E6E6E6"/>
+              <w:left w:val="single" w:sz="4" w:space="0" w:color="E6E6E6"/>
+              <w:bottom w:val="single" w:sz="4" w:space="0" w:color="E6E6E6"/>
+              <w:right w:val="single" w:sz="4" w:space="0" w:color="E6E6E6"/>
+            </w:tcBorders>
+            <w:shd w:val="clear" w:color="auto" w:fill="FAFAFA"/>
+            <w:tcMar>
+              <w:top w:w="70" w:type="dxa"/>
+              <w:left w:w="110" w:type="dxa"/>
+              <w:bottom w:w="70" w:type="dxa"/>
+              <w:right w:w="110" w:type="dxa"/>
+            </w:tcMar>
+          </w:tcPr>
+          <w:p>
+            <w:pPr>
+              <w:spacing w:after="40" w:line="252" w:lineRule="auto"/>
+            </w:pPr>
+            <w:r>
+              <w:rPr>
+                <w:sz w:val="18"/>
+                <w:szCs w:val="18"/>
+              </w:rPr>
+              <w:t>Quality and CI/CD (optional)</w:t>
+            </w:r>
+          </w:p>
+        </w:tc>
+        <w:tc>
+          <w:tcPr>
+            <w:tcW w:w="975" w:type="dxa"/>
+            <w:tcBorders>
+              <w:top w:val="single" w:sz="4" w:space="0" w:color="E6E6E6"/>
+              <w:left w:val="single" w:sz="4" w:space="0" w:color="E6E6E6"/>
+              <w:bottom w:val="single" w:sz="4" w:space="0" w:color="E6E6E6"/>
+              <w:right w:val="single" w:sz="4" w:space="0" w:color="E6E6E6"/>
+            </w:tcBorders>
+            <w:shd w:val="clear" w:color="auto" w:fill="FAFAFA"/>
+            <w:tcMar>
+              <w:top w:w="70" w:type="dxa"/>
+              <w:left w:w="110" w:type="dxa"/>
+              <w:bottom w:w="70" w:type="dxa"/>
+              <w:right w:w="110" w:type="dxa"/>
+            </w:tcMar>
+          </w:tcPr>
+          <w:p>
+            <w:pPr>
+              <w:spacing w:after="40" w:line="252" w:lineRule="auto"/>
+            </w:pPr>
+            <w:r>
+              <w:rPr>
+                <w:sz w:val="18"/>
+                <w:szCs w:val="18"/>
+              </w:rPr>
               <w:t>1 min</w:t>
             </w:r>
           </w:p>
@@ -3844,24 +4033,24 @@
               <w:bottom w:val="single" w:sz="4" w:space="0" w:color="E6E6E6"/>
               <w:right w:val="single" w:sz="4" w:space="0" w:color="E6E6E6"/>
             </w:tcBorders>
-            <w:shd w:val="clear" w:color="auto" w:fill="FFFFFF"/>
-            <w:tcMar>
-              <w:top w:w="70" w:type="dxa"/>
-              <w:left w:w="110" w:type="dxa"/>
-              <w:bottom w:w="70" w:type="dxa"/>
-              <w:right w:w="110" w:type="dxa"/>
-            </w:tcMar>
-          </w:tcPr>
-          <w:p>
-            <w:pPr>
-              <w:spacing w:after="40" w:line="252" w:lineRule="auto"/>
-            </w:pPr>
-            <w:r>
-              <w:rPr>
-                <w:sz w:val="18"/>
-                <w:szCs w:val="18"/>
-              </w:rPr>
-              <w:t>128 automated tests across Node.js, Go and Python</w:t>
+            <w:shd w:val="clear" w:color="auto" w:fill="FAFAFA"/>
+            <w:tcMar>
+              <w:top w:w="70" w:type="dxa"/>
+              <w:left w:w="110" w:type="dxa"/>
+              <w:bottom w:w="70" w:type="dxa"/>
+              <w:right w:w="110" w:type="dxa"/>
+            </w:tcMar>
+          </w:tcPr>
+          <w:p>
+            <w:pPr>
+              <w:spacing w:after="40" w:line="252" w:lineRule="auto"/>
+            </w:pPr>
+            <w:r>
+              <w:rPr>
+                <w:sz w:val="18"/>
+                <w:szCs w:val="18"/>
+              </w:rPr>
+              <w:t>128 automated tests; every push to main is tested and deployed</w:t>
             </w:r>
           </w:p>
         </w:tc>
@@ -3883,10 +4072,10 @@
           <w:noProof/>
         </w:rPr>
         <w:drawing>
-          <wp:inline distT="0" distB="0" distL="0" distR="0" wp14:anchorId="375E3226" wp14:editId="33B6B0A0">
+          <wp:inline distT="0" distB="0" distL="0" distR="0" wp14:anchorId="7FEAF68E" wp14:editId="74019C92">
             <wp:extent cx="6038850" cy="3009900"/>
             <wp:effectExtent l="0" t="0" r="0" b="0"/>
-            <wp:docPr id="499359231" name="architecture.png" descr="The architecture you explain in Act 1 (also in the Project Report)." title="The architecture you explain in Act 1 (also in the Project Report)."/>
+            <wp:docPr id="458710260" name="architecture.png" descr="The architecture you explain in Act 1 (also in the Project Report)." title="The architecture you explain in Act 1 (also in the Project Report)."/>
             <wp:cNvGraphicFramePr>
               <a:graphicFrameLocks xmlns:a="http://schemas.openxmlformats.org/drawingml/2006/main" noChangeAspect="1"/>
             </wp:cNvGraphicFramePr>
@@ -3943,9 +4132,9 @@
         <w:pStyle w:val="Heading1"/>
         <w:pageBreakBefore/>
       </w:pPr>
-      <w:bookmarkStart w:id="1" w:name="_Toc243762126"/>
-      <w:r>
-        <w:t>1. Readiness check (24 October 2026)</w:t>
+      <w:bookmarkStart w:id="1" w:name="_Toc243815343"/>
+      <w:r>
+        <w:t>1. Readiness check (25 October 2026)</w:t>
       </w:r>
       <w:bookmarkEnd w:id="1"/>
     </w:p>
@@ -3954,7 +4143,7 @@
         <w:spacing w:after="120" w:line="276" w:lineRule="auto"/>
       </w:pPr>
       <w:r>
-        <w:t>Everything below was checked on this PC. Use it to answer “does this really work?”</w:t>
+        <w:t>Everything below was checked on the live site or this PC. Use it to answer “does this really work?”</w:t>
       </w:r>
     </w:p>
     <w:tbl>
@@ -3975,9 +4164,9 @@
         <w:tblLook w:val="0000" w:firstRow="0" w:lastRow="0" w:firstColumn="0" w:lastColumn="0" w:noHBand="0" w:noVBand="0"/>
       </w:tblPr>
       <w:tblGrid>
-        <w:gridCol w:w="2729"/>
-        <w:gridCol w:w="4288"/>
-        <w:gridCol w:w="2729"/>
+        <w:gridCol w:w="2631"/>
+        <w:gridCol w:w="3898"/>
+        <w:gridCol w:w="3217"/>
       </w:tblGrid>
       <w:tr>
         <w:tblPrEx>
@@ -3991,7 +4180,7 @@
         </w:trPr>
         <w:tc>
           <w:tcPr>
-            <w:tcW w:w="2729" w:type="dxa"/>
+            <w:tcW w:w="2631" w:type="dxa"/>
             <w:tcBorders>
               <w:top w:val="single" w:sz="4" w:space="0" w:color="E6E6E6"/>
               <w:left w:val="single" w:sz="4" w:space="0" w:color="E6E6E6"/>
@@ -4024,7 +4213,7 @@
         </w:tc>
         <w:tc>
           <w:tcPr>
-            <w:tcW w:w="4288" w:type="dxa"/>
+            <w:tcW w:w="3898" w:type="dxa"/>
             <w:tcBorders>
               <w:top w:val="single" w:sz="4" w:space="0" w:color="E6E6E6"/>
               <w:left w:val="single" w:sz="4" w:space="0" w:color="E6E6E6"/>
@@ -4057,7 +4246,7 @@
         </w:tc>
         <w:tc>
           <w:tcPr>
-            <w:tcW w:w="2729" w:type="dxa"/>
+            <w:tcW w:w="3217" w:type="dxa"/>
             <w:tcBorders>
               <w:top w:val="single" w:sz="4" w:space="0" w:color="E6E6E6"/>
               <w:left w:val="single" w:sz="4" w:space="0" w:color="E6E6E6"/>
@@ -4098,7 +4287,7 @@
         </w:tblPrEx>
         <w:tc>
           <w:tcPr>
-            <w:tcW w:w="2729" w:type="dxa"/>
+            <w:tcW w:w="2631" w:type="dxa"/>
             <w:tcBorders>
               <w:top w:val="single" w:sz="4" w:space="0" w:color="E6E6E6"/>
               <w:left w:val="single" w:sz="4" w:space="0" w:color="E6E6E6"/>
@@ -4122,13 +4311,13 @@
                 <w:sz w:val="18"/>
                 <w:szCs w:val="18"/>
               </w:rPr>
-              <w:t>Web app</w:t>
-            </w:r>
-          </w:p>
-        </w:tc>
-        <w:tc>
-          <w:tcPr>
-            <w:tcW w:w="4288" w:type="dxa"/>
+              <w:t>Live site</w:t>
+            </w:r>
+          </w:p>
+        </w:tc>
+        <w:tc>
+          <w:tcPr>
+            <w:tcW w:w="3898" w:type="dxa"/>
             <w:tcBorders>
               <w:top w:val="single" w:sz="4" w:space="0" w:color="E6E6E6"/>
               <w:left w:val="single" w:sz="4" w:space="0" w:color="E6E6E6"/>
@@ -4152,13 +4341,13 @@
                 <w:sz w:val="18"/>
                 <w:szCs w:val="18"/>
               </w:rPr>
-              <w:t>npm test</w:t>
-            </w:r>
-          </w:p>
-        </w:tc>
-        <w:tc>
-          <w:tcPr>
-            <w:tcW w:w="2729" w:type="dxa"/>
+              <w:t>https://nexlink-maitrey.azurewebsites.net/healthz</w:t>
+            </w:r>
+          </w:p>
+        </w:tc>
+        <w:tc>
+          <w:tcPr>
+            <w:tcW w:w="3217" w:type="dxa"/>
             <w:tcBorders>
               <w:top w:val="single" w:sz="4" w:space="0" w:color="E6E6E6"/>
               <w:left w:val="single" w:sz="4" w:space="0" w:color="E6E6E6"/>
@@ -4182,7 +4371,7 @@
                 <w:sz w:val="18"/>
                 <w:szCs w:val="18"/>
               </w:rPr>
-              <w:t>85 / 85 passed</w:t>
+              <w:t>{"ok":true}; pages 0.15–1.2 s when warm</w:t>
             </w:r>
           </w:p>
         </w:tc>
@@ -4196,7 +4385,7 @@
         </w:tblPrEx>
         <w:tc>
           <w:tcPr>
-            <w:tcW w:w="2729" w:type="dxa"/>
+            <w:tcW w:w="2631" w:type="dxa"/>
             <w:tcBorders>
               <w:top w:val="single" w:sz="4" w:space="0" w:color="E6E6E6"/>
               <w:left w:val="single" w:sz="4" w:space="0" w:color="E6E6E6"/>
@@ -4220,13 +4409,13 @@
                 <w:sz w:val="18"/>
                 <w:szCs w:val="18"/>
               </w:rPr>
-              <w:t>Networking agent (Go)</w:t>
-            </w:r>
-          </w:p>
-        </w:tc>
-        <w:tc>
-          <w:tcPr>
-            <w:tcW w:w="4288" w:type="dxa"/>
+              <w:t>CI/CD</w:t>
+            </w:r>
+          </w:p>
+        </w:tc>
+        <w:tc>
+          <w:tcPr>
+            <w:tcW w:w="3898" w:type="dxa"/>
             <w:tcBorders>
               <w:top w:val="single" w:sz="4" w:space="0" w:color="E6E6E6"/>
               <w:left w:val="single" w:sz="4" w:space="0" w:color="E6E6E6"/>
@@ -4250,13 +4439,13 @@
                 <w:sz w:val="18"/>
                 <w:szCs w:val="18"/>
               </w:rPr>
-              <w:t>go test ./...</w:t>
-            </w:r>
-          </w:p>
-        </w:tc>
-        <w:tc>
-          <w:tcPr>
-            <w:tcW w:w="2729" w:type="dxa"/>
+              <w:t>GitHub Actions on push to main</w:t>
+            </w:r>
+          </w:p>
+        </w:tc>
+        <w:tc>
+          <w:tcPr>
+            <w:tcW w:w="3217" w:type="dxa"/>
             <w:tcBorders>
               <w:top w:val="single" w:sz="4" w:space="0" w:color="E6E6E6"/>
               <w:left w:val="single" w:sz="4" w:space="0" w:color="E6E6E6"/>
@@ -4280,7 +4469,7 @@
                 <w:sz w:val="18"/>
                 <w:szCs w:val="18"/>
               </w:rPr>
-              <w:t>28 / 28 passed</w:t>
+              <w:t>Passed: tests → build → deploy → health check</w:t>
             </w:r>
           </w:p>
         </w:tc>
@@ -4294,7 +4483,7 @@
         </w:tblPrEx>
         <w:tc>
           <w:tcPr>
-            <w:tcW w:w="2729" w:type="dxa"/>
+            <w:tcW w:w="2631" w:type="dxa"/>
             <w:tcBorders>
               <w:top w:val="single" w:sz="4" w:space="0" w:color="E6E6E6"/>
               <w:left w:val="single" w:sz="4" w:space="0" w:color="E6E6E6"/>
@@ -4318,13 +4507,13 @@
                 <w:sz w:val="18"/>
                 <w:szCs w:val="18"/>
               </w:rPr>
-              <w:t>Diagnostic service (Python)</w:t>
-            </w:r>
-          </w:p>
-        </w:tc>
-        <w:tc>
-          <w:tcPr>
-            <w:tcW w:w="4288" w:type="dxa"/>
+              <w:t>Admin account</w:t>
+            </w:r>
+          </w:p>
+        </w:tc>
+        <w:tc>
+          <w:tcPr>
+            <w:tcW w:w="3898" w:type="dxa"/>
             <w:tcBorders>
               <w:top w:val="single" w:sz="4" w:space="0" w:color="E6E6E6"/>
               <w:left w:val="single" w:sz="4" w:space="0" w:color="E6E6E6"/>
@@ -4348,13 +4537,13 @@
                 <w:sz w:val="18"/>
                 <w:szCs w:val="18"/>
               </w:rPr>
-              <w:t>python -m pytest -q</w:t>
-            </w:r>
-          </w:p>
-        </w:tc>
-        <w:tc>
-          <w:tcPr>
-            <w:tcW w:w="2729" w:type="dxa"/>
+              <w:t>maitrey.bharambe24@gmail.com</w:t>
+            </w:r>
+          </w:p>
+        </w:tc>
+        <w:tc>
+          <w:tcPr>
+            <w:tcW w:w="3217" w:type="dxa"/>
             <w:tcBorders>
               <w:top w:val="single" w:sz="4" w:space="0" w:color="E6E6E6"/>
               <w:left w:val="single" w:sz="4" w:space="0" w:color="E6E6E6"/>
@@ -4378,7 +4567,7 @@
                 <w:sz w:val="18"/>
                 <w:szCs w:val="18"/>
               </w:rPr>
-              <w:t>15 / 15 passed</w:t>
+              <w:t>admin, full permissions</w:t>
             </w:r>
           </w:p>
         </w:tc>
@@ -4392,7 +4581,7 @@
         </w:tblPrEx>
         <w:tc>
           <w:tcPr>
-            <w:tcW w:w="2729" w:type="dxa"/>
+            <w:tcW w:w="2631" w:type="dxa"/>
             <w:tcBorders>
               <w:top w:val="single" w:sz="4" w:space="0" w:color="E6E6E6"/>
               <w:left w:val="single" w:sz="4" w:space="0" w:color="E6E6E6"/>
@@ -4416,13 +4605,13 @@
                 <w:sz w:val="18"/>
                 <w:szCs w:val="18"/>
               </w:rPr>
-              <w:t>Production build</w:t>
-            </w:r>
-          </w:p>
-        </w:tc>
-        <w:tc>
-          <w:tcPr>
-            <w:tcW w:w="4288" w:type="dxa"/>
+              <w:t>Public sign-up</w:t>
+            </w:r>
+          </w:p>
+        </w:tc>
+        <w:tc>
+          <w:tcPr>
+            <w:tcW w:w="3898" w:type="dxa"/>
             <w:tcBorders>
               <w:top w:val="single" w:sz="4" w:space="0" w:color="E6E6E6"/>
               <w:left w:val="single" w:sz="4" w:space="0" w:color="E6E6E6"/>
@@ -4446,13 +4635,13 @@
                 <w:sz w:val="18"/>
                 <w:szCs w:val="18"/>
               </w:rPr>
-              <w:t>npm run build (22 Oct)</w:t>
-            </w:r>
-          </w:p>
-        </w:tc>
-        <w:tc>
-          <w:tcPr>
-            <w:tcW w:w="2729" w:type="dxa"/>
+              <w:t>ALLOW_SIGNUP=false on Azure</w:t>
+            </w:r>
+          </w:p>
+        </w:tc>
+        <w:tc>
+          <w:tcPr>
+            <w:tcW w:w="3217" w:type="dxa"/>
             <w:tcBorders>
               <w:top w:val="single" w:sz="4" w:space="0" w:color="E6E6E6"/>
               <w:left w:val="single" w:sz="4" w:space="0" w:color="E6E6E6"/>
@@ -4476,7 +4665,7 @@
                 <w:sz w:val="18"/>
                 <w:szCs w:val="18"/>
               </w:rPr>
-              <w:t>Passed, 19 routes</w:t>
+              <w:t>Locked (SIGNUP_DISABLED)</w:t>
             </w:r>
           </w:p>
         </w:tc>
@@ -4490,7 +4679,7 @@
         </w:tblPrEx>
         <w:tc>
           <w:tcPr>
-            <w:tcW w:w="2729" w:type="dxa"/>
+            <w:tcW w:w="2631" w:type="dxa"/>
             <w:tcBorders>
               <w:top w:val="single" w:sz="4" w:space="0" w:color="E6E6E6"/>
               <w:left w:val="single" w:sz="4" w:space="0" w:color="E6E6E6"/>
@@ -4514,13 +4703,13 @@
                 <w:sz w:val="18"/>
                 <w:szCs w:val="18"/>
               </w:rPr>
-              <w:t>Agent binary</w:t>
-            </w:r>
-          </w:p>
-        </w:tc>
-        <w:tc>
-          <w:tcPr>
-            <w:tcW w:w="4288" w:type="dxa"/>
+              <w:t>Enrollment through Azure</w:t>
+            </w:r>
+          </w:p>
+        </w:tc>
+        <w:tc>
+          <w:tcPr>
+            <w:tcW w:w="3898" w:type="dxa"/>
             <w:tcBorders>
               <w:top w:val="single" w:sz="4" w:space="0" w:color="E6E6E6"/>
               <w:left w:val="single" w:sz="4" w:space="0" w:color="E6E6E6"/>
@@ -4544,13 +4733,13 @@
                 <w:sz w:val="18"/>
                 <w:szCs w:val="18"/>
               </w:rPr>
-              <w:t>networking-agent\bin\nexlink-agent.exe version</w:t>
-            </w:r>
-          </w:p>
-        </w:tc>
-        <w:tc>
-          <w:tcPr>
-            <w:tcW w:w="2729" w:type="dxa"/>
+              <w:t>join → code → approve on the live site</w:t>
+            </w:r>
+          </w:p>
+        </w:tc>
+        <w:tc>
+          <w:tcPr>
+            <w:tcW w:w="3217" w:type="dxa"/>
             <w:tcBorders>
               <w:top w:val="single" w:sz="4" w:space="0" w:color="E6E6E6"/>
               <w:left w:val="single" w:sz="4" w:space="0" w:color="E6E6E6"/>
@@ -4574,7 +4763,7 @@
                 <w:sz w:val="18"/>
                 <w:szCs w:val="18"/>
               </w:rPr>
-              <w:t>0.2.0</w:t>
+              <w:t>maitrey, maitrey-peer enrolled</w:t>
             </w:r>
           </w:p>
         </w:tc>
@@ -4588,7 +4777,7 @@
         </w:tblPrEx>
         <w:tc>
           <w:tcPr>
-            <w:tcW w:w="2729" w:type="dxa"/>
+            <w:tcW w:w="2631" w:type="dxa"/>
             <w:tcBorders>
               <w:top w:val="single" w:sz="4" w:space="0" w:color="E6E6E6"/>
               <w:left w:val="single" w:sz="4" w:space="0" w:color="E6E6E6"/>
@@ -4612,13 +4801,13 @@
                 <w:sz w:val="18"/>
                 <w:szCs w:val="18"/>
               </w:rPr>
-              <w:t>Real tunnel, direct</w:t>
-            </w:r>
-          </w:p>
-        </w:tc>
-        <w:tc>
-          <w:tcPr>
-            <w:tcW w:w="4288" w:type="dxa"/>
+              <w:t>Live tunnel, direct</w:t>
+            </w:r>
+          </w:p>
+        </w:tc>
+        <w:tc>
+          <w:tcPr>
+            <w:tcW w:w="3898" w:type="dxa"/>
             <w:tcBorders>
               <w:top w:val="single" w:sz="4" w:space="0" w:color="E6E6E6"/>
               <w:left w:val="single" w:sz="4" w:space="0" w:color="E6E6E6"/>
@@ -4642,13 +4831,13 @@
                 <w:sz w:val="18"/>
                 <w:szCs w:val="18"/>
               </w:rPr>
-              <w:t>maitrey ⇄ maitrey-peer with run --userspace</w:t>
-            </w:r>
-          </w:p>
-        </w:tc>
-        <w:tc>
-          <w:tcPr>
-            <w:tcW w:w="2729" w:type="dxa"/>
+              <w:t>maitrey-bharambe-net</w:t>
+            </w:r>
+          </w:p>
+        </w:tc>
+        <w:tc>
+          <w:tcPr>
+            <w:tcW w:w="3217" w:type="dxa"/>
             <w:tcBorders>
               <w:top w:val="single" w:sz="4" w:space="0" w:color="E6E6E6"/>
               <w:left w:val="single" w:sz="4" w:space="0" w:color="E6E6E6"/>
@@ -4672,7 +4861,7 @@
                 <w:sz w:val="18"/>
                 <w:szCs w:val="18"/>
               </w:rPr>
-              <w:t>Handshake fresh, 0.42–0.48 ms</w:t>
+              <w:t>Operational, 1/1 verified, 1.2–1.4 ms</w:t>
             </w:r>
           </w:p>
         </w:tc>
@@ -4686,7 +4875,7 @@
         </w:tblPrEx>
         <w:tc>
           <w:tcPr>
-            <w:tcW w:w="2729" w:type="dxa"/>
+            <w:tcW w:w="2631" w:type="dxa"/>
             <w:tcBorders>
               <w:top w:val="single" w:sz="4" w:space="0" w:color="E6E6E6"/>
               <w:left w:val="single" w:sz="4" w:space="0" w:color="E6E6E6"/>
@@ -4710,13 +4899,13 @@
                 <w:sz w:val="18"/>
                 <w:szCs w:val="18"/>
               </w:rPr>
-              <w:t>Real tunnel, relay</w:t>
-            </w:r>
-          </w:p>
-        </w:tc>
-        <w:tc>
-          <w:tcPr>
-            <w:tcW w:w="4288" w:type="dxa"/>
+              <w:t>Data, direct path</w:t>
+            </w:r>
+          </w:p>
+        </w:tc>
+        <w:tc>
+          <w:tcPr>
+            <w:tcW w:w="3898" w:type="dxa"/>
             <w:tcBorders>
               <w:top w:val="single" w:sz="4" w:space="0" w:color="E6E6E6"/>
               <w:left w:val="single" w:sz="4" w:space="0" w:color="E6E6E6"/>
@@ -4740,13 +4929,13 @@
                 <w:sz w:val="18"/>
                 <w:szCs w:val="18"/>
               </w:rPr>
-              <w:t>Same agents, first start on the relay (22 Oct)</w:t>
-            </w:r>
-          </w:p>
-        </w:tc>
-        <w:tc>
-          <w:tcPr>
-            <w:tcW w:w="2729" w:type="dxa"/>
+              <w:t>50 MB file through the tunnel</w:t>
+            </w:r>
+          </w:p>
+        </w:tc>
+        <w:tc>
+          <w:tcPr>
+            <w:tcW w:w="3217" w:type="dxa"/>
             <w:tcBorders>
               <w:top w:val="single" w:sz="4" w:space="0" w:color="E6E6E6"/>
               <w:left w:val="single" w:sz="4" w:space="0" w:color="E6E6E6"/>
@@ -4770,7 +4959,7 @@
                 <w:sz w:val="18"/>
                 <w:szCs w:val="18"/>
               </w:rPr>
-              <w:t>Handshake in 1 s, ~1–3.5 ms</w:t>
+              <w:t>4.3 s, ~97 Mbit/s, checksum identical</w:t>
             </w:r>
           </w:p>
         </w:tc>
@@ -4784,7 +4973,7 @@
         </w:tblPrEx>
         <w:tc>
           <w:tcPr>
-            <w:tcW w:w="2729" w:type="dxa"/>
+            <w:tcW w:w="2631" w:type="dxa"/>
             <w:tcBorders>
               <w:top w:val="single" w:sz="4" w:space="0" w:color="E6E6E6"/>
               <w:left w:val="single" w:sz="4" w:space="0" w:color="E6E6E6"/>
@@ -4808,13 +4997,13 @@
                 <w:sz w:val="18"/>
                 <w:szCs w:val="18"/>
               </w:rPr>
-              <w:t>Console verdict</w:t>
-            </w:r>
-          </w:p>
-        </w:tc>
-        <w:tc>
-          <w:tcPr>
-            <w:tcW w:w="4288" w:type="dxa"/>
+              <w:t>Data, relay via Azure</w:t>
+            </w:r>
+          </w:p>
+        </w:tc>
+        <w:tc>
+          <w:tcPr>
+            <w:tcW w:w="3898" w:type="dxa"/>
             <w:tcBorders>
               <w:top w:val="single" w:sz="4" w:space="0" w:color="E6E6E6"/>
               <w:left w:val="single" w:sz="4" w:space="0" w:color="E6E6E6"/>
@@ -4838,13 +5027,13 @@
                 <w:sz w:val="18"/>
                 <w:szCs w:val="18"/>
               </w:rPr>
-              <w:t>Network page for maitrey-net</w:t>
-            </w:r>
-          </w:p>
-        </w:tc>
-        <w:tc>
-          <w:tcPr>
-            <w:tcW w:w="2729" w:type="dxa"/>
+              <w:t>10 MB file through the relay</w:t>
+            </w:r>
+          </w:p>
+        </w:tc>
+        <w:tc>
+          <w:tcPr>
+            <w:tcW w:w="3217" w:type="dxa"/>
             <w:tcBorders>
               <w:top w:val="single" w:sz="4" w:space="0" w:color="E6E6E6"/>
               <w:left w:val="single" w:sz="4" w:space="0" w:color="E6E6E6"/>
@@ -4868,7 +5057,7 @@
                 <w:sz w:val="18"/>
                 <w:szCs w:val="18"/>
               </w:rPr>
-              <w:t>Operational, 1/1 verified</w:t>
+              <w:t>36.5 s, ~2.3 Mbit/s, checksum identical</w:t>
             </w:r>
           </w:p>
         </w:tc>
@@ -4882,7 +5071,7 @@
         </w:tblPrEx>
         <w:tc>
           <w:tcPr>
-            <w:tcW w:w="2729" w:type="dxa"/>
+            <w:tcW w:w="2631" w:type="dxa"/>
             <w:tcBorders>
               <w:top w:val="single" w:sz="4" w:space="0" w:color="E6E6E6"/>
               <w:left w:val="single" w:sz="4" w:space="0" w:color="E6E6E6"/>
@@ -4906,13 +5095,13 @@
                 <w:sz w:val="18"/>
                 <w:szCs w:val="18"/>
               </w:rPr>
-              <w:t>Landing and sign-in pages</w:t>
-            </w:r>
-          </w:p>
-        </w:tc>
-        <w:tc>
-          <w:tcPr>
-            <w:tcW w:w="4288" w:type="dxa"/>
+              <w:t>AI briefing</w:t>
+            </w:r>
+          </w:p>
+        </w:tc>
+        <w:tc>
+          <w:tcPr>
+            <w:tcW w:w="3898" w:type="dxa"/>
             <w:tcBorders>
               <w:top w:val="single" w:sz="4" w:space="0" w:color="E6E6E6"/>
               <w:left w:val="single" w:sz="4" w:space="0" w:color="E6E6E6"/>
@@ -4936,13 +5125,13 @@
                 <w:sz w:val="18"/>
                 <w:szCs w:val="18"/>
               </w:rPr>
-              <w:t>Rendered in a fresh browser profile</w:t>
-            </w:r>
-          </w:p>
-        </w:tc>
-        <w:tc>
-          <w:tcPr>
-            <w:tcW w:w="2729" w:type="dxa"/>
+              <w:t>Groq openai/gpt-oss-120b, live</w:t>
+            </w:r>
+          </w:p>
+        </w:tc>
+        <w:tc>
+          <w:tcPr>
+            <w:tcW w:w="3217" w:type="dxa"/>
             <w:tcBorders>
               <w:top w:val="single" w:sz="4" w:space="0" w:color="E6E6E6"/>
               <w:left w:val="single" w:sz="4" w:space="0" w:color="E6E6E6"/>
@@ -4966,7 +5155,7 @@
                 <w:sz w:val="18"/>
                 <w:szCs w:val="18"/>
               </w:rPr>
-              <w:t>Correct</w:t>
+              <w:t>Correct, 7 cited findings</w:t>
             </w:r>
           </w:p>
         </w:tc>
@@ -4980,7 +5169,7 @@
         </w:tblPrEx>
         <w:tc>
           <w:tcPr>
-            <w:tcW w:w="2729" w:type="dxa"/>
+            <w:tcW w:w="2631" w:type="dxa"/>
             <w:tcBorders>
               <w:top w:val="single" w:sz="4" w:space="0" w:color="E6E6E6"/>
               <w:left w:val="single" w:sz="4" w:space="0" w:color="E6E6E6"/>
@@ -5004,13 +5193,13 @@
                 <w:sz w:val="18"/>
                 <w:szCs w:val="18"/>
               </w:rPr>
-              <w:t>Docker Desktop</w:t>
-            </w:r>
-          </w:p>
-        </w:tc>
-        <w:tc>
-          <w:tcPr>
-            <w:tcW w:w="4288" w:type="dxa"/>
+              <w:t>AI device analysis</w:t>
+            </w:r>
+          </w:p>
+        </w:tc>
+        <w:tc>
+          <w:tcPr>
+            <w:tcW w:w="3898" w:type="dxa"/>
             <w:tcBorders>
               <w:top w:val="single" w:sz="4" w:space="0" w:color="E6E6E6"/>
               <w:left w:val="single" w:sz="4" w:space="0" w:color="E6E6E6"/>
@@ -5034,13 +5223,13 @@
                 <w:sz w:val="18"/>
                 <w:szCs w:val="18"/>
               </w:rPr>
-              <w:t>Fails to start on this PC</w:t>
-            </w:r>
-          </w:p>
-        </w:tc>
-        <w:tc>
-          <w:tcPr>
-            <w:tcW w:w="2729" w:type="dxa"/>
+              <w:t>maitrey</w:t>
+            </w:r>
+          </w:p>
+        </w:tc>
+        <w:tc>
+          <w:tcPr>
+            <w:tcW w:w="3217" w:type="dxa"/>
             <w:tcBorders>
               <w:top w:val="single" w:sz="4" w:space="0" w:color="E6E6E6"/>
               <w:left w:val="single" w:sz="4" w:space="0" w:color="E6E6E6"/>
@@ -5064,7 +5253,203 @@
                 <w:sz w:val="18"/>
                 <w:szCs w:val="18"/>
               </w:rPr>
-              <w:t>Not needed for this demo</w:t>
+              <w:t>Sound; no actions proposed (see note)</w:t>
+            </w:r>
+          </w:p>
+        </w:tc>
+      </w:tr>
+      <w:tr>
+        <w:tblPrEx>
+          <w:tblCellMar>
+            <w:top w:w="0" w:type="dxa"/>
+            <w:bottom w:w="0" w:type="dxa"/>
+          </w:tblCellMar>
+        </w:tblPrEx>
+        <w:tc>
+          <w:tcPr>
+            <w:tcW w:w="2631" w:type="dxa"/>
+            <w:tcBorders>
+              <w:top w:val="single" w:sz="4" w:space="0" w:color="E6E6E6"/>
+              <w:left w:val="single" w:sz="4" w:space="0" w:color="E6E6E6"/>
+              <w:bottom w:val="single" w:sz="4" w:space="0" w:color="E6E6E6"/>
+              <w:right w:val="single" w:sz="4" w:space="0" w:color="E6E6E6"/>
+            </w:tcBorders>
+            <w:shd w:val="clear" w:color="auto" w:fill="FAFAFA"/>
+            <w:tcMar>
+              <w:top w:w="70" w:type="dxa"/>
+              <w:left w:w="110" w:type="dxa"/>
+              <w:bottom w:w="70" w:type="dxa"/>
+              <w:right w:w="110" w:type="dxa"/>
+            </w:tcMar>
+          </w:tcPr>
+          <w:p>
+            <w:pPr>
+              <w:spacing w:after="40" w:line="252" w:lineRule="auto"/>
+            </w:pPr>
+            <w:r>
+              <w:rPr>
+                <w:sz w:val="18"/>
+                <w:szCs w:val="18"/>
+              </w:rPr>
+              <w:t>Automated tests</w:t>
+            </w:r>
+          </w:p>
+        </w:tc>
+        <w:tc>
+          <w:tcPr>
+            <w:tcW w:w="3898" w:type="dxa"/>
+            <w:tcBorders>
+              <w:top w:val="single" w:sz="4" w:space="0" w:color="E6E6E6"/>
+              <w:left w:val="single" w:sz="4" w:space="0" w:color="E6E6E6"/>
+              <w:bottom w:val="single" w:sz="4" w:space="0" w:color="E6E6E6"/>
+              <w:right w:val="single" w:sz="4" w:space="0" w:color="E6E6E6"/>
+            </w:tcBorders>
+            <w:shd w:val="clear" w:color="auto" w:fill="FAFAFA"/>
+            <w:tcMar>
+              <w:top w:w="70" w:type="dxa"/>
+              <w:left w:w="110" w:type="dxa"/>
+              <w:bottom w:w="70" w:type="dxa"/>
+              <w:right w:w="110" w:type="dxa"/>
+            </w:tcMar>
+          </w:tcPr>
+          <w:p>
+            <w:pPr>
+              <w:spacing w:after="40" w:line="252" w:lineRule="auto"/>
+            </w:pPr>
+            <w:r>
+              <w:rPr>
+                <w:sz w:val="18"/>
+                <w:szCs w:val="18"/>
+              </w:rPr>
+              <w:t>web 85 · Go 28 · Python 15</w:t>
+            </w:r>
+          </w:p>
+        </w:tc>
+        <w:tc>
+          <w:tcPr>
+            <w:tcW w:w="3217" w:type="dxa"/>
+            <w:tcBorders>
+              <w:top w:val="single" w:sz="4" w:space="0" w:color="E6E6E6"/>
+              <w:left w:val="single" w:sz="4" w:space="0" w:color="E6E6E6"/>
+              <w:bottom w:val="single" w:sz="4" w:space="0" w:color="E6E6E6"/>
+              <w:right w:val="single" w:sz="4" w:space="0" w:color="E6E6E6"/>
+            </w:tcBorders>
+            <w:shd w:val="clear" w:color="auto" w:fill="FAFAFA"/>
+            <w:tcMar>
+              <w:top w:w="70" w:type="dxa"/>
+              <w:left w:w="110" w:type="dxa"/>
+              <w:bottom w:w="70" w:type="dxa"/>
+              <w:right w:w="110" w:type="dxa"/>
+            </w:tcMar>
+          </w:tcPr>
+          <w:p>
+            <w:pPr>
+              <w:spacing w:after="40" w:line="252" w:lineRule="auto"/>
+            </w:pPr>
+            <w:r>
+              <w:rPr>
+                <w:sz w:val="18"/>
+                <w:szCs w:val="18"/>
+              </w:rPr>
+              <w:t>128 / 128 passed</w:t>
+            </w:r>
+          </w:p>
+        </w:tc>
+      </w:tr>
+      <w:tr>
+        <w:tblPrEx>
+          <w:tblCellMar>
+            <w:top w:w="0" w:type="dxa"/>
+            <w:bottom w:w="0" w:type="dxa"/>
+          </w:tblCellMar>
+        </w:tblPrEx>
+        <w:tc>
+          <w:tcPr>
+            <w:tcW w:w="2631" w:type="dxa"/>
+            <w:tcBorders>
+              <w:top w:val="single" w:sz="4" w:space="0" w:color="E6E6E6"/>
+              <w:left w:val="single" w:sz="4" w:space="0" w:color="E6E6E6"/>
+              <w:bottom w:val="single" w:sz="4" w:space="0" w:color="E6E6E6"/>
+              <w:right w:val="single" w:sz="4" w:space="0" w:color="E6E6E6"/>
+            </w:tcBorders>
+            <w:shd w:val="clear" w:color="auto" w:fill="FFFFFF"/>
+            <w:tcMar>
+              <w:top w:w="70" w:type="dxa"/>
+              <w:left w:w="110" w:type="dxa"/>
+              <w:bottom w:w="70" w:type="dxa"/>
+              <w:right w:w="110" w:type="dxa"/>
+            </w:tcMar>
+          </w:tcPr>
+          <w:p>
+            <w:pPr>
+              <w:spacing w:after="40" w:line="252" w:lineRule="auto"/>
+            </w:pPr>
+            <w:r>
+              <w:rPr>
+                <w:sz w:val="18"/>
+                <w:szCs w:val="18"/>
+              </w:rPr>
+              <w:t>Agent binary</w:t>
+            </w:r>
+          </w:p>
+        </w:tc>
+        <w:tc>
+          <w:tcPr>
+            <w:tcW w:w="3898" w:type="dxa"/>
+            <w:tcBorders>
+              <w:top w:val="single" w:sz="4" w:space="0" w:color="E6E6E6"/>
+              <w:left w:val="single" w:sz="4" w:space="0" w:color="E6E6E6"/>
+              <w:bottom w:val="single" w:sz="4" w:space="0" w:color="E6E6E6"/>
+              <w:right w:val="single" w:sz="4" w:space="0" w:color="E6E6E6"/>
+            </w:tcBorders>
+            <w:shd w:val="clear" w:color="auto" w:fill="FFFFFF"/>
+            <w:tcMar>
+              <w:top w:w="70" w:type="dxa"/>
+              <w:left w:w="110" w:type="dxa"/>
+              <w:bottom w:w="70" w:type="dxa"/>
+              <w:right w:w="110" w:type="dxa"/>
+            </w:tcMar>
+          </w:tcPr>
+          <w:p>
+            <w:pPr>
+              <w:spacing w:after="40" w:line="252" w:lineRule="auto"/>
+            </w:pPr>
+            <w:r>
+              <w:rPr>
+                <w:sz w:val="18"/>
+                <w:szCs w:val="18"/>
+              </w:rPr>
+              <w:t>nexlink-agent.exe version</w:t>
+            </w:r>
+          </w:p>
+        </w:tc>
+        <w:tc>
+          <w:tcPr>
+            <w:tcW w:w="3217" w:type="dxa"/>
+            <w:tcBorders>
+              <w:top w:val="single" w:sz="4" w:space="0" w:color="E6E6E6"/>
+              <w:left w:val="single" w:sz="4" w:space="0" w:color="E6E6E6"/>
+              <w:bottom w:val="single" w:sz="4" w:space="0" w:color="E6E6E6"/>
+              <w:right w:val="single" w:sz="4" w:space="0" w:color="E6E6E6"/>
+            </w:tcBorders>
+            <w:shd w:val="clear" w:color="auto" w:fill="FFFFFF"/>
+            <w:tcMar>
+              <w:top w:w="70" w:type="dxa"/>
+              <w:left w:w="110" w:type="dxa"/>
+              <w:bottom w:w="70" w:type="dxa"/>
+              <w:right w:w="110" w:type="dxa"/>
+            </w:tcMar>
+          </w:tcPr>
+          <w:p>
+            <w:pPr>
+              <w:spacing w:after="40" w:line="252" w:lineRule="auto"/>
+            </w:pPr>
+            <w:r>
+              <w:rPr>
+                <w:sz w:val="18"/>
+                <w:szCs w:val="18"/>
+              </w:rPr>
+              <w:t>0.2.0</w:t>
             </w:r>
           </w:p>
         </w:tc>
@@ -5143,19 +5528,47 @@
                 <w:sz w:val="19"/>
                 <w:szCs w:val="19"/>
               </w:rPr>
-              <w:t>Use a fresh database for the demo. The development database still contains demo and test networks; offline devices and old incidents look like a broken system on screen. Section 2.2 shows the one-line change.</w:t>
-            </w:r>
-          </w:p>
-          <w:p>
-            <w:pPr>
-              <w:spacing w:after="60" w:line="264" w:lineRule="auto"/>
-            </w:pPr>
-            <w:r>
-              <w:rPr>
+              <w:t xml:space="preserve">Two physical PCs on </w:t>
+            </w:r>
+            <w:r>
+              <w:rPr>
+                <w:b/>
+                <w:bCs/>
                 <w:sz w:val="19"/>
                 <w:szCs w:val="19"/>
               </w:rPr>
-              <w:t>Acts 3 and 6 run two agents on one PC: the real WireGuard protocol, but one machine. If a second computer is available, the optional Act 6c connects it for real.</w:t>
+              <w:t>different</w:t>
+            </w:r>
+            <w:r>
+              <w:rPr>
+                <w:sz w:val="19"/>
+                <w:szCs w:val="19"/>
+              </w:rPr>
+              <w:t xml:space="preserve"> networks have not been tested yet; the demo is the first run. Expect the relay there (slower, still encrypted).</w:t>
+            </w:r>
+          </w:p>
+          <w:p>
+            <w:pPr>
+              <w:spacing w:after="60" w:line="264" w:lineRule="auto"/>
+            </w:pPr>
+            <w:r>
+              <w:rPr>
+                <w:sz w:val="19"/>
+                <w:szCs w:val="19"/>
+              </w:rPr>
+              <w:t>The agents run only while their PowerShell windows are open. Closing a window disconnects that device; running the same command again reconnects it.</w:t>
+            </w:r>
+          </w:p>
+          <w:p>
+            <w:pPr>
+              <w:spacing w:after="60" w:line="264" w:lineRule="auto"/>
+            </w:pPr>
+            <w:r>
+              <w:rPr>
+                <w:sz w:val="19"/>
+                <w:szCs w:val="19"/>
+              </w:rPr>
+              <w:t>The AI is grounded but not perfect: in one analysis it called a 10–23 ms control-plane round trip “sub-millisecond”, and it does not yet see short relay episodes. Say so if asked — it is honest.</w:t>
             </w:r>
           </w:p>
         </w:tc>
@@ -5171,29 +5584,742 @@
         <w:pStyle w:val="Heading1"/>
         <w:pageBreakBefore/>
       </w:pPr>
-      <w:bookmarkStart w:id="2" w:name="_Toc243762127"/>
-      <w:r>
-        <w:t>2. The day before</w:t>
+      <w:bookmarkStart w:id="2" w:name="_Toc243815344"/>
+      <w:r>
+        <w:t>2. Two ways to present</w:t>
       </w:r>
       <w:bookmarkEnd w:id="2"/>
     </w:p>
+    <w:tbl>
+      <w:tblPr>
+        <w:tblW w:w="9746" w:type="dxa"/>
+        <w:tblBorders>
+          <w:top w:val="single" w:sz="4" w:space="0" w:color="auto"/>
+          <w:left w:val="single" w:sz="4" w:space="0" w:color="auto"/>
+          <w:bottom w:val="single" w:sz="4" w:space="0" w:color="auto"/>
+          <w:right w:val="single" w:sz="4" w:space="0" w:color="auto"/>
+          <w:insideH w:val="single" w:sz="4" w:space="0" w:color="auto"/>
+          <w:insideV w:val="single" w:sz="4" w:space="0" w:color="auto"/>
+        </w:tblBorders>
+        <w:tblCellMar>
+          <w:left w:w="10" w:type="dxa"/>
+          <w:right w:w="10" w:type="dxa"/>
+        </w:tblCellMar>
+        <w:tblLook w:val="0000" w:firstRow="0" w:lastRow="0" w:firstColumn="0" w:lastColumn="0" w:noHBand="0" w:noVBand="0"/>
+      </w:tblPr>
+      <w:tblGrid>
+        <w:gridCol w:w="1559"/>
+        <w:gridCol w:w="4288"/>
+        <w:gridCol w:w="3899"/>
+      </w:tblGrid>
+      <w:tr>
+        <w:tblPrEx>
+          <w:tblCellMar>
+            <w:top w:w="0" w:type="dxa"/>
+            <w:bottom w:w="0" w:type="dxa"/>
+          </w:tblCellMar>
+        </w:tblPrEx>
+        <w:trPr>
+          <w:tblHeader/>
+        </w:trPr>
+        <w:tc>
+          <w:tcPr>
+            <w:tcW w:w="1559" w:type="dxa"/>
+            <w:tcBorders>
+              <w:top w:val="single" w:sz="4" w:space="0" w:color="E6E6E6"/>
+              <w:left w:val="single" w:sz="4" w:space="0" w:color="E6E6E6"/>
+              <w:bottom w:val="single" w:sz="4" w:space="0" w:color="E6E6E6"/>
+              <w:right w:val="single" w:sz="4" w:space="0" w:color="E6E6E6"/>
+            </w:tcBorders>
+            <w:shd w:val="clear" w:color="auto" w:fill="0F0F0F"/>
+            <w:tcMar>
+              <w:top w:w="70" w:type="dxa"/>
+              <w:left w:w="110" w:type="dxa"/>
+              <w:bottom w:w="70" w:type="dxa"/>
+              <w:right w:w="110" w:type="dxa"/>
+            </w:tcMar>
+          </w:tcPr>
+          <w:p>
+            <w:pPr>
+              <w:spacing w:after="40" w:line="252" w:lineRule="auto"/>
+            </w:pPr>
+          </w:p>
+        </w:tc>
+        <w:tc>
+          <w:tcPr>
+            <w:tcW w:w="4288" w:type="dxa"/>
+            <w:tcBorders>
+              <w:top w:val="single" w:sz="4" w:space="0" w:color="E6E6E6"/>
+              <w:left w:val="single" w:sz="4" w:space="0" w:color="E6E6E6"/>
+              <w:bottom w:val="single" w:sz="4" w:space="0" w:color="E6E6E6"/>
+              <w:right w:val="single" w:sz="4" w:space="0" w:color="E6E6E6"/>
+            </w:tcBorders>
+            <w:shd w:val="clear" w:color="auto" w:fill="0F0F0F"/>
+            <w:tcMar>
+              <w:top w:w="70" w:type="dxa"/>
+              <w:left w:w="110" w:type="dxa"/>
+              <w:bottom w:w="70" w:type="dxa"/>
+              <w:right w:w="110" w:type="dxa"/>
+            </w:tcMar>
+          </w:tcPr>
+          <w:p>
+            <w:pPr>
+              <w:spacing w:after="40" w:line="252" w:lineRule="auto"/>
+            </w:pPr>
+            <w:r>
+              <w:rPr>
+                <w:b/>
+                <w:bCs/>
+                <w:color w:val="C7FF2E"/>
+                <w:sz w:val="18"/>
+                <w:szCs w:val="18"/>
+              </w:rPr>
+              <w:t>A · Live site (recommended)</w:t>
+            </w:r>
+          </w:p>
+        </w:tc>
+        <w:tc>
+          <w:tcPr>
+            <w:tcW w:w="3899" w:type="dxa"/>
+            <w:tcBorders>
+              <w:top w:val="single" w:sz="4" w:space="0" w:color="E6E6E6"/>
+              <w:left w:val="single" w:sz="4" w:space="0" w:color="E6E6E6"/>
+              <w:bottom w:val="single" w:sz="4" w:space="0" w:color="E6E6E6"/>
+              <w:right w:val="single" w:sz="4" w:space="0" w:color="E6E6E6"/>
+            </w:tcBorders>
+            <w:shd w:val="clear" w:color="auto" w:fill="0F0F0F"/>
+            <w:tcMar>
+              <w:top w:w="70" w:type="dxa"/>
+              <w:left w:w="110" w:type="dxa"/>
+              <w:bottom w:w="70" w:type="dxa"/>
+              <w:right w:w="110" w:type="dxa"/>
+            </w:tcMar>
+          </w:tcPr>
+          <w:p>
+            <w:pPr>
+              <w:spacing w:after="40" w:line="252" w:lineRule="auto"/>
+            </w:pPr>
+            <w:r>
+              <w:rPr>
+                <w:b/>
+                <w:bCs/>
+                <w:color w:val="C7FF2E"/>
+                <w:sz w:val="18"/>
+                <w:szCs w:val="18"/>
+              </w:rPr>
+              <w:t>B · Local backup (no internet)</w:t>
+            </w:r>
+          </w:p>
+        </w:tc>
+      </w:tr>
+      <w:tr>
+        <w:tblPrEx>
+          <w:tblCellMar>
+            <w:top w:w="0" w:type="dxa"/>
+            <w:bottom w:w="0" w:type="dxa"/>
+          </w:tblCellMar>
+        </w:tblPrEx>
+        <w:tc>
+          <w:tcPr>
+            <w:tcW w:w="1559" w:type="dxa"/>
+            <w:tcBorders>
+              <w:top w:val="single" w:sz="4" w:space="0" w:color="E6E6E6"/>
+              <w:left w:val="single" w:sz="4" w:space="0" w:color="E6E6E6"/>
+              <w:bottom w:val="single" w:sz="4" w:space="0" w:color="E6E6E6"/>
+              <w:right w:val="single" w:sz="4" w:space="0" w:color="E6E6E6"/>
+            </w:tcBorders>
+            <w:shd w:val="clear" w:color="auto" w:fill="FAFAFA"/>
+            <w:tcMar>
+              <w:top w:w="70" w:type="dxa"/>
+              <w:left w:w="110" w:type="dxa"/>
+              <w:bottom w:w="70" w:type="dxa"/>
+              <w:right w:w="110" w:type="dxa"/>
+            </w:tcMar>
+          </w:tcPr>
+          <w:p>
+            <w:pPr>
+              <w:spacing w:after="40" w:line="252" w:lineRule="auto"/>
+            </w:pPr>
+            <w:r>
+              <w:rPr>
+                <w:sz w:val="18"/>
+                <w:szCs w:val="18"/>
+              </w:rPr>
+              <w:t>Address</w:t>
+            </w:r>
+          </w:p>
+        </w:tc>
+        <w:tc>
+          <w:tcPr>
+            <w:tcW w:w="4288" w:type="dxa"/>
+            <w:tcBorders>
+              <w:top w:val="single" w:sz="4" w:space="0" w:color="E6E6E6"/>
+              <w:left w:val="single" w:sz="4" w:space="0" w:color="E6E6E6"/>
+              <w:bottom w:val="single" w:sz="4" w:space="0" w:color="E6E6E6"/>
+              <w:right w:val="single" w:sz="4" w:space="0" w:color="E6E6E6"/>
+            </w:tcBorders>
+            <w:shd w:val="clear" w:color="auto" w:fill="FAFAFA"/>
+            <w:tcMar>
+              <w:top w:w="70" w:type="dxa"/>
+              <w:left w:w="110" w:type="dxa"/>
+              <w:bottom w:w="70" w:type="dxa"/>
+              <w:right w:w="110" w:type="dxa"/>
+            </w:tcMar>
+          </w:tcPr>
+          <w:p>
+            <w:pPr>
+              <w:spacing w:after="40" w:line="252" w:lineRule="auto"/>
+            </w:pPr>
+            <w:r>
+              <w:rPr>
+                <w:sz w:val="18"/>
+                <w:szCs w:val="18"/>
+              </w:rPr>
+              <w:t>https://nexlink-maitrey.azurewebsites.net</w:t>
+            </w:r>
+          </w:p>
+        </w:tc>
+        <w:tc>
+          <w:tcPr>
+            <w:tcW w:w="3899" w:type="dxa"/>
+            <w:tcBorders>
+              <w:top w:val="single" w:sz="4" w:space="0" w:color="E6E6E6"/>
+              <w:left w:val="single" w:sz="4" w:space="0" w:color="E6E6E6"/>
+              <w:bottom w:val="single" w:sz="4" w:space="0" w:color="E6E6E6"/>
+              <w:right w:val="single" w:sz="4" w:space="0" w:color="E6E6E6"/>
+            </w:tcBorders>
+            <w:shd w:val="clear" w:color="auto" w:fill="FAFAFA"/>
+            <w:tcMar>
+              <w:top w:w="70" w:type="dxa"/>
+              <w:left w:w="110" w:type="dxa"/>
+              <w:bottom w:w="70" w:type="dxa"/>
+              <w:right w:w="110" w:type="dxa"/>
+            </w:tcMar>
+          </w:tcPr>
+          <w:p>
+            <w:pPr>
+              <w:spacing w:after="40" w:line="252" w:lineRule="auto"/>
+            </w:pPr>
+            <w:r>
+              <w:rPr>
+                <w:sz w:val="18"/>
+                <w:szCs w:val="18"/>
+              </w:rPr>
+              <w:t>http://localhost:3000</w:t>
+            </w:r>
+          </w:p>
+        </w:tc>
+      </w:tr>
+      <w:tr>
+        <w:tblPrEx>
+          <w:tblCellMar>
+            <w:top w:w="0" w:type="dxa"/>
+            <w:bottom w:w="0" w:type="dxa"/>
+          </w:tblCellMar>
+        </w:tblPrEx>
+        <w:tc>
+          <w:tcPr>
+            <w:tcW w:w="1559" w:type="dxa"/>
+            <w:tcBorders>
+              <w:top w:val="single" w:sz="4" w:space="0" w:color="E6E6E6"/>
+              <w:left w:val="single" w:sz="4" w:space="0" w:color="E6E6E6"/>
+              <w:bottom w:val="single" w:sz="4" w:space="0" w:color="E6E6E6"/>
+              <w:right w:val="single" w:sz="4" w:space="0" w:color="E6E6E6"/>
+            </w:tcBorders>
+            <w:shd w:val="clear" w:color="auto" w:fill="FFFFFF"/>
+            <w:tcMar>
+              <w:top w:w="70" w:type="dxa"/>
+              <w:left w:w="110" w:type="dxa"/>
+              <w:bottom w:w="70" w:type="dxa"/>
+              <w:right w:w="110" w:type="dxa"/>
+            </w:tcMar>
+          </w:tcPr>
+          <w:p>
+            <w:pPr>
+              <w:spacing w:after="40" w:line="252" w:lineRule="auto"/>
+            </w:pPr>
+            <w:r>
+              <w:rPr>
+                <w:sz w:val="18"/>
+                <w:szCs w:val="18"/>
+              </w:rPr>
+              <w:t>Start-up</w:t>
+            </w:r>
+          </w:p>
+        </w:tc>
+        <w:tc>
+          <w:tcPr>
+            <w:tcW w:w="4288" w:type="dxa"/>
+            <w:tcBorders>
+              <w:top w:val="single" w:sz="4" w:space="0" w:color="E6E6E6"/>
+              <w:left w:val="single" w:sz="4" w:space="0" w:color="E6E6E6"/>
+              <w:bottom w:val="single" w:sz="4" w:space="0" w:color="E6E6E6"/>
+              <w:right w:val="single" w:sz="4" w:space="0" w:color="E6E6E6"/>
+            </w:tcBorders>
+            <w:shd w:val="clear" w:color="auto" w:fill="FFFFFF"/>
+            <w:tcMar>
+              <w:top w:w="70" w:type="dxa"/>
+              <w:left w:w="110" w:type="dxa"/>
+              <w:bottom w:w="70" w:type="dxa"/>
+              <w:right w:w="110" w:type="dxa"/>
+            </w:tcMar>
+          </w:tcPr>
+          <w:p>
+            <w:pPr>
+              <w:spacing w:after="40" w:line="252" w:lineRule="auto"/>
+            </w:pPr>
+            <w:r>
+              <w:rPr>
+                <w:sz w:val="18"/>
+                <w:szCs w:val="18"/>
+              </w:rPr>
+              <w:t>Nothing to start — just sign in</w:t>
+            </w:r>
+          </w:p>
+        </w:tc>
+        <w:tc>
+          <w:tcPr>
+            <w:tcW w:w="3899" w:type="dxa"/>
+            <w:tcBorders>
+              <w:top w:val="single" w:sz="4" w:space="0" w:color="E6E6E6"/>
+              <w:left w:val="single" w:sz="4" w:space="0" w:color="E6E6E6"/>
+              <w:bottom w:val="single" w:sz="4" w:space="0" w:color="E6E6E6"/>
+              <w:right w:val="single" w:sz="4" w:space="0" w:color="E6E6E6"/>
+            </w:tcBorders>
+            <w:shd w:val="clear" w:color="auto" w:fill="FFFFFF"/>
+            <w:tcMar>
+              <w:top w:w="70" w:type="dxa"/>
+              <w:left w:w="110" w:type="dxa"/>
+              <w:bottom w:w="70" w:type="dxa"/>
+              <w:right w:w="110" w:type="dxa"/>
+            </w:tcMar>
+          </w:tcPr>
+          <w:p>
+            <w:pPr>
+              <w:spacing w:after="40" w:line="252" w:lineRule="auto"/>
+            </w:pPr>
+            <w:r>
+              <w:rPr>
+                <w:sz w:val="18"/>
+                <w:szCs w:val="18"/>
+              </w:rPr>
+              <w:t>cd web; npm run dev</w:t>
+            </w:r>
+          </w:p>
+        </w:tc>
+      </w:tr>
+      <w:tr>
+        <w:tblPrEx>
+          <w:tblCellMar>
+            <w:top w:w="0" w:type="dxa"/>
+            <w:bottom w:w="0" w:type="dxa"/>
+          </w:tblCellMar>
+        </w:tblPrEx>
+        <w:tc>
+          <w:tcPr>
+            <w:tcW w:w="1559" w:type="dxa"/>
+            <w:tcBorders>
+              <w:top w:val="single" w:sz="4" w:space="0" w:color="E6E6E6"/>
+              <w:left w:val="single" w:sz="4" w:space="0" w:color="E6E6E6"/>
+              <w:bottom w:val="single" w:sz="4" w:space="0" w:color="E6E6E6"/>
+              <w:right w:val="single" w:sz="4" w:space="0" w:color="E6E6E6"/>
+            </w:tcBorders>
+            <w:shd w:val="clear" w:color="auto" w:fill="FAFAFA"/>
+            <w:tcMar>
+              <w:top w:w="70" w:type="dxa"/>
+              <w:left w:w="110" w:type="dxa"/>
+              <w:bottom w:w="70" w:type="dxa"/>
+              <w:right w:w="110" w:type="dxa"/>
+            </w:tcMar>
+          </w:tcPr>
+          <w:p>
+            <w:pPr>
+              <w:spacing w:after="40" w:line="252" w:lineRule="auto"/>
+            </w:pPr>
+            <w:r>
+              <w:rPr>
+                <w:sz w:val="18"/>
+                <w:szCs w:val="18"/>
+              </w:rPr>
+              <w:t>Account</w:t>
+            </w:r>
+          </w:p>
+        </w:tc>
+        <w:tc>
+          <w:tcPr>
+            <w:tcW w:w="4288" w:type="dxa"/>
+            <w:tcBorders>
+              <w:top w:val="single" w:sz="4" w:space="0" w:color="E6E6E6"/>
+              <w:left w:val="single" w:sz="4" w:space="0" w:color="E6E6E6"/>
+              <w:bottom w:val="single" w:sz="4" w:space="0" w:color="E6E6E6"/>
+              <w:right w:val="single" w:sz="4" w:space="0" w:color="E6E6E6"/>
+            </w:tcBorders>
+            <w:shd w:val="clear" w:color="auto" w:fill="FAFAFA"/>
+            <w:tcMar>
+              <w:top w:w="70" w:type="dxa"/>
+              <w:left w:w="110" w:type="dxa"/>
+              <w:bottom w:w="70" w:type="dxa"/>
+              <w:right w:w="110" w:type="dxa"/>
+            </w:tcMar>
+          </w:tcPr>
+          <w:p>
+            <w:pPr>
+              <w:spacing w:after="40" w:line="252" w:lineRule="auto"/>
+            </w:pPr>
+            <w:r>
+              <w:rPr>
+                <w:sz w:val="18"/>
+                <w:szCs w:val="18"/>
+              </w:rPr>
+              <w:t>Sign in as admin (sign-up is locked)</w:t>
+            </w:r>
+          </w:p>
+        </w:tc>
+        <w:tc>
+          <w:tcPr>
+            <w:tcW w:w="3899" w:type="dxa"/>
+            <w:tcBorders>
+              <w:top w:val="single" w:sz="4" w:space="0" w:color="E6E6E6"/>
+              <w:left w:val="single" w:sz="4" w:space="0" w:color="E6E6E6"/>
+              <w:bottom w:val="single" w:sz="4" w:space="0" w:color="E6E6E6"/>
+              <w:right w:val="single" w:sz="4" w:space="0" w:color="E6E6E6"/>
+            </w:tcBorders>
+            <w:shd w:val="clear" w:color="auto" w:fill="FAFAFA"/>
+            <w:tcMar>
+              <w:top w:w="70" w:type="dxa"/>
+              <w:left w:w="110" w:type="dxa"/>
+              <w:bottom w:w="70" w:type="dxa"/>
+              <w:right w:w="110" w:type="dxa"/>
+            </w:tcMar>
+          </w:tcPr>
+          <w:p>
+            <w:pPr>
+              <w:spacing w:after="40" w:line="252" w:lineRule="auto"/>
+            </w:pPr>
+            <w:r>
+              <w:rPr>
+                <w:sz w:val="18"/>
+                <w:szCs w:val="18"/>
+              </w:rPr>
+              <w:t>Fresh database → sign up → first account is admin</w:t>
+            </w:r>
+          </w:p>
+        </w:tc>
+      </w:tr>
+      <w:tr>
+        <w:tblPrEx>
+          <w:tblCellMar>
+            <w:top w:w="0" w:type="dxa"/>
+            <w:bottom w:w="0" w:type="dxa"/>
+          </w:tblCellMar>
+        </w:tblPrEx>
+        <w:tc>
+          <w:tcPr>
+            <w:tcW w:w="1559" w:type="dxa"/>
+            <w:tcBorders>
+              <w:top w:val="single" w:sz="4" w:space="0" w:color="E6E6E6"/>
+              <w:left w:val="single" w:sz="4" w:space="0" w:color="E6E6E6"/>
+              <w:bottom w:val="single" w:sz="4" w:space="0" w:color="E6E6E6"/>
+              <w:right w:val="single" w:sz="4" w:space="0" w:color="E6E6E6"/>
+            </w:tcBorders>
+            <w:shd w:val="clear" w:color="auto" w:fill="FFFFFF"/>
+            <w:tcMar>
+              <w:top w:w="70" w:type="dxa"/>
+              <w:left w:w="110" w:type="dxa"/>
+              <w:bottom w:w="70" w:type="dxa"/>
+              <w:right w:w="110" w:type="dxa"/>
+            </w:tcMar>
+          </w:tcPr>
+          <w:p>
+            <w:pPr>
+              <w:spacing w:after="40" w:line="252" w:lineRule="auto"/>
+            </w:pPr>
+            <w:r>
+              <w:rPr>
+                <w:sz w:val="18"/>
+                <w:szCs w:val="18"/>
+              </w:rPr>
+              <w:t>Agents use</w:t>
+            </w:r>
+          </w:p>
+        </w:tc>
+        <w:tc>
+          <w:tcPr>
+            <w:tcW w:w="4288" w:type="dxa"/>
+            <w:tcBorders>
+              <w:top w:val="single" w:sz="4" w:space="0" w:color="E6E6E6"/>
+              <w:left w:val="single" w:sz="4" w:space="0" w:color="E6E6E6"/>
+              <w:bottom w:val="single" w:sz="4" w:space="0" w:color="E6E6E6"/>
+              <w:right w:val="single" w:sz="4" w:space="0" w:color="E6E6E6"/>
+            </w:tcBorders>
+            <w:shd w:val="clear" w:color="auto" w:fill="FFFFFF"/>
+            <w:tcMar>
+              <w:top w:w="70" w:type="dxa"/>
+              <w:left w:w="110" w:type="dxa"/>
+              <w:bottom w:w="70" w:type="dxa"/>
+              <w:right w:w="110" w:type="dxa"/>
+            </w:tcMar>
+          </w:tcPr>
+          <w:p>
+            <w:pPr>
+              <w:spacing w:after="40" w:line="252" w:lineRule="auto"/>
+            </w:pPr>
+            <w:r>
+              <w:rPr>
+                <w:sz w:val="18"/>
+                <w:szCs w:val="18"/>
+              </w:rPr>
+              <w:t>--server https://nexlink-maitrey.azurewebsites.net</w:t>
+            </w:r>
+          </w:p>
+        </w:tc>
+        <w:tc>
+          <w:tcPr>
+            <w:tcW w:w="3899" w:type="dxa"/>
+            <w:tcBorders>
+              <w:top w:val="single" w:sz="4" w:space="0" w:color="E6E6E6"/>
+              <w:left w:val="single" w:sz="4" w:space="0" w:color="E6E6E6"/>
+              <w:bottom w:val="single" w:sz="4" w:space="0" w:color="E6E6E6"/>
+              <w:right w:val="single" w:sz="4" w:space="0" w:color="E6E6E6"/>
+            </w:tcBorders>
+            <w:shd w:val="clear" w:color="auto" w:fill="FFFFFF"/>
+            <w:tcMar>
+              <w:top w:w="70" w:type="dxa"/>
+              <w:left w:w="110" w:type="dxa"/>
+              <w:bottom w:w="70" w:type="dxa"/>
+              <w:right w:w="110" w:type="dxa"/>
+            </w:tcMar>
+          </w:tcPr>
+          <w:p>
+            <w:pPr>
+              <w:spacing w:after="40" w:line="252" w:lineRule="auto"/>
+            </w:pPr>
+            <w:r>
+              <w:rPr>
+                <w:sz w:val="18"/>
+                <w:szCs w:val="18"/>
+              </w:rPr>
+              <w:t>--server http://127.0.0.1:3000</w:t>
+            </w:r>
+          </w:p>
+        </w:tc>
+      </w:tr>
+      <w:tr>
+        <w:tblPrEx>
+          <w:tblCellMar>
+            <w:top w:w="0" w:type="dxa"/>
+            <w:bottom w:w="0" w:type="dxa"/>
+          </w:tblCellMar>
+        </w:tblPrEx>
+        <w:tc>
+          <w:tcPr>
+            <w:tcW w:w="1559" w:type="dxa"/>
+            <w:tcBorders>
+              <w:top w:val="single" w:sz="4" w:space="0" w:color="E6E6E6"/>
+              <w:left w:val="single" w:sz="4" w:space="0" w:color="E6E6E6"/>
+              <w:bottom w:val="single" w:sz="4" w:space="0" w:color="E6E6E6"/>
+              <w:right w:val="single" w:sz="4" w:space="0" w:color="E6E6E6"/>
+            </w:tcBorders>
+            <w:shd w:val="clear" w:color="auto" w:fill="FAFAFA"/>
+            <w:tcMar>
+              <w:top w:w="70" w:type="dxa"/>
+              <w:left w:w="110" w:type="dxa"/>
+              <w:bottom w:w="70" w:type="dxa"/>
+              <w:right w:w="110" w:type="dxa"/>
+            </w:tcMar>
+          </w:tcPr>
+          <w:p>
+            <w:pPr>
+              <w:spacing w:after="40" w:line="252" w:lineRule="auto"/>
+            </w:pPr>
+            <w:r>
+              <w:rPr>
+                <w:sz w:val="18"/>
+                <w:szCs w:val="18"/>
+              </w:rPr>
+              <w:t>Second PC</w:t>
+            </w:r>
+          </w:p>
+        </w:tc>
+        <w:tc>
+          <w:tcPr>
+            <w:tcW w:w="4288" w:type="dxa"/>
+            <w:tcBorders>
+              <w:top w:val="single" w:sz="4" w:space="0" w:color="E6E6E6"/>
+              <w:left w:val="single" w:sz="4" w:space="0" w:color="E6E6E6"/>
+              <w:bottom w:val="single" w:sz="4" w:space="0" w:color="E6E6E6"/>
+              <w:right w:val="single" w:sz="4" w:space="0" w:color="E6E6E6"/>
+            </w:tcBorders>
+            <w:shd w:val="clear" w:color="auto" w:fill="FAFAFA"/>
+            <w:tcMar>
+              <w:top w:w="70" w:type="dxa"/>
+              <w:left w:w="110" w:type="dxa"/>
+              <w:bottom w:w="70" w:type="dxa"/>
+              <w:right w:w="110" w:type="dxa"/>
+            </w:tcMar>
+          </w:tcPr>
+          <w:p>
+            <w:pPr>
+              <w:spacing w:after="40" w:line="252" w:lineRule="auto"/>
+            </w:pPr>
+            <w:r>
+              <w:rPr>
+                <w:sz w:val="18"/>
+                <w:szCs w:val="18"/>
+              </w:rPr>
+              <w:t>Any network (internet only)</w:t>
+            </w:r>
+          </w:p>
+        </w:tc>
+        <w:tc>
+          <w:tcPr>
+            <w:tcW w:w="3899" w:type="dxa"/>
+            <w:tcBorders>
+              <w:top w:val="single" w:sz="4" w:space="0" w:color="E6E6E6"/>
+              <w:left w:val="single" w:sz="4" w:space="0" w:color="E6E6E6"/>
+              <w:bottom w:val="single" w:sz="4" w:space="0" w:color="E6E6E6"/>
+              <w:right w:val="single" w:sz="4" w:space="0" w:color="E6E6E6"/>
+            </w:tcBorders>
+            <w:shd w:val="clear" w:color="auto" w:fill="FAFAFA"/>
+            <w:tcMar>
+              <w:top w:w="70" w:type="dxa"/>
+              <w:left w:w="110" w:type="dxa"/>
+              <w:bottom w:w="70" w:type="dxa"/>
+              <w:right w:w="110" w:type="dxa"/>
+            </w:tcMar>
+          </w:tcPr>
+          <w:p>
+            <w:pPr>
+              <w:spacing w:after="40" w:line="252" w:lineRule="auto"/>
+            </w:pPr>
+            <w:r>
+              <w:rPr>
+                <w:sz w:val="18"/>
+                <w:szCs w:val="18"/>
+              </w:rPr>
+              <w:t>Same Wi-Fi only</w:t>
+            </w:r>
+          </w:p>
+        </w:tc>
+      </w:tr>
+    </w:tbl>
+    <w:p>
+      <w:pPr>
+        <w:spacing w:after="120"/>
+      </w:pPr>
+    </w:p>
+    <w:p>
+      <w:pPr>
+        <w:pStyle w:val="Heading1"/>
+        <w:pageBreakBefore/>
+      </w:pPr>
+      <w:bookmarkStart w:id="3" w:name="_Toc243815345"/>
+      <w:r>
+        <w:t>3. The day before</w:t>
+      </w:r>
+      <w:bookmarkEnd w:id="3"/>
+    </w:p>
     <w:p>
       <w:pPr>
         <w:pStyle w:val="Heading2"/>
       </w:pPr>
-      <w:bookmarkStart w:id="3" w:name="_Toc243762128"/>
-      <w:r>
-        <w:t>2.1 Update and install</w:t>
-      </w:r>
-      <w:bookmarkEnd w:id="3"/>
-    </w:p>
-    <w:p>
-      <w:pPr>
-        <w:spacing w:after="120" w:line="276" w:lineRule="auto"/>
-      </w:pPr>
-      <w:r>
-        <w:t>Open PowerShell in the project folder (D:\projects\cn):</w:t>
-      </w:r>
+      <w:bookmarkStart w:id="4" w:name="_Toc243815346"/>
+      <w:r>
+        <w:t>3.1 Live site (A)</w:t>
+      </w:r>
+      <w:bookmarkEnd w:id="4"/>
+    </w:p>
+    <w:p>
+      <w:pPr>
+        <w:pStyle w:val="ListParagraph"/>
+        <w:numPr>
+          <w:ilvl w:val="0"/>
+          <w:numId w:val="2"/>
+        </w:numPr>
+        <w:spacing w:after="60" w:line="264" w:lineRule="auto"/>
+      </w:pPr>
+      <w:r>
+        <w:t xml:space="preserve">Open https://nexlink-maitrey.azurewebsites.net and sign in. Check the top-right shows your name with </w:t>
+      </w:r>
+      <w:r>
+        <w:rPr>
+          <w:b/>
+          <w:bCs/>
+        </w:rPr>
+        <w:t>admin</w:t>
+      </w:r>
+      <w:r>
+        <w:t>.</w:t>
+      </w:r>
+    </w:p>
+    <w:p>
+      <w:pPr>
+        <w:pStyle w:val="ListParagraph"/>
+        <w:numPr>
+          <w:ilvl w:val="0"/>
+          <w:numId w:val="2"/>
+        </w:numPr>
+        <w:spacing w:after="60" w:line="264" w:lineRule="auto"/>
+      </w:pPr>
+      <w:r>
+        <w:t xml:space="preserve">Decide which network to use (e.g. </w:t>
+      </w:r>
+      <w:r>
+        <w:rPr>
+          <w:b/>
+          <w:bCs/>
+        </w:rPr>
+        <w:t>maitrey-bharambe-net</w:t>
+      </w:r>
+      <w:r>
+        <w:t xml:space="preserve">). To start the demo with an empty network, revoke the old devices on </w:t>
+      </w:r>
+      <w:r>
+        <w:rPr>
+          <w:b/>
+          <w:bCs/>
+        </w:rPr>
+        <w:t>devices</w:t>
+      </w:r>
+      <w:r>
+        <w:t>.</w:t>
+      </w:r>
+    </w:p>
+    <w:p>
+      <w:pPr>
+        <w:pStyle w:val="ListParagraph"/>
+        <w:numPr>
+          <w:ilvl w:val="0"/>
+          <w:numId w:val="2"/>
+        </w:numPr>
+        <w:spacing w:after="60" w:line="264" w:lineRule="auto"/>
+      </w:pPr>
+      <w:r>
+        <w:t>If the site was idle, the first page load can take up to 30 s; open https://nexlink-maitrey.azurewebsites.net/healthz once to wake it.</w:t>
+      </w:r>
+    </w:p>
+    <w:p>
+      <w:pPr>
+        <w:pStyle w:val="ListParagraph"/>
+        <w:numPr>
+          <w:ilvl w:val="0"/>
+          <w:numId w:val="2"/>
+        </w:numPr>
+        <w:spacing w:after="60" w:line="264" w:lineRule="auto"/>
+      </w:pPr>
+      <w:r>
+        <w:t>Delete old agent folders on this PC you no longer need (networking-agent\bin\live\…); new ones are created by the join command.</w:t>
+      </w:r>
+    </w:p>
+    <w:p>
+      <w:pPr>
+        <w:pStyle w:val="Heading2"/>
+      </w:pPr>
+      <w:bookmarkStart w:id="5" w:name="_Toc243815347"/>
+      <w:r>
+        <w:t>3.2 Local backup (B)</w:t>
+      </w:r>
+      <w:bookmarkEnd w:id="5"/>
     </w:p>
     <w:p>
       <w:pPr>
@@ -5213,7 +6339,7 @@
     <w:p>
       <w:pPr>
         <w:shd w:val="clear" w:color="auto" w:fill="F3F3F3"/>
-        <w:spacing w:after="160" w:line="252" w:lineRule="auto"/>
+        <w:spacing w:line="252" w:lineRule="auto"/>
         <w:ind w:left="120" w:right="120"/>
       </w:pPr>
       <w:r>
@@ -5222,31 +6348,13 @@
           <w:sz w:val="17"/>
           <w:szCs w:val="17"/>
         </w:rPr>
-        <w:t>.\scripts\start-all.ps1 -Install     # installs web and the AI service, builds the agent downloads</w:t>
-      </w:r>
-    </w:p>
-    <w:p>
-      <w:pPr>
-        <w:pStyle w:val="Heading2"/>
-      </w:pPr>
-      <w:bookmarkStart w:id="4" w:name="_Toc243762129"/>
-      <w:r>
-        <w:t>2.2 Use a clean demo database</w:t>
-      </w:r>
-      <w:bookmarkEnd w:id="4"/>
-    </w:p>
-    <w:p>
-      <w:pPr>
-        <w:spacing w:after="120" w:line="276" w:lineRule="auto"/>
-      </w:pPr>
-      <w:r>
-        <w:t>Open web\.env and point MONGODB_URI at a new database name:</w:t>
+        <w:t>.\scripts\start-all.ps1 -Install</w:t>
       </w:r>
     </w:p>
     <w:p>
       <w:pPr>
         <w:shd w:val="clear" w:color="auto" w:fill="F3F3F3"/>
-        <w:spacing w:after="160" w:line="252" w:lineRule="auto"/>
+        <w:spacing w:line="252" w:lineRule="auto"/>
         <w:ind w:left="120" w:right="120"/>
       </w:pPr>
       <w:r>
@@ -5255,26 +6363,33 @@
           <w:sz w:val="17"/>
           <w:szCs w:val="17"/>
         </w:rPr>
-        <w:t>MONGODB_URI=mongodb://127.0.0.1:27017/nexlink_demo</w:t>
-      </w:r>
-    </w:p>
-    <w:p>
-      <w:pPr>
-        <w:spacing w:after="120" w:line="276" w:lineRule="auto"/>
-      </w:pPr>
-      <w:r>
-        <w:t>The new database is created automatically. The first account you sign up becomes the administrator (needed for approvals). Change the name back to nexlink afterwards for your normal data.</w:t>
+        <w:t># web\.env: MONGODB_URI=mongodb://127.0.0.1:27017/nexlink_demo   (fresh database)</w:t>
+      </w:r>
+    </w:p>
+    <w:p>
+      <w:pPr>
+        <w:shd w:val="clear" w:color="auto" w:fill="F3F3F3"/>
+        <w:spacing w:after="160" w:line="252" w:lineRule="auto"/>
+        <w:ind w:left="120" w:right="120"/>
+      </w:pPr>
+      <w:r>
+        <w:rPr>
+          <w:rFonts w:ascii="Consolas" w:eastAsia="Consolas" w:hAnsi="Consolas" w:cs="Consolas"/>
+          <w:sz w:val="17"/>
+          <w:szCs w:val="17"/>
+        </w:rPr>
+        <w:t># web\.env: GROQ_API_KEY=gsk_…   (optional, enables AI)</w:t>
       </w:r>
     </w:p>
     <w:p>
       <w:pPr>
         <w:pStyle w:val="Heading2"/>
       </w:pPr>
-      <w:bookmarkStart w:id="5" w:name="_Toc243762130"/>
-      <w:r>
-        <w:t>2.3 Decide on AI (Acts 7 and 8)</w:t>
-      </w:r>
-      <w:bookmarkEnd w:id="5"/>
+      <w:bookmarkStart w:id="6" w:name="_Toc243815348"/>
+      <w:r>
+        <w:t>3.3 Rehearse once</w:t>
+      </w:r>
+      <w:bookmarkEnd w:id="6"/>
     </w:p>
     <w:p>
       <w:pPr>
@@ -5286,25 +6401,7 @@
         <w:spacing w:after="60" w:line="264" w:lineRule="auto"/>
       </w:pPr>
       <w:r>
-        <w:rPr>
-          <w:b/>
-          <w:bCs/>
-        </w:rPr>
-        <w:t>With AI:</w:t>
-      </w:r>
-      <w:r>
-        <w:t xml:space="preserve"> put your Groq key in web\.env as </w:t>
-      </w:r>
-      <w:r>
-        <w:rPr>
-          <w:rFonts w:ascii="Consolas" w:eastAsia="Consolas" w:hAnsi="Consolas" w:cs="Consolas"/>
-          <w:sz w:val="18"/>
-          <w:szCs w:val="18"/>
-        </w:rPr>
-        <w:t>GROQ_API_KEY=gsk_…</w:t>
-      </w:r>
-      <w:r>
-        <w:t>. AI runs inside NexLink — no second service. The file is git-ignored, so the key never reaches GitHub.</w:t>
+        <w:t>Run the whole guide once, then revoke the rehearsal devices.</w:t>
       </w:r>
     </w:p>
     <w:p>
@@ -5317,25 +6414,8 @@
         <w:spacing w:after="60" w:line="264" w:lineRule="auto"/>
       </w:pPr>
       <w:r>
-        <w:rPr>
-          <w:b/>
-          <w:bCs/>
-        </w:rPr>
-        <w:t>Without AI:</w:t>
-      </w:r>
-      <w:r>
-        <w:t xml:space="preserve"> leave it out. Briefings show that AI is not configured, deterministic diagnosis still works, and the rest of the demo is unchanged.</w:t>
-      </w:r>
-    </w:p>
-    <w:p>
-      <w:pPr>
-        <w:pStyle w:val="Heading2"/>
-      </w:pPr>
-      <w:bookmarkStart w:id="6" w:name="_Toc243762131"/>
-      <w:r>
-        <w:t>2.4 Rehearse once</w:t>
-      </w:r>
-      <w:bookmarkEnd w:id="6"/>
+        <w:t>Browser zoom 80–90% so whole pages fit on the projector.</w:t>
+      </w:r>
     </w:p>
     <w:p>
       <w:pPr>
@@ -5347,45 +6427,6 @@
         <w:spacing w:after="60" w:line="264" w:lineRule="auto"/>
       </w:pPr>
       <w:r>
-        <w:t>Run the whole guide once with the clean database, then reset it (section 6) so the real demo starts empty.</w:t>
-      </w:r>
-    </w:p>
-    <w:p>
-      <w:pPr>
-        <w:pStyle w:val="ListParagraph"/>
-        <w:numPr>
-          <w:ilvl w:val="0"/>
-          <w:numId w:val="2"/>
-        </w:numPr>
-        <w:spacing w:after="60" w:line="264" w:lineRule="auto"/>
-      </w:pPr>
-      <w:r>
-        <w:t>Set the browser zoom to 80–90% so whole pages fit on the projector.</w:t>
-      </w:r>
-    </w:p>
-    <w:p>
-      <w:pPr>
-        <w:pStyle w:val="ListParagraph"/>
-        <w:numPr>
-          <w:ilvl w:val="0"/>
-          <w:numId w:val="2"/>
-        </w:numPr>
-        <w:spacing w:after="60" w:line="264" w:lineRule="auto"/>
-      </w:pPr>
-      <w:r>
-        <w:t>Close anything using port 3000 and old agent windows from earlier runs.</w:t>
-      </w:r>
-    </w:p>
-    <w:p>
-      <w:pPr>
-        <w:pStyle w:val="ListParagraph"/>
-        <w:numPr>
-          <w:ilvl w:val="0"/>
-          <w:numId w:val="2"/>
-        </w:numPr>
-        <w:spacing w:after="60" w:line="264" w:lineRule="auto"/>
-      </w:pPr>
-      <w:r>
         <w:t>Keep the Project Report (PDF) open in a tab for questions.</w:t>
       </w:r>
     </w:p>
@@ -5394,18 +6435,26 @@
         <w:pStyle w:val="Heading1"/>
         <w:pageBreakBefore/>
       </w:pPr>
-      <w:bookmarkStart w:id="7" w:name="_Toc243762132"/>
-      <w:r>
-        <w:t>3. Starting everything (10 minutes before)</w:t>
+      <w:bookmarkStart w:id="7" w:name="_Toc243815349"/>
+      <w:r>
+        <w:t>4. Starting everything (10 minutes before)</w:t>
       </w:r>
       <w:bookmarkEnd w:id="7"/>
     </w:p>
     <w:p>
       <w:pPr>
+        <w:pStyle w:val="Heading3"/>
+      </w:pPr>
+      <w:r>
+        <w:t>Browser</w:t>
+      </w:r>
+    </w:p>
+    <w:p>
+      <w:pPr>
         <w:spacing w:after="120" w:line="276" w:lineRule="auto"/>
       </w:pPr>
       <w:r>
-        <w:t>Open two PowerShell windows and give each a clear title.</w:t>
+        <w:t>Open https://nexlink-maitrey.azurewebsites.net/healthz (should show {"ok":true}), then https://nexlink-maitrey.azurewebsites.net and sign in.</w:t>
       </w:r>
     </w:p>
     <w:p>
@@ -5413,60 +6462,7 @@
         <w:pStyle w:val="Heading3"/>
       </w:pPr>
       <w:r>
-        <w:t>Window 1 — NexLink (console, API, live updates and relay on one port)</w:t>
-      </w:r>
-    </w:p>
-    <w:p>
-      <w:pPr>
-        <w:shd w:val="clear" w:color="auto" w:fill="F3F3F3"/>
-        <w:spacing w:line="252" w:lineRule="auto"/>
-        <w:ind w:left="120" w:right="120"/>
-      </w:pPr>
-      <w:r>
-        <w:rPr>
-          <w:rFonts w:ascii="Consolas" w:eastAsia="Consolas" w:hAnsi="Consolas" w:cs="Consolas"/>
-          <w:sz w:val="17"/>
-          <w:szCs w:val="17"/>
-        </w:rPr>
-        <w:t>cd D:\projects\cn\web</w:t>
-      </w:r>
-    </w:p>
-    <w:p>
-      <w:pPr>
-        <w:shd w:val="clear" w:color="auto" w:fill="F3F3F3"/>
-        <w:spacing w:line="252" w:lineRule="auto"/>
-        <w:ind w:left="120" w:right="120"/>
-      </w:pPr>
-      <w:r>
-        <w:rPr>
-          <w:rFonts w:ascii="Consolas" w:eastAsia="Consolas" w:hAnsi="Consolas" w:cs="Consolas"/>
-          <w:sz w:val="17"/>
-          <w:szCs w:val="17"/>
-        </w:rPr>
-        <w:t>npm run dev</w:t>
-      </w:r>
-    </w:p>
-    <w:p>
-      <w:pPr>
-        <w:shd w:val="clear" w:color="auto" w:fill="F3F3F3"/>
-        <w:spacing w:after="160" w:line="252" w:lineRule="auto"/>
-        <w:ind w:left="120" w:right="120"/>
-      </w:pPr>
-      <w:r>
-        <w:rPr>
-          <w:rFonts w:ascii="Consolas" w:eastAsia="Consolas" w:hAnsi="Consolas" w:cs="Consolas"/>
-          <w:sz w:val="17"/>
-          <w:szCs w:val="17"/>
-        </w:rPr>
-        <w:t># wait for: NexLink ready on http://localhost:3000</w:t>
-      </w:r>
-    </w:p>
-    <w:p>
-      <w:pPr>
-        <w:pStyle w:val="Heading3"/>
-      </w:pPr>
-      <w:r>
-        <w:t>Window 2 — Agents</w:t>
+        <w:t>PowerShell — agents</w:t>
       </w:r>
     </w:p>
     <w:p>
@@ -5501,62 +6497,55 @@
     </w:p>
     <w:p>
       <w:pPr>
-        <w:pStyle w:val="Heading2"/>
-      </w:pPr>
-      <w:bookmarkStart w:id="8" w:name="_Toc243762133"/>
-      <w:r>
-        <w:t>Quick checks</w:t>
-      </w:r>
-      <w:bookmarkEnd w:id="8"/>
-    </w:p>
-    <w:p>
-      <w:pPr>
-        <w:pStyle w:val="ListParagraph"/>
-        <w:numPr>
-          <w:ilvl w:val="0"/>
-          <w:numId w:val="2"/>
-        </w:numPr>
-        <w:spacing w:after="60" w:line="264" w:lineRule="auto"/>
-      </w:pPr>
-      <w:r>
-        <w:t xml:space="preserve">http://localhost:3000/healthz shows </w:t>
-      </w:r>
+        <w:pStyle w:val="Heading3"/>
+      </w:pPr>
+      <w:r>
+        <w:t>Optional — a file to share for Act 7</w:t>
+      </w:r>
+    </w:p>
+    <w:p>
+      <w:pPr>
+        <w:shd w:val="clear" w:color="auto" w:fill="F3F3F3"/>
+        <w:spacing w:line="252" w:lineRule="auto"/>
+        <w:ind w:left="120" w:right="120"/>
+      </w:pPr>
       <w:r>
         <w:rPr>
           <w:rFonts w:ascii="Consolas" w:eastAsia="Consolas" w:hAnsi="Consolas" w:cs="Consolas"/>
-          <w:sz w:val="18"/>
-          <w:szCs w:val="18"/>
+          <w:sz w:val="17"/>
+          <w:szCs w:val="17"/>
         </w:rPr>
-        <w:t>{"ok":true,"service":"nexlink"}</w:t>
-      </w:r>
-      <w:r>
-        <w:t>.</w:t>
-      </w:r>
-    </w:p>
-    <w:p>
-      <w:pPr>
-        <w:pStyle w:val="ListParagraph"/>
-        <w:numPr>
-          <w:ilvl w:val="0"/>
-          <w:numId w:val="2"/>
-        </w:numPr>
-        <w:spacing w:after="60" w:line="264" w:lineRule="auto"/>
-      </w:pPr>
-      <w:r>
-        <w:t>http://localhost:3000 shows the landing page with “systems online” on the sign-in page’s status bar.</w:t>
-      </w:r>
-    </w:p>
-    <w:p>
-      <w:pPr>
-        <w:pStyle w:val="ListParagraph"/>
-        <w:numPr>
-          <w:ilvl w:val="0"/>
-          <w:numId w:val="2"/>
-        </w:numPr>
-        <w:spacing w:after="60" w:line="264" w:lineRule="auto"/>
-      </w:pPr>
-      <w:r>
-        <w:t>If a page shows “control plane unreachable”, Window 1 is still starting or was stopped — wait and refresh.</w:t>
+        <w:t>mkdir D:\nexlink-share; cd D:\nexlink-share</w:t>
+      </w:r>
+    </w:p>
+    <w:p>
+      <w:pPr>
+        <w:shd w:val="clear" w:color="auto" w:fill="F3F3F3"/>
+        <w:spacing w:line="252" w:lineRule="auto"/>
+        <w:ind w:left="120" w:right="120"/>
+      </w:pPr>
+      <w:r>
+        <w:rPr>
+          <w:rFonts w:ascii="Consolas" w:eastAsia="Consolas" w:hAnsi="Consolas" w:cs="Consolas"/>
+          <w:sz w:val="17"/>
+          <w:szCs w:val="17"/>
+        </w:rPr>
+        <w:t># put any file here, e.g. a 50 MB video or zip</w:t>
+      </w:r>
+    </w:p>
+    <w:p>
+      <w:pPr>
+        <w:shd w:val="clear" w:color="auto" w:fill="F3F3F3"/>
+        <w:spacing w:after="160" w:line="252" w:lineRule="auto"/>
+        <w:ind w:left="120" w:right="120"/>
+      </w:pPr>
+      <w:r>
+        <w:rPr>
+          <w:rFonts w:ascii="Consolas" w:eastAsia="Consolas" w:hAnsi="Consolas" w:cs="Consolas"/>
+          <w:sz w:val="17"/>
+          <w:szCs w:val="17"/>
+        </w:rPr>
+        <w:t>python -m http.server 8099 --bind 127.0.0.1</w:t>
       </w:r>
     </w:p>
     <w:p>
@@ -5564,21 +6553,21 @@
         <w:pStyle w:val="Heading1"/>
         <w:pageBreakBefore/>
       </w:pPr>
-      <w:bookmarkStart w:id="9" w:name="_Toc243762134"/>
-      <w:r>
-        <w:t>4. The demo, act by act</w:t>
+      <w:bookmarkStart w:id="8" w:name="_Toc243815350"/>
+      <w:r>
+        <w:t>5. The demo, act by act</w:t>
+      </w:r>
+      <w:bookmarkEnd w:id="8"/>
+    </w:p>
+    <w:p>
+      <w:pPr>
+        <w:pStyle w:val="Heading2"/>
+      </w:pPr>
+      <w:bookmarkStart w:id="9" w:name="_Toc243815351"/>
+      <w:r>
+        <w:t>Act 1 — Landing page and architecture (3 min)</w:t>
       </w:r>
       <w:bookmarkEnd w:id="9"/>
-    </w:p>
-    <w:p>
-      <w:pPr>
-        <w:pStyle w:val="Heading2"/>
-      </w:pPr>
-      <w:bookmarkStart w:id="10" w:name="_Toc243762135"/>
-      <w:r>
-        <w:t>Act 1 — Landing page and architecture (3 min)</w:t>
-      </w:r>
-      <w:bookmarkEnd w:id="10"/>
     </w:p>
     <w:p>
       <w:pPr>
@@ -5590,7 +6579,7 @@
         <w:spacing w:after="60" w:line="264" w:lineRule="auto"/>
       </w:pPr>
       <w:r>
-        <w:t>Open http://localhost:3000 — the landing page: “your devices. your network. no limits.”</w:t>
+        <w:t>Open https://nexlink-maitrey.azurewebsites.net — the landing page: “your devices. your network. no limits.”</w:t>
       </w:r>
     </w:p>
     <w:p>
@@ -5616,27 +6605,7 @@
         <w:spacing w:after="60" w:line="264" w:lineRule="auto"/>
       </w:pPr>
       <w:r>
-        <w:t xml:space="preserve">Scroll to </w:t>
-      </w:r>
-      <w:r>
-        <w:rPr>
-          <w:b/>
-          <w:bCs/>
-        </w:rPr>
-        <w:t>How it works</w:t>
-      </w:r>
-      <w:r>
-        <w:t xml:space="preserve"> and </w:t>
-      </w:r>
-      <w:r>
-        <w:rPr>
-          <w:b/>
-          <w:bCs/>
-        </w:rPr>
-        <w:t>Security</w:t>
-      </w:r>
-      <w:r>
-        <w:t>, then show the architecture figure from this guide.</w:t>
+        <w:t>Show the architecture figure from this guide.</w:t>
       </w:r>
     </w:p>
     <w:p>
@@ -5650,10 +6619,10 @@
           <w:noProof/>
         </w:rPr>
         <w:drawing>
-          <wp:inline distT="0" distB="0" distL="0" distR="0" wp14:anchorId="02A2B548" wp14:editId="371145C0">
-            <wp:extent cx="5305425" cy="3314700"/>
+          <wp:inline distT="0" distB="0" distL="0" distR="0" wp14:anchorId="7CE077F5" wp14:editId="4A66FA00">
+            <wp:extent cx="5124450" cy="3200400"/>
             <wp:effectExtent l="0" t="0" r="0" b="0"/>
-            <wp:docPr id="2089030709" name="ui-welcome.png" descr="The landing page (24 Oct 2026)." title="The landing page (24 Oct 2026)."/>
+            <wp:docPr id="1127393036" name="ui-welcome.png" descr="The landing page." title="The landing page."/>
             <wp:cNvGraphicFramePr>
               <a:graphicFrameLocks xmlns:a="http://schemas.openxmlformats.org/drawingml/2006/main" noChangeAspect="1"/>
             </wp:cNvGraphicFramePr>
@@ -5676,7 +6645,7 @@
                   <pic:spPr bwMode="auto">
                     <a:xfrm>
                       <a:off x="0" y="0"/>
-                      <a:ext cx="5305425" cy="3314700"/>
+                      <a:ext cx="5124450" cy="3200400"/>
                     </a:xfrm>
                     <a:prstGeom prst="rect">
                       <a:avLst/>
@@ -5702,7 +6671,7 @@
           <w:sz w:val="17"/>
           <w:szCs w:val="17"/>
         </w:rPr>
-        <w:t>The landing page (24 Oct 2026).</w:t>
+        <w:t>The landing page.</w:t>
       </w:r>
     </w:p>
     <w:tbl>
@@ -5773,7 +6742,7 @@
                 <w:sz w:val="19"/>
                 <w:szCs w:val="19"/>
               </w:rPr>
-              <w:t>“NexLink lets you create private networks between your own computers, see their real connectivity, diagnose problems and run approved actions.”</w:t>
+              <w:t>“NexLink lets you create private networks between your own computers, from anywhere, see their real connectivity, diagnose problems and run approved actions.”</w:t>
             </w:r>
           </w:p>
           <w:p>
@@ -5785,7 +6754,7 @@
                 <w:sz w:val="19"/>
                 <w:szCs w:val="19"/>
               </w:rPr>
-              <w:t>“The whole platform is one app on one port — console, API, live updates and a relay — so it deploys as one container.”</w:t>
+              <w:t>“It is one app on the internet — console, API, live updates and a relay — deployed on Azure. Every push to GitHub is tested and deployed automatically.”</w:t>
             </w:r>
           </w:p>
           <w:p>
@@ -5800,18 +6769,6 @@
               <w:t>“The server only coordinates. VPN traffic goes directly between devices over WireGuard; when a firewall blocks that, it goes through a relay that only ever sees encrypted packets.”</w:t>
             </w:r>
           </w:p>
-          <w:p>
-            <w:pPr>
-              <w:spacing w:after="60" w:line="264" w:lineRule="auto"/>
-            </w:pPr>
-            <w:r>
-              <w:rPr>
-                <w:sz w:val="19"/>
-                <w:szCs w:val="19"/>
-              </w:rPr>
-              <w:t>“The design rule: never claim something we cannot prove. A device is connected only after WireGuard reports a real handshake.”</w:t>
-            </w:r>
-          </w:p>
         </w:tc>
       </w:tr>
     </w:tbl>
@@ -5824,11 +6781,11 @@
       <w:pPr>
         <w:pStyle w:val="Heading2"/>
       </w:pPr>
-      <w:bookmarkStart w:id="11" w:name="_Toc243762136"/>
-      <w:r>
-        <w:t>Act 2 — Sign up and guided setup (3 min)</w:t>
-      </w:r>
-      <w:bookmarkEnd w:id="11"/>
+      <w:bookmarkStart w:id="10" w:name="_Toc243815352"/>
+      <w:r>
+        <w:t>Act 2 — Sign in (1 min)</w:t>
+      </w:r>
+      <w:bookmarkEnd w:id="10"/>
     </w:p>
     <w:p>
       <w:pPr>
@@ -5847,20 +6804,30 @@
           <w:b/>
           <w:bCs/>
         </w:rPr>
-        <w:t>[ get started → ]</w:t>
-      </w:r>
-      <w:r>
-        <w:t xml:space="preserve">. The sign-in page opens on the </w:t>
+        <w:t>Sign in</w:t>
+      </w:r>
+      <w:r>
+        <w:t xml:space="preserve"> → sign in as admin. Point out </w:t>
       </w:r>
       <w:r>
         <w:rPr>
           <w:b/>
           <w:bCs/>
         </w:rPr>
-        <w:t>sign up</w:t>
-      </w:r>
-      <w:r>
-        <w:t xml:space="preserve"> tab.</w:t>
+        <w:t>admin</w:t>
+      </w:r>
+      <w:r>
+        <w:t xml:space="preserve"> under your name and the </w:t>
+      </w:r>
+      <w:r>
+        <w:rPr>
+          <w:b/>
+          <w:bCs/>
+        </w:rPr>
+        <w:t>audit log</w:t>
+      </w:r>
+      <w:r>
+        <w:t xml:space="preserve"> in the sidebar.</w:t>
       </w:r>
     </w:p>
     <w:p>
@@ -5873,139 +6840,7 @@
         <w:spacing w:after="60" w:line="264" w:lineRule="auto"/>
       </w:pPr>
       <w:r>
-        <w:t xml:space="preserve">Enter your name, email and a password (12+ characters) → </w:t>
-      </w:r>
-      <w:r>
-        <w:rPr>
-          <w:b/>
-          <w:bCs/>
-        </w:rPr>
-        <w:t>create account</w:t>
-      </w:r>
-      <w:r>
-        <w:t xml:space="preserve">. You land on </w:t>
-      </w:r>
-      <w:r>
-        <w:rPr>
-          <w:b/>
-          <w:bCs/>
-        </w:rPr>
-        <w:t>setup</w:t>
-      </w:r>
-      <w:r>
-        <w:t>.</w:t>
-      </w:r>
-    </w:p>
-    <w:p>
-      <w:pPr>
-        <w:pStyle w:val="ListParagraph"/>
-        <w:numPr>
-          <w:ilvl w:val="0"/>
-          <w:numId w:val="4"/>
-        </w:numPr>
-        <w:spacing w:after="60" w:line="264" w:lineRule="auto"/>
-      </w:pPr>
-      <w:r>
-        <w:t xml:space="preserve">Create the network: name </w:t>
-      </w:r>
-      <w:r>
-        <w:rPr>
-          <w:b/>
-          <w:bCs/>
-        </w:rPr>
-        <w:t>maitrey-net</w:t>
-      </w:r>
-      <w:r>
-        <w:t>. Point out the suggested free private range — the CIDR is optional.</w:t>
-      </w:r>
-    </w:p>
-    <w:p>
-      <w:pPr>
-        <w:pStyle w:val="ListParagraph"/>
-        <w:numPr>
-          <w:ilvl w:val="0"/>
-          <w:numId w:val="4"/>
-        </w:numPr>
-        <w:spacing w:after="60" w:line="264" w:lineRule="auto"/>
-      </w:pPr>
-      <w:r>
-        <w:t xml:space="preserve">Optional: on </w:t>
-      </w:r>
-      <w:r>
-        <w:rPr>
-          <w:b/>
-          <w:bCs/>
-        </w:rPr>
-        <w:t>networks → new network</w:t>
-      </w:r>
-      <w:r>
-        <w:t>, try 8.8.8.0/24 (not private) or an overlapping range and show the error.</w:t>
-      </w:r>
-    </w:p>
-    <w:p>
-      <w:pPr>
-        <w:keepNext/>
-        <w:spacing w:before="120" w:after="60"/>
-        <w:jc w:val="center"/>
-      </w:pPr>
-      <w:r>
-        <w:rPr>
-          <w:noProof/>
-        </w:rPr>
-        <w:drawing>
-          <wp:inline distT="0" distB="0" distL="0" distR="0" wp14:anchorId="2CADB23E" wp14:editId="1E9BB6B0">
-            <wp:extent cx="4933950" cy="3086100"/>
-            <wp:effectExtent l="0" t="0" r="0" b="0"/>
-            <wp:docPr id="1989165208" name="ui-login.png" descr="The sign-in page." title="The sign-in page."/>
-            <wp:cNvGraphicFramePr>
-              <a:graphicFrameLocks xmlns:a="http://schemas.openxmlformats.org/drawingml/2006/main" noChangeAspect="1"/>
-            </wp:cNvGraphicFramePr>
-            <a:graphic xmlns:a="http://schemas.openxmlformats.org/drawingml/2006/main">
-              <a:graphicData uri="http://schemas.openxmlformats.org/drawingml/2006/picture">
-                <pic:pic xmlns:pic="http://schemas.openxmlformats.org/drawingml/2006/picture">
-                  <pic:nvPicPr>
-                    <pic:cNvPr id="0" name=""/>
-                    <pic:cNvPicPr>
-                      <a:picLocks noChangeAspect="1" noChangeArrowheads="1"/>
-                    </pic:cNvPicPr>
-                  </pic:nvPicPr>
-                  <pic:blipFill>
-                    <a:blip r:embed="rId10"/>
-                    <a:srcRect/>
-                    <a:stretch>
-                      <a:fillRect/>
-                    </a:stretch>
-                  </pic:blipFill>
-                  <pic:spPr bwMode="auto">
-                    <a:xfrm>
-                      <a:off x="0" y="0"/>
-                      <a:ext cx="4933950" cy="3086100"/>
-                    </a:xfrm>
-                    <a:prstGeom prst="rect">
-                      <a:avLst/>
-                    </a:prstGeom>
-                  </pic:spPr>
-                </pic:pic>
-              </a:graphicData>
-            </a:graphic>
-          </wp:inline>
-        </w:drawing>
-      </w:r>
-    </w:p>
-    <w:p>
-      <w:pPr>
-        <w:spacing w:after="200"/>
-        <w:jc w:val="center"/>
-      </w:pPr>
-      <w:r>
-        <w:rPr>
-          <w:i/>
-          <w:iCs/>
-          <w:color w:val="555555"/>
-          <w:sz w:val="17"/>
-          <w:szCs w:val="17"/>
-        </w:rPr>
-        <w:t>The sign-in page.</w:t>
+        <w:t>Mention that self-service sign-up is switched off on the live site, so nobody else can create an account.</w:t>
       </w:r>
     </w:p>
     <w:tbl>
@@ -6076,19 +6911,7 @@
                 <w:sz w:val="19"/>
                 <w:szCs w:val="19"/>
               </w:rPr>
-              <w:t>“The first account becomes the administrator; later accounts only see their own networks.”</w:t>
-            </w:r>
-          </w:p>
-          <w:p>
-            <w:pPr>
-              <w:spacing w:after="60" w:line="264" w:lineRule="auto"/>
-            </w:pPr>
-            <w:r>
-              <w:rPr>
-                <w:sz w:val="19"/>
-                <w:szCs w:val="19"/>
-              </w:rPr>
-              <w:t>“Address allocation is enforced by a unique index in the database, so two devices can never get the same address — even if they join at the same moment.”</w:t>
+              <w:t>“The first account became the administrator; after that I locked sign-up. Roles are enforced by the server, not just hidden in the interface.”</w:t>
             </w:r>
           </w:p>
         </w:tc>
@@ -6103,29 +6926,18 @@
       <w:pPr>
         <w:pStyle w:val="Heading2"/>
       </w:pPr>
-      <w:bookmarkStart w:id="12" w:name="_Toc243762137"/>
+      <w:bookmarkStart w:id="11" w:name="_Toc243815353"/>
       <w:r>
         <w:t>Act 3 — Join with a code (4 min)</w:t>
       </w:r>
-      <w:bookmarkEnd w:id="12"/>
+      <w:bookmarkEnd w:id="11"/>
     </w:p>
     <w:p>
       <w:pPr>
         <w:spacing w:after="120" w:line="276" w:lineRule="auto"/>
       </w:pPr>
       <w:r>
-        <w:t xml:space="preserve">In Window 2, start the first agent’s join (on another computer this is the one-line </w:t>
-      </w:r>
-      <w:r>
-        <w:rPr>
-          <w:rFonts w:ascii="Consolas" w:eastAsia="Consolas" w:hAnsi="Consolas" w:cs="Consolas"/>
-          <w:sz w:val="18"/>
-          <w:szCs w:val="18"/>
-        </w:rPr>
-        <w:t>irm … | iex</w:t>
-      </w:r>
-      <w:r>
-        <w:t xml:space="preserve"> from </w:t>
+        <w:t xml:space="preserve">In PowerShell (on another computer this is the one line from </w:t>
       </w:r>
       <w:r>
         <w:rPr>
@@ -6150,7 +6962,7 @@
           <w:sz w:val="17"/>
           <w:szCs w:val="17"/>
         </w:rPr>
-        <w:t>.\nexlink-agent.exe join --server http://127.0.0.1:3000 --state-dir .\stage\maitrey</w:t>
+        <w:t>.\nexlink-agent.exe join --server https://nexlink-maitrey.azurewebsites.net --state-dir .\stage\maitrey</w:t>
       </w:r>
     </w:p>
     <w:p>
@@ -6163,7 +6975,7 @@
         <w:spacing w:after="60" w:line="264" w:lineRule="auto"/>
       </w:pPr>
       <w:r>
-        <w:t xml:space="preserve">The window prints a short code such as </w:t>
+        <w:t xml:space="preserve">The window prints a short code (e.g. </w:t>
       </w:r>
       <w:r>
         <w:rPr>
@@ -6173,7 +6985,7 @@
         <w:t>KXRT-4P2M</w:t>
       </w:r>
       <w:r>
-        <w:t>, the computer name “Maitrey” and a key fingerprint.</w:t>
+        <w:t>), the computer name “Maitrey” and a key fingerprint.</w:t>
       </w:r>
     </w:p>
     <w:p>
@@ -6206,17 +7018,7 @@
         <w:t>maitrey</w:t>
       </w:r>
       <w:r>
-        <w:t xml:space="preserve"> → network </w:t>
-      </w:r>
-      <w:r>
-        <w:rPr>
-          <w:b/>
-          <w:bCs/>
-        </w:rPr>
-        <w:t>maitrey-net</w:t>
-      </w:r>
-      <w:r>
-        <w:t xml:space="preserve"> → </w:t>
+        <w:t xml:space="preserve"> → choose the network → </w:t>
       </w:r>
       <w:r>
         <w:rPr>
@@ -6239,7 +7041,7 @@
         <w:spacing w:after="60" w:line="264" w:lineRule="auto"/>
       </w:pPr>
       <w:r>
-        <w:t>The agent window prints “approved: enrolled as maitrey … address 10.x.x.2”.</w:t>
+        <w:t>The agent prints “approved: enrolled as maitrey … address 10.x.x.2”.</w:t>
       </w:r>
     </w:p>
     <w:p>
@@ -6277,7 +7079,7 @@
           <w:sz w:val="17"/>
           <w:szCs w:val="17"/>
         </w:rPr>
-        <w:t>.\nexlink-agent.exe join --server http://127.0.0.1:3000 --state-dir .\stage\maitrey-peer</w:t>
+        <w:t>.\nexlink-agent.exe join --server https://nexlink-maitrey.azurewebsites.net --state-dir .\stage\maitrey-peer</w:t>
       </w:r>
     </w:p>
     <w:tbl>
@@ -6348,7 +7150,7 @@
                 <w:sz w:val="19"/>
                 <w:szCs w:val="19"/>
               </w:rPr>
-              <w:t>“The agent made its own keys on the PC — an Ed25519 identity key and a WireGuard key. The private keys never leave the device.”</w:t>
+              <w:t>“The agent made its own keys on the PC; the private keys never leave it.”</w:t>
             </w:r>
           </w:p>
           <w:p>
@@ -6360,19 +7162,7 @@
                 <w:sz w:val="19"/>
                 <w:szCs w:val="19"/>
               </w:rPr>
-              <w:t>“The line I ran is the same for every computer and contains nothing secret. The code proves which computer is asking, and an operator decides whether it gets in.”</w:t>
-            </w:r>
-          </w:p>
-          <w:p>
-            <w:pPr>
-              <w:spacing w:after="60" w:line="264" w:lineRule="auto"/>
-            </w:pPr>
-            <w:r>
-              <w:rPr>
-                <w:sz w:val="19"/>
-                <w:szCs w:val="19"/>
-              </w:rPr>
-              <w:t>“From now on every request the agent makes is signed, time-stamped and replay-protected.”</w:t>
+              <w:t>“The line is the same for every computer and contains nothing secret. The code proves which computer is asking, and I decide whether it gets in.”</w:t>
             </w:r>
           </w:p>
         </w:tc>
@@ -6387,11 +7177,11 @@
       <w:pPr>
         <w:pStyle w:val="Heading2"/>
       </w:pPr>
-      <w:bookmarkStart w:id="13" w:name="_Toc243762138"/>
+      <w:bookmarkStart w:id="12" w:name="_Toc243815354"/>
       <w:r>
         <w:t>Act 4 — Honest health (2 min)</w:t>
       </w:r>
-      <w:bookmarkEnd w:id="13"/>
+      <w:bookmarkEnd w:id="12"/>
     </w:p>
     <w:p>
       <w:pPr>
@@ -6430,30 +7220,7 @@
         <w:t>topology</w:t>
       </w:r>
       <w:r>
-        <w:t>: the two devices are joined by a dotted “configured” line, not a lime one.</w:t>
-      </w:r>
-    </w:p>
-    <w:p>
-      <w:pPr>
-        <w:pStyle w:val="ListParagraph"/>
-        <w:numPr>
-          <w:ilvl w:val="0"/>
-          <w:numId w:val="6"/>
-        </w:numPr>
-        <w:spacing w:after="60" w:line="264" w:lineRule="auto"/>
-      </w:pPr>
-      <w:r>
-        <w:t xml:space="preserve">Open </w:t>
-      </w:r>
-      <w:r>
-        <w:rPr>
-          <w:b/>
-          <w:bCs/>
-        </w:rPr>
-        <w:t>maitrey</w:t>
-      </w:r>
-      <w:r>
-        <w:t>: identity, connection and performance are separate sections; with no evidence they say unknown.</w:t>
+        <w:t>: a dotted “configured” line, not a lime one.</w:t>
       </w:r>
     </w:p>
     <w:tbl>
@@ -6524,19 +7291,7 @@
                 <w:sz w:val="19"/>
                 <w:szCs w:val="19"/>
               </w:rPr>
-              <w:t>“They are enrolled, but nothing has proven they can talk, so NexLink says unknown — not healthy, not zero.”</w:t>
-            </w:r>
-          </w:p>
-          <w:p>
-            <w:pPr>
-              <w:spacing w:after="60" w:line="264" w:lineRule="auto"/>
-            </w:pPr>
-            <w:r>
-              <w:rPr>
-                <w:sz w:val="19"/>
-                <w:szCs w:val="19"/>
-              </w:rPr>
-              <w:t>“A heartbeat proves only that the agent reaches the server. It says nothing about the tunnel.”</w:t>
+              <w:t>“Enrolled, but nothing has proven they can talk — so NexLink says unknown, not healthy.”</w:t>
             </w:r>
           </w:p>
         </w:tc>
@@ -6551,11 +7306,11 @@
       <w:pPr>
         <w:pStyle w:val="Heading2"/>
       </w:pPr>
-      <w:bookmarkStart w:id="14" w:name="_Toc243762139"/>
+      <w:bookmarkStart w:id="13" w:name="_Toc243815355"/>
       <w:r>
         <w:t>Act 5 — Protocol simulation (optional, 3 min)</w:t>
       </w:r>
-      <w:bookmarkEnd w:id="14"/>
+      <w:bookmarkEnd w:id="13"/>
     </w:p>
     <w:p>
       <w:pPr>
@@ -6567,9 +7322,6 @@
         <w:spacing w:after="60" w:line="264" w:lineRule="auto"/>
       </w:pPr>
       <w:r>
-        <w:t xml:space="preserve">Sidebar → </w:t>
-      </w:r>
-      <w:r>
         <w:rPr>
           <w:b/>
           <w:bCs/>
@@ -6577,7 +7329,7 @@
         <w:t>simulation</w:t>
       </w:r>
       <w:r>
-        <w:t>, scenario normal tunnel. Point to the “simulated packets” label.</w:t>
+        <w:t>, scenario normal tunnel; narrate enrollment → peer config → handshake → encrypted traffic → telemetry.</w:t>
       </w:r>
     </w:p>
     <w:p>
@@ -6590,19 +7342,6 @@
         <w:spacing w:after="60" w:line="264" w:lineRule="auto"/>
       </w:pPr>
       <w:r>
-        <w:t>Narrate the phases: enrollment → peer config → handshake → encrypted traffic → telemetry. Pause on the handshake and open the packet inspector (Handshake Initiation, 148 bytes).</w:t>
-      </w:r>
-    </w:p>
-    <w:p>
-      <w:pPr>
-        <w:pStyle w:val="ListParagraph"/>
-        <w:numPr>
-          <w:ilvl w:val="0"/>
-          <w:numId w:val="7"/>
-        </w:numPr>
-        <w:spacing w:after="60" w:line="264" w:lineRule="auto"/>
-      </w:pPr>
-      <w:r>
         <w:t xml:space="preserve">Switch to </w:t>
       </w:r>
       <w:r>
@@ -6613,7 +7352,47 @@
         <w:t>control plane down</w:t>
       </w:r>
       <w:r>
-        <w:t>: the server goes red, but probes keep flowing through the tunnel.</w:t>
+        <w:t>: probes keep flowing through the tunnel.</w:t>
+      </w:r>
+    </w:p>
+    <w:p>
+      <w:pPr>
+        <w:pStyle w:val="Heading2"/>
+      </w:pPr>
+      <w:bookmarkStart w:id="14" w:name="_Toc243815356"/>
+      <w:r>
+        <w:t>Act 6 — A real WireGuard tunnel (4 min)</w:t>
+      </w:r>
+      <w:bookmarkEnd w:id="14"/>
+    </w:p>
+    <w:p>
+      <w:pPr>
+        <w:shd w:val="clear" w:color="auto" w:fill="F3F3F3"/>
+        <w:spacing w:line="252" w:lineRule="auto"/>
+        <w:ind w:left="120" w:right="120"/>
+      </w:pPr>
+      <w:r>
+        <w:rPr>
+          <w:rFonts w:ascii="Consolas" w:eastAsia="Consolas" w:hAnsi="Consolas" w:cs="Consolas"/>
+          <w:sz w:val="17"/>
+          <w:szCs w:val="17"/>
+        </w:rPr>
+        <w:t>.\nexlink-agent.exe run --userspace --server https://nexlink-maitrey.azurewebsites.net --state-dir .\stage\maitrey --listen-port 51850</w:t>
+      </w:r>
+    </w:p>
+    <w:p>
+      <w:pPr>
+        <w:shd w:val="clear" w:color="auto" w:fill="F3F3F3"/>
+        <w:spacing w:after="160" w:line="252" w:lineRule="auto"/>
+        <w:ind w:left="120" w:right="120"/>
+      </w:pPr>
+      <w:r>
+        <w:rPr>
+          <w:rFonts w:ascii="Consolas" w:eastAsia="Consolas" w:hAnsi="Consolas" w:cs="Consolas"/>
+          <w:sz w:val="17"/>
+          <w:szCs w:val="17"/>
+        </w:rPr>
+        <w:t>.\nexlink-agent.exe run --userspace --server https://nexlink-maitrey.azurewebsites.net --state-dir .\stage\maitrey-peer --listen-port 51851 --share http:8099</w:t>
       </w:r>
     </w:p>
     <w:tbl>
@@ -6655,7 +7434,7 @@
               <w:bottom w:val="single" w:sz="12" w:space="0" w:color="9ACC00"/>
               <w:right w:val="single" w:sz="12" w:space="0" w:color="9ACC00"/>
             </w:tcBorders>
-            <w:shd w:val="clear" w:color="auto" w:fill="F2FFD6"/>
+            <w:shd w:val="clear" w:color="auto" w:fill="FFF2C2"/>
             <w:tcMar>
               <w:top w:w="140" w:type="dxa"/>
               <w:left w:w="180" w:type="dxa"/>
@@ -6672,7 +7451,7 @@
                 <w:b/>
                 <w:bCs/>
               </w:rPr>
-              <w:t>What to say</w:t>
+              <w:t>Be careful</w:t>
             </w:r>
           </w:p>
           <w:p>
@@ -6684,7 +7463,19 @@
                 <w:sz w:val="19"/>
                 <w:szCs w:val="19"/>
               </w:rPr>
-              <w:t>“This is a replay of our protocol, not live traffic, and every packet is labelled. If the server goes down, the tunnel keeps working: the keys are already on both PCs.”</w:t>
+              <w:t>Start the second window a few seconds after the first, so the agents find each other directly. If both start together they may use the relay — still encrypted; restarting maitrey-peer gives the direct path.</w:t>
+            </w:r>
+          </w:p>
+          <w:p>
+            <w:pPr>
+              <w:spacing w:after="60" w:line="264" w:lineRule="auto"/>
+            </w:pPr>
+            <w:r>
+              <w:rPr>
+                <w:sz w:val="19"/>
+                <w:szCs w:val="19"/>
+              </w:rPr>
+              <w:t>Windows may ask about network access for nexlink-agent.exe — click Allow.</w:t>
             </w:r>
           </w:p>
         </w:tc>
@@ -6697,50 +7488,75 @@
     </w:p>
     <w:p>
       <w:pPr>
-        <w:pStyle w:val="Heading2"/>
-      </w:pPr>
-      <w:bookmarkStart w:id="15" w:name="_Toc243762140"/>
-      <w:r>
-        <w:t>Act 6 — A real WireGuard tunnel (4 min)</w:t>
-      </w:r>
-      <w:bookmarkEnd w:id="15"/>
-    </w:p>
-    <w:p>
-      <w:pPr>
-        <w:spacing w:after="120" w:line="276" w:lineRule="auto"/>
-      </w:pPr>
-      <w:r>
-        <w:t>In Window 2 start both agents with the production command (two separate windows or tabs):</w:t>
-      </w:r>
-    </w:p>
-    <w:p>
-      <w:pPr>
-        <w:shd w:val="clear" w:color="auto" w:fill="F3F3F3"/>
-        <w:spacing w:line="252" w:lineRule="auto"/>
-        <w:ind w:left="120" w:right="120"/>
+        <w:pStyle w:val="ListParagraph"/>
+        <w:numPr>
+          <w:ilvl w:val="0"/>
+          <w:numId w:val="8"/>
+        </w:numPr>
+        <w:spacing w:after="60" w:line="264" w:lineRule="auto"/>
+      </w:pPr>
+      <w:r>
+        <w:t>Each window prints “tunnel peers updated … (direct)” and “tunnel probe … rtt_ms≈1.3 handshake=1s ago”.</w:t>
+      </w:r>
+    </w:p>
+    <w:p>
+      <w:pPr>
+        <w:pStyle w:val="ListParagraph"/>
+        <w:numPr>
+          <w:ilvl w:val="0"/>
+          <w:numId w:val="8"/>
+        </w:numPr>
+        <w:spacing w:after="60" w:line="264" w:lineRule="auto"/>
       </w:pPr>
       <w:r>
         <w:rPr>
-          <w:rFonts w:ascii="Consolas" w:eastAsia="Consolas" w:hAnsi="Consolas" w:cs="Consolas"/>
-          <w:sz w:val="17"/>
-          <w:szCs w:val="17"/>
+          <w:b/>
+          <w:bCs/>
         </w:rPr>
-        <w:t>.\nexlink-agent.exe run --userspace --server http://127.0.0.1:3000 --state-dir .\stage\maitrey --listen-port 51840</w:t>
-      </w:r>
-    </w:p>
-    <w:p>
-      <w:pPr>
-        <w:shd w:val="clear" w:color="auto" w:fill="F3F3F3"/>
-        <w:spacing w:after="160" w:line="252" w:lineRule="auto"/>
-        <w:ind w:left="120" w:right="120"/>
-      </w:pPr>
+        <w:t>networks → your network</w:t>
+      </w:r>
+      <w:r>
+        <w:t xml:space="preserve">: within a minute, </w:t>
+      </w:r>
       <w:r>
         <w:rPr>
-          <w:rFonts w:ascii="Consolas" w:eastAsia="Consolas" w:hAnsi="Consolas" w:cs="Consolas"/>
-          <w:sz w:val="17"/>
-          <w:szCs w:val="17"/>
+          <w:b/>
+          <w:bCs/>
         </w:rPr>
-        <w:t>.\nexlink-agent.exe run --userspace --server http://127.0.0.1:3000 --state-dir .\stage\maitrey-peer --listen-port 51841</w:t>
+        <w:t>OPERATIONAL — 1/1 peer pairs verified by fresh handshake</w:t>
+      </w:r>
+      <w:r>
+        <w:t>; both devices healthy.</w:t>
+      </w:r>
+    </w:p>
+    <w:p>
+      <w:pPr>
+        <w:pStyle w:val="ListParagraph"/>
+        <w:numPr>
+          <w:ilvl w:val="0"/>
+          <w:numId w:val="8"/>
+        </w:numPr>
+        <w:spacing w:after="60" w:line="264" w:lineRule="auto"/>
+      </w:pPr>
+      <w:r>
+        <w:rPr>
+          <w:b/>
+          <w:bCs/>
+        </w:rPr>
+        <w:t>topology</w:t>
+      </w:r>
+      <w:r>
+        <w:t xml:space="preserve">: the line turns solid lime, labelled </w:t>
+      </w:r>
+      <w:r>
+        <w:rPr>
+          <w:b/>
+          <w:bCs/>
+        </w:rPr>
+        <w:t>direct</w:t>
+      </w:r>
+      <w:r>
+        <w:t>, with packets moving along it.</w:t>
       </w:r>
     </w:p>
     <w:tbl>
@@ -6782,7 +7598,7 @@
               <w:bottom w:val="single" w:sz="12" w:space="0" w:color="9ACC00"/>
               <w:right w:val="single" w:sz="12" w:space="0" w:color="9ACC00"/>
             </w:tcBorders>
-            <w:shd w:val="clear" w:color="auto" w:fill="FFF2C2"/>
+            <w:shd w:val="clear" w:color="auto" w:fill="FAFAFA"/>
             <w:tcMar>
               <w:top w:w="140" w:type="dxa"/>
               <w:left w:w="180" w:type="dxa"/>
@@ -6799,7 +7615,7 @@
                 <w:b/>
                 <w:bCs/>
               </w:rPr>
-              <w:t>Be careful</w:t>
+              <w:t>What the audience sees</w:t>
             </w:r>
           </w:p>
           <w:p>
@@ -6811,19 +7627,7 @@
                 <w:sz w:val="19"/>
                 <w:szCs w:val="19"/>
               </w:rPr>
-              <w:t>Windows may ask about network access for nexlink-agent.exe — Allow (traffic stays on this PC).</w:t>
-            </w:r>
-          </w:p>
-          <w:p>
-            <w:pPr>
-              <w:spacing w:after="60" w:line="264" w:lineRule="auto"/>
-            </w:pPr>
-            <w:r>
-              <w:rPr>
-                <w:sz w:val="19"/>
-                <w:szCs w:val="19"/>
-              </w:rPr>
-              <w:t>Start the second agent a few seconds after the first. If both start at the same moment, neither has published its address yet and they connect through the relay instead — still encrypted, and a good moment to explain the relay. Restarting maitrey-peer gives the direct path.</w:t>
+              <w:t>For the first minute the console may still say “last handshake: never” — the first report was sent before the handshake finished. It changes at the next report.</w:t>
             </w:r>
           </w:p>
         </w:tc>
@@ -6833,99 +7637,6 @@
       <w:pPr>
         <w:spacing w:after="160"/>
       </w:pPr>
-    </w:p>
-    <w:p>
-      <w:pPr>
-        <w:pStyle w:val="ListParagraph"/>
-        <w:numPr>
-          <w:ilvl w:val="0"/>
-          <w:numId w:val="8"/>
-        </w:numPr>
-        <w:spacing w:after="60" w:line="264" w:lineRule="auto"/>
-      </w:pPr>
-      <w:r>
-        <w:t>Each agent prints “tunnel peers updated … maitrey (direct)” and “tunnel probe … rtt_ms=0.4 handshake=1s ago”.</w:t>
-      </w:r>
-    </w:p>
-    <w:p>
-      <w:pPr>
-        <w:pStyle w:val="ListParagraph"/>
-        <w:numPr>
-          <w:ilvl w:val="0"/>
-          <w:numId w:val="8"/>
-        </w:numPr>
-        <w:spacing w:after="60" w:line="264" w:lineRule="auto"/>
-      </w:pPr>
-      <w:r>
-        <w:rPr>
-          <w:b/>
-          <w:bCs/>
-        </w:rPr>
-        <w:t>networks → maitrey-net</w:t>
-      </w:r>
-      <w:r>
-        <w:t xml:space="preserve">: within about a minute, </w:t>
-      </w:r>
-      <w:r>
-        <w:rPr>
-          <w:b/>
-          <w:bCs/>
-        </w:rPr>
-        <w:t>OPERATIONAL — 1/1 peer pairs verified by fresh handshake</w:t>
-      </w:r>
-      <w:r>
-        <w:t>; both devices healthy.</w:t>
-      </w:r>
-    </w:p>
-    <w:p>
-      <w:pPr>
-        <w:pStyle w:val="ListParagraph"/>
-        <w:numPr>
-          <w:ilvl w:val="0"/>
-          <w:numId w:val="8"/>
-        </w:numPr>
-        <w:spacing w:after="60" w:line="264" w:lineRule="auto"/>
-      </w:pPr>
-      <w:r>
-        <w:rPr>
-          <w:b/>
-          <w:bCs/>
-        </w:rPr>
-        <w:t>topology</w:t>
-      </w:r>
-      <w:r>
-        <w:t xml:space="preserve">: the line turns solid lime, labelled </w:t>
-      </w:r>
-      <w:r>
-        <w:rPr>
-          <w:b/>
-          <w:bCs/>
-        </w:rPr>
-        <w:t>direct</w:t>
-      </w:r>
-      <w:r>
-        <w:t>, with packets moving along it.</w:t>
-      </w:r>
-    </w:p>
-    <w:p>
-      <w:pPr>
-        <w:pStyle w:val="ListParagraph"/>
-        <w:numPr>
-          <w:ilvl w:val="0"/>
-          <w:numId w:val="8"/>
-        </w:numPr>
-        <w:spacing w:after="60" w:line="264" w:lineRule="auto"/>
-      </w:pPr>
-      <w:r>
-        <w:rPr>
-          <w:b/>
-          <w:bCs/>
-        </w:rPr>
-        <w:t>devices → maitrey</w:t>
-      </w:r>
-      <w:r>
-        <w:t>: the observatory and the live agent console stream the agent’s own output.</w:t>
-      </w:r>
     </w:p>
     <w:tbl>
       <w:tblPr>
@@ -6966,7 +7677,7 @@
               <w:bottom w:val="single" w:sz="12" w:space="0" w:color="9ACC00"/>
               <w:right w:val="single" w:sz="12" w:space="0" w:color="9ACC00"/>
             </w:tcBorders>
-            <w:shd w:val="clear" w:color="auto" w:fill="FAFAFA"/>
+            <w:shd w:val="clear" w:color="auto" w:fill="F2FFD6"/>
             <w:tcMar>
               <w:top w:w="140" w:type="dxa"/>
               <w:left w:w="180" w:type="dxa"/>
@@ -6983,7 +7694,7 @@
                 <w:b/>
                 <w:bCs/>
               </w:rPr>
-              <w:t>What the audience sees</w:t>
+              <w:t>What to say</w:t>
             </w:r>
           </w:p>
           <w:p>
@@ -6995,7 +7706,7 @@
                 <w:sz w:val="19"/>
                 <w:szCs w:val="19"/>
               </w:rPr>
-              <w:t>For the first minute the console may still say “last handshake: never”. That is honest: the first report was sent before the handshake finished. It changes at the next report.</w:t>
+              <w:t>“This is the real WireGuard protocol running inside the agent. The control plane is in Azure; the tunnel runs directly between the devices.”</w:t>
             </w:r>
           </w:p>
         </w:tc>
@@ -7005,6 +7716,469 @@
       <w:pPr>
         <w:spacing w:after="160"/>
       </w:pPr>
+    </w:p>
+    <w:p>
+      <w:pPr>
+        <w:pStyle w:val="Heading3"/>
+      </w:pPr>
+      <w:r>
+        <w:t>Optional 6b — the relay</w:t>
+      </w:r>
+    </w:p>
+    <w:p>
+      <w:pPr>
+        <w:spacing w:after="120" w:line="276" w:lineRule="auto"/>
+      </w:pPr>
+      <w:r>
+        <w:t xml:space="preserve">Restart maitrey-peer with </w:t>
+      </w:r>
+      <w:r>
+        <w:rPr>
+          <w:rFonts w:ascii="Consolas" w:eastAsia="Consolas" w:hAnsi="Consolas" w:cs="Consolas"/>
+          <w:sz w:val="18"/>
+          <w:szCs w:val="18"/>
+        </w:rPr>
+        <w:t>--force-relay</w:t>
+      </w:r>
+      <w:r>
+        <w:t xml:space="preserve">. Topology labels the link </w:t>
+      </w:r>
+      <w:r>
+        <w:rPr>
+          <w:b/>
+          <w:bCs/>
+        </w:rPr>
+        <w:t>relay</w:t>
+      </w:r>
+      <w:r>
+        <w:t>; the probe time rises to about 25–50 ms because each packet now goes to Azure and back.</w:t>
+      </w:r>
+    </w:p>
+    <w:p>
+      <w:pPr>
+        <w:pStyle w:val="Heading3"/>
+      </w:pPr>
+      <w:r>
+        <w:t>Optional 6c — a second computer, same or different network</w:t>
+      </w:r>
+    </w:p>
+    <w:tbl>
+      <w:tblPr>
+        <w:tblW w:w="9746" w:type="dxa"/>
+        <w:tblBorders>
+          <w:top w:val="single" w:sz="4" w:space="0" w:color="auto"/>
+          <w:left w:val="single" w:sz="4" w:space="0" w:color="auto"/>
+          <w:bottom w:val="single" w:sz="4" w:space="0" w:color="auto"/>
+          <w:right w:val="single" w:sz="4" w:space="0" w:color="auto"/>
+          <w:insideH w:val="single" w:sz="4" w:space="0" w:color="auto"/>
+          <w:insideV w:val="single" w:sz="4" w:space="0" w:color="auto"/>
+        </w:tblBorders>
+        <w:tblCellMar>
+          <w:left w:w="10" w:type="dxa"/>
+          <w:right w:w="10" w:type="dxa"/>
+        </w:tblCellMar>
+        <w:tblLook w:val="0000" w:firstRow="0" w:lastRow="0" w:firstColumn="0" w:lastColumn="0" w:noHBand="0" w:noVBand="0"/>
+      </w:tblPr>
+      <w:tblGrid>
+        <w:gridCol w:w="2924"/>
+        <w:gridCol w:w="2631"/>
+        <w:gridCol w:w="4191"/>
+      </w:tblGrid>
+      <w:tr>
+        <w:tblPrEx>
+          <w:tblCellMar>
+            <w:top w:w="0" w:type="dxa"/>
+            <w:bottom w:w="0" w:type="dxa"/>
+          </w:tblCellMar>
+        </w:tblPrEx>
+        <w:trPr>
+          <w:tblHeader/>
+        </w:trPr>
+        <w:tc>
+          <w:tcPr>
+            <w:tcW w:w="2924" w:type="dxa"/>
+            <w:tcBorders>
+              <w:top w:val="single" w:sz="4" w:space="0" w:color="E6E6E6"/>
+              <w:left w:val="single" w:sz="4" w:space="0" w:color="E6E6E6"/>
+              <w:bottom w:val="single" w:sz="4" w:space="0" w:color="E6E6E6"/>
+              <w:right w:val="single" w:sz="4" w:space="0" w:color="E6E6E6"/>
+            </w:tcBorders>
+            <w:shd w:val="clear" w:color="auto" w:fill="0F0F0F"/>
+            <w:tcMar>
+              <w:top w:w="70" w:type="dxa"/>
+              <w:left w:w="110" w:type="dxa"/>
+              <w:bottom w:w="70" w:type="dxa"/>
+              <w:right w:w="110" w:type="dxa"/>
+            </w:tcMar>
+          </w:tcPr>
+          <w:p>
+            <w:pPr>
+              <w:spacing w:after="40" w:line="252" w:lineRule="auto"/>
+            </w:pPr>
+            <w:r>
+              <w:rPr>
+                <w:b/>
+                <w:bCs/>
+                <w:color w:val="C7FF2E"/>
+                <w:sz w:val="18"/>
+                <w:szCs w:val="18"/>
+              </w:rPr>
+              <w:t>Second PC is…</w:t>
+            </w:r>
+          </w:p>
+        </w:tc>
+        <w:tc>
+          <w:tcPr>
+            <w:tcW w:w="2631" w:type="dxa"/>
+            <w:tcBorders>
+              <w:top w:val="single" w:sz="4" w:space="0" w:color="E6E6E6"/>
+              <w:left w:val="single" w:sz="4" w:space="0" w:color="E6E6E6"/>
+              <w:bottom w:val="single" w:sz="4" w:space="0" w:color="E6E6E6"/>
+              <w:right w:val="single" w:sz="4" w:space="0" w:color="E6E6E6"/>
+            </w:tcBorders>
+            <w:shd w:val="clear" w:color="auto" w:fill="0F0F0F"/>
+            <w:tcMar>
+              <w:top w:w="70" w:type="dxa"/>
+              <w:left w:w="110" w:type="dxa"/>
+              <w:bottom w:w="70" w:type="dxa"/>
+              <w:right w:w="110" w:type="dxa"/>
+            </w:tcMar>
+          </w:tcPr>
+          <w:p>
+            <w:pPr>
+              <w:spacing w:after="40" w:line="252" w:lineRule="auto"/>
+            </w:pPr>
+            <w:r>
+              <w:rPr>
+                <w:b/>
+                <w:bCs/>
+                <w:color w:val="C7FF2E"/>
+                <w:sz w:val="18"/>
+                <w:szCs w:val="18"/>
+              </w:rPr>
+              <w:t>Path</w:t>
+            </w:r>
+          </w:p>
+        </w:tc>
+        <w:tc>
+          <w:tcPr>
+            <w:tcW w:w="4191" w:type="dxa"/>
+            <w:tcBorders>
+              <w:top w:val="single" w:sz="4" w:space="0" w:color="E6E6E6"/>
+              <w:left w:val="single" w:sz="4" w:space="0" w:color="E6E6E6"/>
+              <w:bottom w:val="single" w:sz="4" w:space="0" w:color="E6E6E6"/>
+              <w:right w:val="single" w:sz="4" w:space="0" w:color="E6E6E6"/>
+            </w:tcBorders>
+            <w:shd w:val="clear" w:color="auto" w:fill="0F0F0F"/>
+            <w:tcMar>
+              <w:top w:w="70" w:type="dxa"/>
+              <w:left w:w="110" w:type="dxa"/>
+              <w:bottom w:w="70" w:type="dxa"/>
+              <w:right w:w="110" w:type="dxa"/>
+            </w:tcMar>
+          </w:tcPr>
+          <w:p>
+            <w:pPr>
+              <w:spacing w:after="40" w:line="252" w:lineRule="auto"/>
+            </w:pPr>
+            <w:r>
+              <w:rPr>
+                <w:b/>
+                <w:bCs/>
+                <w:color w:val="C7FF2E"/>
+                <w:sz w:val="18"/>
+                <w:szCs w:val="18"/>
+              </w:rPr>
+              <w:t>What to expect</w:t>
+            </w:r>
+          </w:p>
+        </w:tc>
+      </w:tr>
+      <w:tr>
+        <w:tblPrEx>
+          <w:tblCellMar>
+            <w:top w:w="0" w:type="dxa"/>
+            <w:bottom w:w="0" w:type="dxa"/>
+          </w:tblCellMar>
+        </w:tblPrEx>
+        <w:tc>
+          <w:tcPr>
+            <w:tcW w:w="2924" w:type="dxa"/>
+            <w:tcBorders>
+              <w:top w:val="single" w:sz="4" w:space="0" w:color="E6E6E6"/>
+              <w:left w:val="single" w:sz="4" w:space="0" w:color="E6E6E6"/>
+              <w:bottom w:val="single" w:sz="4" w:space="0" w:color="E6E6E6"/>
+              <w:right w:val="single" w:sz="4" w:space="0" w:color="E6E6E6"/>
+            </w:tcBorders>
+            <w:shd w:val="clear" w:color="auto" w:fill="FAFAFA"/>
+            <w:tcMar>
+              <w:top w:w="70" w:type="dxa"/>
+              <w:left w:w="110" w:type="dxa"/>
+              <w:bottom w:w="70" w:type="dxa"/>
+              <w:right w:w="110" w:type="dxa"/>
+            </w:tcMar>
+          </w:tcPr>
+          <w:p>
+            <w:pPr>
+              <w:spacing w:after="40" w:line="252" w:lineRule="auto"/>
+            </w:pPr>
+            <w:r>
+              <w:rPr>
+                <w:sz w:val="18"/>
+                <w:szCs w:val="18"/>
+              </w:rPr>
+              <w:t>On the same Wi-Fi / LAN</w:t>
+            </w:r>
+          </w:p>
+        </w:tc>
+        <w:tc>
+          <w:tcPr>
+            <w:tcW w:w="2631" w:type="dxa"/>
+            <w:tcBorders>
+              <w:top w:val="single" w:sz="4" w:space="0" w:color="E6E6E6"/>
+              <w:left w:val="single" w:sz="4" w:space="0" w:color="E6E6E6"/>
+              <w:bottom w:val="single" w:sz="4" w:space="0" w:color="E6E6E6"/>
+              <w:right w:val="single" w:sz="4" w:space="0" w:color="E6E6E6"/>
+            </w:tcBorders>
+            <w:shd w:val="clear" w:color="auto" w:fill="FAFAFA"/>
+            <w:tcMar>
+              <w:top w:w="70" w:type="dxa"/>
+              <w:left w:w="110" w:type="dxa"/>
+              <w:bottom w:w="70" w:type="dxa"/>
+              <w:right w:w="110" w:type="dxa"/>
+            </w:tcMar>
+          </w:tcPr>
+          <w:p>
+            <w:pPr>
+              <w:spacing w:after="40" w:line="252" w:lineRule="auto"/>
+            </w:pPr>
+            <w:r>
+              <w:rPr>
+                <w:sz w:val="18"/>
+                <w:szCs w:val="18"/>
+              </w:rPr>
+              <w:t>Direct UDP</w:t>
+            </w:r>
+          </w:p>
+        </w:tc>
+        <w:tc>
+          <w:tcPr>
+            <w:tcW w:w="4191" w:type="dxa"/>
+            <w:tcBorders>
+              <w:top w:val="single" w:sz="4" w:space="0" w:color="E6E6E6"/>
+              <w:left w:val="single" w:sz="4" w:space="0" w:color="E6E6E6"/>
+              <w:bottom w:val="single" w:sz="4" w:space="0" w:color="E6E6E6"/>
+              <w:right w:val="single" w:sz="4" w:space="0" w:color="E6E6E6"/>
+            </w:tcBorders>
+            <w:shd w:val="clear" w:color="auto" w:fill="FAFAFA"/>
+            <w:tcMar>
+              <w:top w:w="70" w:type="dxa"/>
+              <w:left w:w="110" w:type="dxa"/>
+              <w:bottom w:w="70" w:type="dxa"/>
+              <w:right w:w="110" w:type="dxa"/>
+            </w:tcMar>
+          </w:tcPr>
+          <w:p>
+            <w:pPr>
+              <w:spacing w:after="40" w:line="252" w:lineRule="auto"/>
+            </w:pPr>
+            <w:r>
+              <w:rPr>
+                <w:sz w:val="18"/>
+                <w:szCs w:val="18"/>
+              </w:rPr>
+              <w:t>Fastest. Windows asks to allow network access — Allow.</w:t>
+            </w:r>
+          </w:p>
+        </w:tc>
+      </w:tr>
+      <w:tr>
+        <w:tblPrEx>
+          <w:tblCellMar>
+            <w:top w:w="0" w:type="dxa"/>
+            <w:bottom w:w="0" w:type="dxa"/>
+          </w:tblCellMar>
+        </w:tblPrEx>
+        <w:tc>
+          <w:tcPr>
+            <w:tcW w:w="2924" w:type="dxa"/>
+            <w:tcBorders>
+              <w:top w:val="single" w:sz="4" w:space="0" w:color="E6E6E6"/>
+              <w:left w:val="single" w:sz="4" w:space="0" w:color="E6E6E6"/>
+              <w:bottom w:val="single" w:sz="4" w:space="0" w:color="E6E6E6"/>
+              <w:right w:val="single" w:sz="4" w:space="0" w:color="E6E6E6"/>
+            </w:tcBorders>
+            <w:shd w:val="clear" w:color="auto" w:fill="FFFFFF"/>
+            <w:tcMar>
+              <w:top w:w="70" w:type="dxa"/>
+              <w:left w:w="110" w:type="dxa"/>
+              <w:bottom w:w="70" w:type="dxa"/>
+              <w:right w:w="110" w:type="dxa"/>
+            </w:tcMar>
+          </w:tcPr>
+          <w:p>
+            <w:pPr>
+              <w:spacing w:after="40" w:line="252" w:lineRule="auto"/>
+            </w:pPr>
+            <w:r>
+              <w:rPr>
+                <w:sz w:val="18"/>
+                <w:szCs w:val="18"/>
+              </w:rPr>
+              <w:t>On a different network (home, college, hotspot)</w:t>
+            </w:r>
+          </w:p>
+        </w:tc>
+        <w:tc>
+          <w:tcPr>
+            <w:tcW w:w="2631" w:type="dxa"/>
+            <w:tcBorders>
+              <w:top w:val="single" w:sz="4" w:space="0" w:color="E6E6E6"/>
+              <w:left w:val="single" w:sz="4" w:space="0" w:color="E6E6E6"/>
+              <w:bottom w:val="single" w:sz="4" w:space="0" w:color="E6E6E6"/>
+              <w:right w:val="single" w:sz="4" w:space="0" w:color="E6E6E6"/>
+            </w:tcBorders>
+            <w:shd w:val="clear" w:color="auto" w:fill="FFFFFF"/>
+            <w:tcMar>
+              <w:top w:w="70" w:type="dxa"/>
+              <w:left w:w="110" w:type="dxa"/>
+              <w:bottom w:w="70" w:type="dxa"/>
+              <w:right w:w="110" w:type="dxa"/>
+            </w:tcMar>
+          </w:tcPr>
+          <w:p>
+            <w:pPr>
+              <w:spacing w:after="40" w:line="252" w:lineRule="auto"/>
+            </w:pPr>
+            <w:r>
+              <w:rPr>
+                <w:sz w:val="18"/>
+                <w:szCs w:val="18"/>
+              </w:rPr>
+              <w:t>Direct if the routers allow UDP, otherwise the relay</w:t>
+            </w:r>
+          </w:p>
+        </w:tc>
+        <w:tc>
+          <w:tcPr>
+            <w:tcW w:w="4191" w:type="dxa"/>
+            <w:tcBorders>
+              <w:top w:val="single" w:sz="4" w:space="0" w:color="E6E6E6"/>
+              <w:left w:val="single" w:sz="4" w:space="0" w:color="E6E6E6"/>
+              <w:bottom w:val="single" w:sz="4" w:space="0" w:color="E6E6E6"/>
+              <w:right w:val="single" w:sz="4" w:space="0" w:color="E6E6E6"/>
+            </w:tcBorders>
+            <w:shd w:val="clear" w:color="auto" w:fill="FFFFFF"/>
+            <w:tcMar>
+              <w:top w:w="70" w:type="dxa"/>
+              <w:left w:w="110" w:type="dxa"/>
+              <w:bottom w:w="70" w:type="dxa"/>
+              <w:right w:w="110" w:type="dxa"/>
+            </w:tcMar>
+          </w:tcPr>
+          <w:p>
+            <w:pPr>
+              <w:spacing w:after="40" w:line="252" w:lineRule="auto"/>
+            </w:pPr>
+            <w:r>
+              <w:rPr>
+                <w:sz w:val="18"/>
+                <w:szCs w:val="18"/>
+              </w:rPr>
+              <w:t>Always connects (the relay uses HTTPS). Over the relay expect ~2–3 Mbit/s and 25–50 ms.</w:t>
+            </w:r>
+          </w:p>
+        </w:tc>
+      </w:tr>
+    </w:tbl>
+    <w:p>
+      <w:pPr>
+        <w:spacing w:after="120"/>
+      </w:pPr>
+    </w:p>
+    <w:p>
+      <w:pPr>
+        <w:pStyle w:val="ListParagraph"/>
+        <w:numPr>
+          <w:ilvl w:val="0"/>
+          <w:numId w:val="9"/>
+        </w:numPr>
+        <w:spacing w:after="60" w:line="264" w:lineRule="auto"/>
+      </w:pPr>
+      <w:r>
+        <w:t>On the second computer, open PowerShell (no admin) and run:</w:t>
+      </w:r>
+    </w:p>
+    <w:p>
+      <w:pPr>
+        <w:shd w:val="clear" w:color="auto" w:fill="F3F3F3"/>
+        <w:spacing w:after="160" w:line="252" w:lineRule="auto"/>
+        <w:ind w:left="120" w:right="120"/>
+      </w:pPr>
+      <w:r>
+        <w:rPr>
+          <w:rFonts w:ascii="Consolas" w:eastAsia="Consolas" w:hAnsi="Consolas" w:cs="Consolas"/>
+          <w:sz w:val="17"/>
+          <w:szCs w:val="17"/>
+        </w:rPr>
+        <w:t>irm 'https://nexlink-maitrey.azurewebsites.net/join.ps1' | iex</w:t>
+      </w:r>
+    </w:p>
+    <w:p>
+      <w:pPr>
+        <w:pStyle w:val="ListParagraph"/>
+        <w:numPr>
+          <w:ilvl w:val="0"/>
+          <w:numId w:val="10"/>
+        </w:numPr>
+        <w:spacing w:after="60" w:line="264" w:lineRule="auto"/>
+      </w:pPr>
+      <w:r>
+        <w:t xml:space="preserve">It shows a code with that computer’s own name. Approve it on </w:t>
+      </w:r>
+      <w:r>
+        <w:rPr>
+          <w:b/>
+          <w:bCs/>
+        </w:rPr>
+        <w:t>add a device</w:t>
+      </w:r>
+      <w:r>
+        <w:t>.</w:t>
+      </w:r>
+    </w:p>
+    <w:p>
+      <w:pPr>
+        <w:pStyle w:val="ListParagraph"/>
+        <w:numPr>
+          <w:ilvl w:val="0"/>
+          <w:numId w:val="10"/>
+        </w:numPr>
+        <w:spacing w:after="60" w:line="264" w:lineRule="auto"/>
+      </w:pPr>
+      <w:r>
+        <w:t xml:space="preserve">Topology shows the new link as </w:t>
+      </w:r>
+      <w:r>
+        <w:rPr>
+          <w:b/>
+          <w:bCs/>
+        </w:rPr>
+        <w:t>direct</w:t>
+      </w:r>
+      <w:r>
+        <w:t xml:space="preserve"> or </w:t>
+      </w:r>
+      <w:r>
+        <w:rPr>
+          <w:b/>
+          <w:bCs/>
+        </w:rPr>
+        <w:t>relay</w:t>
+      </w:r>
+      <w:r>
+        <w:t xml:space="preserve"> within a minute.</w:t>
+      </w:r>
     </w:p>
     <w:tbl>
       <w:tblPr>
@@ -7074,19 +8248,7 @@
                 <w:sz w:val="19"/>
                 <w:szCs w:val="19"/>
               </w:rPr>
-              <w:t>“This is the real WireGuard protocol — wireguard-go, the official implementation, running inside the agent. No VPN app and no administrator rights.”</w:t>
-            </w:r>
-          </w:p>
-          <w:p>
-            <w:pPr>
-              <w:spacing w:after="60" w:line="264" w:lineRule="auto"/>
-            </w:pPr>
-            <w:r>
-              <w:rPr>
-                <w:sz w:val="19"/>
-                <w:szCs w:val="19"/>
-              </w:rPr>
-              <w:t>“The line turned lime only because WireGuard reported a handshake, not because a record exists.”</w:t>
+              <w:t>“The second computer needed only internet access and one pasted line — no admin rights, no VPN app, no router settings.”</w:t>
             </w:r>
           </w:p>
         </w:tc>
@@ -7099,18 +8261,20 @@
     </w:p>
     <w:p>
       <w:pPr>
-        <w:pStyle w:val="Heading3"/>
-      </w:pPr>
-      <w:r>
-        <w:t>Optional 6b — the relay</w:t>
-      </w:r>
+        <w:pStyle w:val="Heading2"/>
+      </w:pPr>
+      <w:bookmarkStart w:id="15" w:name="_Toc243815357"/>
+      <w:r>
+        <w:t>Act 7 — Real data through the tunnel (3 min)</w:t>
+      </w:r>
+      <w:bookmarkEnd w:id="15"/>
     </w:p>
     <w:p>
       <w:pPr>
         <w:spacing w:after="120" w:line="276" w:lineRule="auto"/>
       </w:pPr>
       <w:r>
-        <w:t xml:space="preserve">Stop maitrey-peer (Ctrl+C) and start it again with </w:t>
+        <w:t>maitrey-peer shares the folder served on 127.0.0.1:8099 (</w:t>
       </w:r>
       <w:r>
         <w:rPr>
@@ -7118,20 +8282,108 @@
           <w:sz w:val="18"/>
           <w:szCs w:val="18"/>
         </w:rPr>
-        <w:t>--force-relay</w:t>
-      </w:r>
-      <w:r>
-        <w:t xml:space="preserve">. Topology now labels the link </w:t>
+        <w:t>--share http:8099</w:t>
+      </w:r>
+      <w:r>
+        <w:t xml:space="preserve"> in Act 6). From maitrey, open a session to it:</w:t>
+      </w:r>
+    </w:p>
+    <w:p>
+      <w:pPr>
+        <w:shd w:val="clear" w:color="auto" w:fill="F3F3F3"/>
+        <w:spacing w:line="252" w:lineRule="auto"/>
+        <w:ind w:left="120" w:right="120"/>
+      </w:pPr>
+      <w:r>
+        <w:rPr>
+          <w:rFonts w:ascii="Consolas" w:eastAsia="Consolas" w:hAnsi="Consolas" w:cs="Consolas"/>
+          <w:sz w:val="17"/>
+          <w:szCs w:val="17"/>
+        </w:rPr>
+        <w:t>.\nexlink-agent.exe session --list --state-dir .\stage\maitrey</w:t>
+      </w:r>
+    </w:p>
+    <w:p>
+      <w:pPr>
+        <w:shd w:val="clear" w:color="auto" w:fill="F3F3F3"/>
+        <w:spacing w:after="160" w:line="252" w:lineRule="auto"/>
+        <w:ind w:left="120" w:right="120"/>
+      </w:pPr>
+      <w:r>
+        <w:rPr>
+          <w:rFonts w:ascii="Consolas" w:eastAsia="Consolas" w:hAnsi="Consolas" w:cs="Consolas"/>
+          <w:sz w:val="17"/>
+          <w:szCs w:val="17"/>
+        </w:rPr>
+        <w:t>.\nexlink-agent.exe session maitrey-peer http --state-dir .\stage\maitrey</w:t>
+      </w:r>
+    </w:p>
+    <w:p>
+      <w:pPr>
+        <w:pStyle w:val="ListParagraph"/>
+        <w:numPr>
+          <w:ilvl w:val="0"/>
+          <w:numId w:val="11"/>
+        </w:numPr>
+        <w:spacing w:after="60" w:line="264" w:lineRule="auto"/>
+      </w:pPr>
+      <w:r>
+        <w:rPr>
+          <w:rFonts w:ascii="Consolas" w:eastAsia="Consolas" w:hAnsi="Consolas" w:cs="Consolas"/>
+          <w:sz w:val="18"/>
+          <w:szCs w:val="18"/>
+        </w:rPr>
+        <w:t>session --list</w:t>
+      </w:r>
+      <w:r>
+        <w:t xml:space="preserve"> shows </w:t>
       </w:r>
       <w:r>
         <w:rPr>
           <w:b/>
           <w:bCs/>
         </w:rPr>
-        <w:t>relay</w:t>
+        <w:t>maitrey-peer · online/direct · http:8099</w:t>
       </w:r>
       <w:r>
         <w:t>.</w:t>
+      </w:r>
+    </w:p>
+    <w:p>
+      <w:pPr>
+        <w:pStyle w:val="ListParagraph"/>
+        <w:numPr>
+          <w:ilvl w:val="0"/>
+          <w:numId w:val="11"/>
+        </w:numPr>
+        <w:spacing w:after="60" w:line="264" w:lineRule="auto"/>
+      </w:pPr>
+      <w:r>
+        <w:t>The session command opens the shared folder in the browser through a local port; click the file to download it.</w:t>
+      </w:r>
+    </w:p>
+    <w:p>
+      <w:pPr>
+        <w:pStyle w:val="ListParagraph"/>
+        <w:numPr>
+          <w:ilvl w:val="0"/>
+          <w:numId w:val="11"/>
+        </w:numPr>
+        <w:spacing w:after="60" w:line="264" w:lineRule="auto"/>
+      </w:pPr>
+      <w:r>
+        <w:t xml:space="preserve">Point at the download speed. Optional: compare checksums with </w:t>
+      </w:r>
+      <w:r>
+        <w:rPr>
+          <w:rFonts w:ascii="Consolas" w:eastAsia="Consolas" w:hAnsi="Consolas" w:cs="Consolas"/>
+          <w:sz w:val="18"/>
+          <w:szCs w:val="18"/>
+        </w:rPr>
+        <w:t>Get-FileHash &lt;file&gt;</w:t>
+      </w:r>
+      <w:r>
+        <w:t xml:space="preserve"> on both copies — they are identical.</w:t>
       </w:r>
     </w:p>
     <w:tbl>
@@ -7173,7 +8425,7 @@
               <w:bottom w:val="single" w:sz="12" w:space="0" w:color="9ACC00"/>
               <w:right w:val="single" w:sz="12" w:space="0" w:color="9ACC00"/>
             </w:tcBorders>
-            <w:shd w:val="clear" w:color="auto" w:fill="F2FFD6"/>
+            <w:shd w:val="clear" w:color="auto" w:fill="FAFAFA"/>
             <w:tcMar>
               <w:top w:w="140" w:type="dxa"/>
               <w:left w:w="180" w:type="dxa"/>
@@ -7190,7 +8442,7 @@
                 <w:b/>
                 <w:bCs/>
               </w:rPr>
-              <w:t>What to say</w:t>
+              <w:t>What the audience sees</w:t>
             </w:r>
           </w:p>
           <w:p>
@@ -7202,7 +8454,7 @@
                 <w:sz w:val="19"/>
                 <w:szCs w:val="19"/>
               </w:rPr>
-              <w:t>“When a firewall or carrier-grade NAT blocks direct UDP, the agents send WireGuard packets through the server. The server forwards ciphertext it cannot read, only between devices of the same network, and cuts it the moment a device is revoked.”</w:t>
+              <w:t>In rehearsal: 50 MB in 4.3 s (~97 Mbit/s) over the direct path; 10 MB in 36.5 s (~2.3 Mbit/s) through the Azure relay — both with identical checksums.</w:t>
             </w:r>
           </w:p>
         </w:tc>
@@ -7212,225 +8464,6 @@
       <w:pPr>
         <w:spacing w:after="160"/>
       </w:pPr>
-    </w:p>
-    <w:p>
-      <w:pPr>
-        <w:pStyle w:val="Heading3"/>
-      </w:pPr>
-      <w:r>
-        <w:t>Optional 6c — a second computer</w:t>
-      </w:r>
-    </w:p>
-    <w:p>
-      <w:pPr>
-        <w:pStyle w:val="ListParagraph"/>
-        <w:numPr>
-          <w:ilvl w:val="0"/>
-          <w:numId w:val="9"/>
-        </w:numPr>
-        <w:spacing w:after="60" w:line="264" w:lineRule="auto"/>
-      </w:pPr>
-      <w:r>
-        <w:t>On the second computer open the portal by this PC’s address (same Wi-Fi), or a deployed portal from any network.</w:t>
-      </w:r>
-    </w:p>
-    <w:p>
-      <w:pPr>
-        <w:pStyle w:val="ListParagraph"/>
-        <w:numPr>
-          <w:ilvl w:val="0"/>
-          <w:numId w:val="9"/>
-        </w:numPr>
-        <w:spacing w:after="60" w:line="264" w:lineRule="auto"/>
-      </w:pPr>
-      <w:r>
-        <w:t xml:space="preserve">Run the line shown on </w:t>
-      </w:r>
-      <w:r>
-        <w:rPr>
-          <w:b/>
-          <w:bCs/>
-        </w:rPr>
-        <w:t>add a device</w:t>
-      </w:r>
-      <w:r>
-        <w:t xml:space="preserve">: </w:t>
-      </w:r>
-      <w:r>
-        <w:rPr>
-          <w:rFonts w:ascii="Consolas" w:eastAsia="Consolas" w:hAnsi="Consolas" w:cs="Consolas"/>
-          <w:sz w:val="18"/>
-          <w:szCs w:val="18"/>
-        </w:rPr>
-        <w:t>irm 'http://&lt;this PC&gt;:3000/join.ps1' | iex</w:t>
-      </w:r>
-      <w:r>
-        <w:t>. It shows a code with that computer’s own name.</w:t>
-      </w:r>
-    </w:p>
-    <w:p>
-      <w:pPr>
-        <w:pStyle w:val="ListParagraph"/>
-        <w:numPr>
-          <w:ilvl w:val="0"/>
-          <w:numId w:val="9"/>
-        </w:numPr>
-        <w:spacing w:after="60" w:line="264" w:lineRule="auto"/>
-      </w:pPr>
-      <w:r>
-        <w:t>Approve it here. Topology shows the new link as direct or relay within a minute.</w:t>
-      </w:r>
-    </w:p>
-    <w:p>
-      <w:pPr>
-        <w:spacing w:after="120" w:line="276" w:lineRule="auto"/>
-      </w:pPr>
-      <w:r>
-        <w:rPr>
-          <w:i/>
-          <w:iCs/>
-          <w:color w:val="555555"/>
-        </w:rPr>
-        <w:t xml:space="preserve">Same Wi-Fi only: once, as Administrator on this PC, run </w:t>
-      </w:r>
-      <w:r>
-        <w:rPr>
-          <w:rFonts w:ascii="Consolas" w:eastAsia="Consolas" w:hAnsi="Consolas" w:cs="Consolas"/>
-          <w:i/>
-          <w:iCs/>
-          <w:color w:val="555555"/>
-          <w:sz w:val="18"/>
-          <w:szCs w:val="18"/>
-        </w:rPr>
-        <w:t>.\scripts\lan-firewall.ps1 -Server -Agent</w:t>
-      </w:r>
-      <w:r>
-        <w:rPr>
-          <w:i/>
-          <w:iCs/>
-          <w:color w:val="555555"/>
-        </w:rPr>
-        <w:t>. Different networks need a deployed portal (docs/deploy.md).</w:t>
-      </w:r>
-    </w:p>
-    <w:p>
-      <w:pPr>
-        <w:pStyle w:val="Heading2"/>
-      </w:pPr>
-      <w:bookmarkStart w:id="16" w:name="_Toc243762141"/>
-      <w:r>
-        <w:t>Act 7 — Autopsy: diagnose, approve, verify (4 min)</w:t>
-      </w:r>
-      <w:bookmarkEnd w:id="16"/>
-    </w:p>
-    <w:p>
-      <w:pPr>
-        <w:pStyle w:val="ListParagraph"/>
-        <w:numPr>
-          <w:ilvl w:val="0"/>
-          <w:numId w:val="10"/>
-        </w:numPr>
-        <w:spacing w:after="60" w:line="264" w:lineRule="auto"/>
-      </w:pPr>
-      <w:r>
-        <w:rPr>
-          <w:b/>
-          <w:bCs/>
-        </w:rPr>
-        <w:t>autopsy → test event</w:t>
-      </w:r>
-      <w:r>
-        <w:t xml:space="preserve"> → device maitrey, category peer handshake stale, peer maitrey-peer, note “demo drill” → create.</w:t>
-      </w:r>
-    </w:p>
-    <w:p>
-      <w:pPr>
-        <w:pStyle w:val="ListParagraph"/>
-        <w:numPr>
-          <w:ilvl w:val="0"/>
-          <w:numId w:val="10"/>
-        </w:numPr>
-        <w:spacing w:after="60" w:line="264" w:lineRule="auto"/>
-      </w:pPr>
-      <w:r>
-        <w:t>Open the new [TEST] incident: investigation states, the path view (control plane → maitrey → maitrey-peer) and the diagnostic checks.</w:t>
-      </w:r>
-    </w:p>
-    <w:p>
-      <w:pPr>
-        <w:pStyle w:val="ListParagraph"/>
-        <w:numPr>
-          <w:ilvl w:val="0"/>
-          <w:numId w:val="10"/>
-        </w:numPr>
-        <w:spacing w:after="60" w:line="264" w:lineRule="auto"/>
-      </w:pPr>
-      <w:r>
-        <w:rPr>
-          <w:b/>
-          <w:bCs/>
-        </w:rPr>
-        <w:t>run diagnostics</w:t>
-      </w:r>
-      <w:r>
-        <w:t xml:space="preserve"> (and </w:t>
-      </w:r>
-      <w:r>
-        <w:rPr>
-          <w:b/>
-          <w:bCs/>
-        </w:rPr>
-        <w:t>ask ai</w:t>
-      </w:r>
-      <w:r>
-        <w:t xml:space="preserve"> if AI is on): evidence from read-only tools → observations citing evidence → hypotheses marked untested or plausible.</w:t>
-      </w:r>
-    </w:p>
-    <w:p>
-      <w:pPr>
-        <w:pStyle w:val="ListParagraph"/>
-        <w:numPr>
-          <w:ilvl w:val="0"/>
-          <w:numId w:val="10"/>
-        </w:numPr>
-        <w:spacing w:after="60" w:line="264" w:lineRule="auto"/>
-      </w:pPr>
-      <w:r>
-        <w:t xml:space="preserve">Proposed recovery: on run_connectivity_test click </w:t>
-      </w:r>
-      <w:r>
-        <w:rPr>
-          <w:b/>
-          <w:bCs/>
-        </w:rPr>
-        <w:t>approve &amp; run</w:t>
-      </w:r>
-      <w:r>
-        <w:t>.</w:t>
-      </w:r>
-    </w:p>
-    <w:p>
-      <w:pPr>
-        <w:pStyle w:val="ListParagraph"/>
-        <w:numPr>
-          <w:ilvl w:val="0"/>
-          <w:numId w:val="10"/>
-        </w:numPr>
-        <w:spacing w:after="60" w:line="264" w:lineRule="auto"/>
-      </w:pPr>
-      <w:r>
-        <w:t xml:space="preserve">Within 10–20 s: </w:t>
-      </w:r>
-      <w:r>
-        <w:rPr>
-          <w:b/>
-          <w:bCs/>
-        </w:rPr>
-        <w:t>verified outcome: successful — 3/3 measurements valid</w:t>
-      </w:r>
-      <w:r>
-        <w:t>.</w:t>
-      </w:r>
     </w:p>
     <w:tbl>
       <w:tblPr>
@@ -7500,19 +8533,7 @@
                 <w:sz w:val="19"/>
                 <w:szCs w:val="19"/>
               </w:rPr>
-              <w:t>“Diagnosis only uses read-only tools. Every proposed action goes through a deterministic policy engine and then needs a human to approve it.”</w:t>
-            </w:r>
-          </w:p>
-          <w:p>
-            <w:pPr>
-              <w:spacing w:after="60" w:line="264" w:lineRule="auto"/>
-            </w:pPr>
-            <w:r>
-              <w:rPr>
-                <w:sz w:val="19"/>
-                <w:szCs w:val="19"/>
-              </w:rPr>
-              <w:t>“The agent checks again with its own allowlist, runs the test, and the server verifies the result from fresh measurements. Test incidents are never closed automatically.”</w:t>
+              <w:t>“This file travelled inside the WireGuard tunnel, encrypted end to end. The server never saw it — even on the relay it only forwards ciphertext.”</w:t>
             </w:r>
           </w:p>
         </w:tc>
@@ -7527,33 +8548,30 @@
       <w:pPr>
         <w:pStyle w:val="Heading2"/>
       </w:pPr>
-      <w:bookmarkStart w:id="17" w:name="_Toc243762142"/>
-      <w:r>
-        <w:t>Act 8 — AI Insights (2 min)</w:t>
-      </w:r>
-      <w:bookmarkEnd w:id="17"/>
+      <w:bookmarkStart w:id="16" w:name="_Toc243815358"/>
+      <w:r>
+        <w:t>Act 8 — Autopsy: diagnose, approve, verify (3 min)</w:t>
+      </w:r>
+      <w:bookmarkEnd w:id="16"/>
     </w:p>
     <w:p>
       <w:pPr>
         <w:pStyle w:val="ListParagraph"/>
         <w:numPr>
           <w:ilvl w:val="0"/>
-          <w:numId w:val="11"/>
+          <w:numId w:val="12"/>
         </w:numPr>
         <w:spacing w:after="60" w:line="264" w:lineRule="auto"/>
       </w:pPr>
-      <w:r>
-        <w:t xml:space="preserve">Sidebar → </w:t>
-      </w:r>
       <w:r>
         <w:rPr>
           <w:b/>
           <w:bCs/>
         </w:rPr>
-        <w:t>ai insights</w:t>
-      </w:r>
-      <w:r>
-        <w:t>. Show the report for maitrey-net: summary, numbered findings (F-01 …) with their evidence references, risks with plausible / untested / ruled-out tags, uncertainties.</w:t>
+        <w:t>autopsy → test event</w:t>
+      </w:r>
+      <w:r>
+        <w:t xml:space="preserve"> → device maitrey, category peer handshake stale, peer maitrey-peer → create.</w:t>
       </w:r>
     </w:p>
     <w:p>
@@ -7561,22 +8579,32 @@
         <w:pStyle w:val="ListParagraph"/>
         <w:numPr>
           <w:ilvl w:val="0"/>
-          <w:numId w:val="11"/>
+          <w:numId w:val="12"/>
         </w:numPr>
         <w:spacing w:after="60" w:line="264" w:lineRule="auto"/>
       </w:pPr>
       <w:r>
-        <w:t xml:space="preserve">Point to the footer: “grounded · N evidence records · explains, never acts”. Optionally click </w:t>
+        <w:t xml:space="preserve">Open the [TEST] incident: investigation states, path view and checks; </w:t>
       </w:r>
       <w:r>
         <w:rPr>
           <w:b/>
           <w:bCs/>
         </w:rPr>
-        <w:t>regenerate</w:t>
-      </w:r>
-      <w:r>
-        <w:t>.</w:t>
+        <w:t>run diagnostics</w:t>
+      </w:r>
+      <w:r>
+        <w:t xml:space="preserve"> (and </w:t>
+      </w:r>
+      <w:r>
+        <w:rPr>
+          <w:b/>
+          <w:bCs/>
+        </w:rPr>
+        <w:t>ask ai</w:t>
+      </w:r>
+      <w:r>
+        <w:t>).</w:t>
       </w:r>
     </w:p>
     <w:p>
@@ -7584,12 +8612,32 @@
         <w:pStyle w:val="ListParagraph"/>
         <w:numPr>
           <w:ilvl w:val="0"/>
-          <w:numId w:val="11"/>
+          <w:numId w:val="12"/>
         </w:numPr>
         <w:spacing w:after="60" w:line="264" w:lineRule="auto"/>
       </w:pPr>
       <w:r>
-        <w:t>Scroll to the analytics: latency, loss, incidents and per-device tunnel quality — computed from agent records.</w:t>
+        <w:t xml:space="preserve">On run_connectivity_test click </w:t>
+      </w:r>
+      <w:r>
+        <w:rPr>
+          <w:b/>
+          <w:bCs/>
+        </w:rPr>
+        <w:t>approve &amp; run</w:t>
+      </w:r>
+      <w:r>
+        <w:t xml:space="preserve"> → </w:t>
+      </w:r>
+      <w:r>
+        <w:rPr>
+          <w:b/>
+          <w:bCs/>
+        </w:rPr>
+        <w:t>verified outcome: successful — 3/3 measurements valid</w:t>
+      </w:r>
+      <w:r>
+        <w:t>.</w:t>
       </w:r>
     </w:p>
     <w:tbl>
@@ -7660,19 +8708,7 @@
                 <w:sz w:val="19"/>
                 <w:szCs w:val="19"/>
               </w:rPr>
-              <w:t>“The AI reads the same evidence you see. Every finding cites a recorded fact; a citation that does not exist is rejected before it reaches this page.”</w:t>
-            </w:r>
-          </w:p>
-          <w:p>
-            <w:pPr>
-              <w:spacing w:after="60" w:line="264" w:lineRule="auto"/>
-            </w:pPr>
-            <w:r>
-              <w:rPr>
-                <w:sz w:val="19"/>
-                <w:szCs w:val="19"/>
-              </w:rPr>
-              <w:t>“The AI never receives private keys, passwords or session tokens, and VPN connectivity never depends on it.”</w:t>
+              <w:t>“Diagnosis uses read-only tools. Every proposed action passes a policy engine and needs a human to approve it; the result is verified from fresh measurements.”</w:t>
             </w:r>
           </w:p>
         </w:tc>
@@ -7687,18 +8723,18 @@
       <w:pPr>
         <w:pStyle w:val="Heading2"/>
       </w:pPr>
-      <w:bookmarkStart w:id="18" w:name="_Toc243762143"/>
-      <w:r>
-        <w:t>Act 9 — Security: revoke and audit (2 min)</w:t>
-      </w:r>
-      <w:bookmarkEnd w:id="18"/>
+      <w:bookmarkStart w:id="17" w:name="_Toc243815359"/>
+      <w:r>
+        <w:t>Act 9 — AI Insights and device analysis (2 min)</w:t>
+      </w:r>
+      <w:bookmarkEnd w:id="17"/>
     </w:p>
     <w:p>
       <w:pPr>
         <w:pStyle w:val="ListParagraph"/>
         <w:numPr>
           <w:ilvl w:val="0"/>
-          <w:numId w:val="12"/>
+          <w:numId w:val="13"/>
         </w:numPr>
         <w:spacing w:after="60" w:line="264" w:lineRule="auto"/>
       </w:pPr>
@@ -7707,43 +8743,20 @@
           <w:b/>
           <w:bCs/>
         </w:rPr>
-        <w:t>devices → maitrey-peer → revoke</w:t>
-      </w:r>
-      <w:r>
-        <w:t xml:space="preserve"> → reason “lost laptop”.</w:t>
-      </w:r>
-    </w:p>
-    <w:p>
-      <w:pPr>
-        <w:pStyle w:val="ListParagraph"/>
-        <w:numPr>
-          <w:ilvl w:val="0"/>
-          <w:numId w:val="12"/>
-        </w:numPr>
-        <w:spacing w:after="60" w:line="264" w:lineRule="auto"/>
-      </w:pPr>
-      <w:r>
-        <w:t>Its agent window immediately reports DEVICE_REVOKED; the topology link disappears.</w:t>
-      </w:r>
-    </w:p>
-    <w:p>
-      <w:pPr>
-        <w:pStyle w:val="ListParagraph"/>
-        <w:numPr>
-          <w:ilvl w:val="0"/>
-          <w:numId w:val="12"/>
-        </w:numPr>
-        <w:spacing w:after="60" w:line="264" w:lineRule="auto"/>
-      </w:pPr>
+        <w:t>ai insights</w:t>
+      </w:r>
+      <w:r>
+        <w:t xml:space="preserve"> → </w:t>
+      </w:r>
       <w:r>
         <w:rPr>
           <w:b/>
           <w:bCs/>
         </w:rPr>
-        <w:t>audit log</w:t>
-      </w:r>
-      <w:r>
-        <w:t>: show device enrollment, approval, action approval and verification, revocation, and a denied agent request.</w:t>
+        <w:t>regenerate</w:t>
+      </w:r>
+      <w:r>
+        <w:t xml:space="preserve"> for your network: summary, findings F-01… each with its evidence reference, risks with plausible / untested tags, uncertainties.</w:t>
       </w:r>
     </w:p>
     <w:p>
@@ -7751,12 +8764,19 @@
         <w:pStyle w:val="ListParagraph"/>
         <w:numPr>
           <w:ilvl w:val="0"/>
-          <w:numId w:val="12"/>
+          <w:numId w:val="13"/>
         </w:numPr>
         <w:spacing w:after="60" w:line="264" w:lineRule="auto"/>
       </w:pPr>
       <w:r>
-        <w:t>Ctrl+C both agent windows.</w:t>
+        <w:rPr>
+          <w:b/>
+          <w:bCs/>
+        </w:rPr>
+        <w:t>devices → maitrey → analyze with AI</w:t>
+      </w:r>
+      <w:r>
+        <w:t>: a grounded health analysis that proposes no actions.</w:t>
       </w:r>
     </w:p>
     <w:tbl>
@@ -7827,7 +8847,7 @@
                 <w:sz w:val="19"/>
                 <w:szCs w:val="19"/>
               </w:rPr>
-              <w:t>“Revocation takes effect on the device’s very next request — its signature is no longer accepted, and its relay connection is closed.”</w:t>
+              <w:t>“Every finding cites a recorded fact; a citation that does not exist is rejected. The AI explains, it never acts — and it never receives private keys, passwords or session tokens.”</w:t>
             </w:r>
           </w:p>
           <w:p>
@@ -7839,7 +8859,7 @@
                 <w:sz w:val="19"/>
                 <w:szCs w:val="19"/>
               </w:rPr>
-              <w:t>“Every security-sensitive event is written by the backend to an append-only audit log; there is no API to edit or delete it.”</w:t>
+              <w:t>“It is not perfect: it sees summaries, so a short relay episode can slip past it. That is the next improvement.”</w:t>
             </w:r>
           </w:p>
         </w:tc>
@@ -7854,78 +8874,76 @@
       <w:pPr>
         <w:pStyle w:val="Heading2"/>
       </w:pPr>
-      <w:bookmarkStart w:id="19" w:name="_Toc243762144"/>
-      <w:r>
-        <w:t>Act 10 — Quality (optional, 1 min)</w:t>
-      </w:r>
-      <w:bookmarkEnd w:id="19"/>
-    </w:p>
-    <w:p>
-      <w:pPr>
-        <w:shd w:val="clear" w:color="auto" w:fill="F3F3F3"/>
-        <w:spacing w:line="252" w:lineRule="auto"/>
-        <w:ind w:left="120" w:right="120"/>
+      <w:bookmarkStart w:id="18" w:name="_Toc243815360"/>
+      <w:r>
+        <w:t>Act 10 — Security: revoke and audit (2 min)</w:t>
+      </w:r>
+      <w:bookmarkEnd w:id="18"/>
+    </w:p>
+    <w:p>
+      <w:pPr>
+        <w:pStyle w:val="ListParagraph"/>
+        <w:numPr>
+          <w:ilvl w:val="0"/>
+          <w:numId w:val="14"/>
+        </w:numPr>
+        <w:spacing w:after="60" w:line="264" w:lineRule="auto"/>
       </w:pPr>
       <w:r>
         <w:rPr>
-          <w:rFonts w:ascii="Consolas" w:eastAsia="Consolas" w:hAnsi="Consolas" w:cs="Consolas"/>
-          <w:sz w:val="17"/>
-          <w:szCs w:val="17"/>
+          <w:b/>
+          <w:bCs/>
         </w:rPr>
-        <w:t>cd D:\projects\cn\networking-agent</w:t>
-      </w:r>
-    </w:p>
-    <w:p>
-      <w:pPr>
-        <w:shd w:val="clear" w:color="auto" w:fill="F3F3F3"/>
-        <w:spacing w:line="252" w:lineRule="auto"/>
-        <w:ind w:left="120" w:right="120"/>
+        <w:t>devices → maitrey-peer → revoke</w:t>
+      </w:r>
+      <w:r>
+        <w:t xml:space="preserve"> → reason “lost laptop”.</w:t>
+      </w:r>
+    </w:p>
+    <w:p>
+      <w:pPr>
+        <w:pStyle w:val="ListParagraph"/>
+        <w:numPr>
+          <w:ilvl w:val="0"/>
+          <w:numId w:val="14"/>
+        </w:numPr>
+        <w:spacing w:after="60" w:line="264" w:lineRule="auto"/>
+      </w:pPr>
+      <w:r>
+        <w:t>Its window immediately reports DEVICE_REVOKED; the topology link disappears.</w:t>
+      </w:r>
+    </w:p>
+    <w:p>
+      <w:pPr>
+        <w:pStyle w:val="ListParagraph"/>
+        <w:numPr>
+          <w:ilvl w:val="0"/>
+          <w:numId w:val="14"/>
+        </w:numPr>
+        <w:spacing w:after="60" w:line="264" w:lineRule="auto"/>
       </w:pPr>
       <w:r>
         <w:rPr>
-          <w:rFonts w:ascii="Consolas" w:eastAsia="Consolas" w:hAnsi="Consolas" w:cs="Consolas"/>
-          <w:sz w:val="17"/>
-          <w:szCs w:val="17"/>
+          <w:b/>
+          <w:bCs/>
         </w:rPr>
-        <w:t>..\.tools\go\bin\go.exe test ./...      # 28 tests</w:t>
-      </w:r>
-    </w:p>
-    <w:p>
-      <w:pPr>
-        <w:shd w:val="clear" w:color="auto" w:fill="F3F3F3"/>
-        <w:spacing w:line="252" w:lineRule="auto"/>
-        <w:ind w:left="120" w:right="120"/>
-      </w:pPr>
-      <w:r>
-        <w:rPr>
-          <w:rFonts w:ascii="Consolas" w:eastAsia="Consolas" w:hAnsi="Consolas" w:cs="Consolas"/>
-          <w:sz w:val="17"/>
-          <w:szCs w:val="17"/>
-        </w:rPr>
-        <w:t>cd ..\diagnostic-service</w:t>
-      </w:r>
-    </w:p>
-    <w:p>
-      <w:pPr>
-        <w:shd w:val="clear" w:color="auto" w:fill="F3F3F3"/>
-        <w:spacing w:after="160" w:line="252" w:lineRule="auto"/>
-        <w:ind w:left="120" w:right="120"/>
-      </w:pPr>
-      <w:r>
-        <w:rPr>
-          <w:rFonts w:ascii="Consolas" w:eastAsia="Consolas" w:hAnsi="Consolas" w:cs="Consolas"/>
-          <w:sz w:val="17"/>
-          <w:szCs w:val="17"/>
-        </w:rPr>
-        <w:t>.\.venv\Scripts\python.exe -m pytest -q     # 15 tests</w:t>
-      </w:r>
-    </w:p>
-    <w:p>
-      <w:pPr>
-        <w:spacing w:after="120" w:line="276" w:lineRule="auto"/>
-      </w:pPr>
-      <w:r>
-        <w:t>Do not run the web tests or a production build while Window 1 is serving the demo. The web suite (85 tests) can be shown from the readiness table.</w:t>
+        <w:t>audit log</w:t>
+      </w:r>
+      <w:r>
+        <w:t>: enrollment, approvals, verification, revocation and the denied agent request.</w:t>
+      </w:r>
+    </w:p>
+    <w:p>
+      <w:pPr>
+        <w:pStyle w:val="ListParagraph"/>
+        <w:numPr>
+          <w:ilvl w:val="0"/>
+          <w:numId w:val="14"/>
+        </w:numPr>
+        <w:spacing w:after="60" w:line="264" w:lineRule="auto"/>
+      </w:pPr>
+      <w:r>
+        <w:t>Close both agent windows.</w:t>
       </w:r>
     </w:p>
     <w:tbl>
@@ -7996,7 +9014,7 @@
                 <w:sz w:val="19"/>
                 <w:szCs w:val="19"/>
               </w:rPr>
-              <w:t>“There are 128 automated tests across Node.js, Go and Python, including a test that brings up a real WireGuard tunnel and checks encrypted traffic.”</w:t>
+              <w:t>“Revocation takes effect on the device’s very next request, and its relay connection is cut. Every security-sensitive event is written to an append-only audit log.”</w:t>
             </w:r>
           </w:p>
         </w:tc>
@@ -8009,12 +9027,137 @@
     </w:p>
     <w:p>
       <w:pPr>
+        <w:pStyle w:val="Heading2"/>
+      </w:pPr>
+      <w:bookmarkStart w:id="19" w:name="_Toc243815361"/>
+      <w:r>
+        <w:t>Act 11 — Quality and CI/CD (optional, 1 min)</w:t>
+      </w:r>
+      <w:bookmarkEnd w:id="19"/>
+    </w:p>
+    <w:p>
+      <w:pPr>
+        <w:pStyle w:val="ListParagraph"/>
+        <w:numPr>
+          <w:ilvl w:val="0"/>
+          <w:numId w:val="15"/>
+        </w:numPr>
+        <w:spacing w:after="60" w:line="264" w:lineRule="auto"/>
+      </w:pPr>
+      <w:r>
+        <w:t xml:space="preserve">Open github.com/Maitrey-Bharambe/nexlinkk → </w:t>
+      </w:r>
+      <w:r>
+        <w:rPr>
+          <w:b/>
+          <w:bCs/>
+        </w:rPr>
+        <w:t>Actions</w:t>
+      </w:r>
+      <w:r>
+        <w:t>: green runs of “CI/CD” — web tests, agent tests, build and deploy to Azure, health check.</w:t>
+      </w:r>
+    </w:p>
+    <w:p>
+      <w:pPr>
+        <w:pStyle w:val="ListParagraph"/>
+        <w:numPr>
+          <w:ilvl w:val="0"/>
+          <w:numId w:val="15"/>
+        </w:numPr>
+        <w:spacing w:after="60" w:line="264" w:lineRule="auto"/>
+      </w:pPr>
+      <w:r>
+        <w:t>Explain that GitHub signs in to Azure without a stored password (OpenID Connect).</w:t>
+      </w:r>
+    </w:p>
+    <w:tbl>
+      <w:tblPr>
+        <w:tblW w:w="9746" w:type="dxa"/>
+        <w:tblBorders>
+          <w:top w:val="single" w:sz="4" w:space="0" w:color="auto"/>
+          <w:left w:val="single" w:sz="4" w:space="0" w:color="auto"/>
+          <w:bottom w:val="single" w:sz="4" w:space="0" w:color="auto"/>
+          <w:right w:val="single" w:sz="4" w:space="0" w:color="auto"/>
+          <w:insideH w:val="single" w:sz="4" w:space="0" w:color="auto"/>
+          <w:insideV w:val="single" w:sz="4" w:space="0" w:color="auto"/>
+        </w:tblBorders>
+        <w:tblCellMar>
+          <w:left w:w="10" w:type="dxa"/>
+          <w:right w:w="10" w:type="dxa"/>
+        </w:tblCellMar>
+        <w:tblLook w:val="0000" w:firstRow="0" w:lastRow="0" w:firstColumn="0" w:lastColumn="0" w:noHBand="0" w:noVBand="0"/>
+      </w:tblPr>
+      <w:tblGrid>
+        <w:gridCol w:w="9746"/>
+      </w:tblGrid>
+      <w:tr>
+        <w:tblPrEx>
+          <w:tblCellMar>
+            <w:top w:w="0" w:type="dxa"/>
+            <w:bottom w:w="0" w:type="dxa"/>
+          </w:tblCellMar>
+        </w:tblPrEx>
+        <w:trPr>
+          <w:cantSplit/>
+        </w:trPr>
+        <w:tc>
+          <w:tcPr>
+            <w:tcW w:w="9746" w:type="dxa"/>
+            <w:tcBorders>
+              <w:top w:val="single" w:sz="12" w:space="0" w:color="9ACC00"/>
+              <w:left w:val="single" w:sz="12" w:space="0" w:color="9ACC00"/>
+              <w:bottom w:val="single" w:sz="12" w:space="0" w:color="9ACC00"/>
+              <w:right w:val="single" w:sz="12" w:space="0" w:color="9ACC00"/>
+            </w:tcBorders>
+            <w:shd w:val="clear" w:color="auto" w:fill="F2FFD6"/>
+            <w:tcMar>
+              <w:top w:w="140" w:type="dxa"/>
+              <w:left w:w="180" w:type="dxa"/>
+              <w:bottom w:w="140" w:type="dxa"/>
+              <w:right w:w="180" w:type="dxa"/>
+            </w:tcMar>
+          </w:tcPr>
+          <w:p>
+            <w:pPr>
+              <w:spacing w:after="80"/>
+            </w:pPr>
+            <w:r>
+              <w:rPr>
+                <w:b/>
+                <w:bCs/>
+              </w:rPr>
+              <w:t>What to say</w:t>
+            </w:r>
+          </w:p>
+          <w:p>
+            <w:pPr>
+              <w:spacing w:after="60" w:line="264" w:lineRule="auto"/>
+            </w:pPr>
+            <w:r>
+              <w:rPr>
+                <w:sz w:val="19"/>
+                <w:szCs w:val="19"/>
+              </w:rPr>
+              <w:t>“There are 128 automated tests across Node.js, Go and Python. Every push to main is tested, built and deployed automatically, then checked live.”</w:t>
+            </w:r>
+          </w:p>
+        </w:tc>
+      </w:tr>
+    </w:tbl>
+    <w:p>
+      <w:pPr>
+        <w:spacing w:after="160"/>
+      </w:pPr>
+    </w:p>
+    <w:p>
+      <w:pPr>
         <w:pStyle w:val="Heading1"/>
         <w:pageBreakBefore/>
       </w:pPr>
-      <w:bookmarkStart w:id="20" w:name="_Toc243762145"/>
-      <w:r>
-        <w:t>5. Questions you may be asked</w:t>
+      <w:bookmarkStart w:id="20" w:name="_Toc243815362"/>
+      <w:r>
+        <w:t>6. Questions you may be asked</w:t>
       </w:r>
       <w:bookmarkEnd w:id="20"/>
     </w:p>
@@ -8149,7 +9292,7 @@
                 <w:sz w:val="18"/>
                 <w:szCs w:val="18"/>
               </w:rPr>
-              <w:t>Why doesn’t VPN traffic go through your server?</w:t>
+              <w:t>Do both PCs have to be on the same network?</w:t>
             </w:r>
           </w:p>
         </w:tc>
@@ -8179,7 +9322,7 @@
                 <w:sz w:val="18"/>
                 <w:szCs w:val="18"/>
               </w:rPr>
-              <w:t>It would be a bottleneck and a privacy risk. The server distributes keys, addresses and policy; WireGuard connects devices directly. Only when a direct path is impossible does the relay forward packets — and those are encrypted end to end.</w:t>
+              <w:t>No. Each PC only needs internet access to reach the portal. On the same LAN they connect directly; on different networks they connect directly if the routers allow UDP, otherwise through the encrypted relay.</w:t>
             </w:r>
           </w:p>
         </w:tc>
@@ -8217,7 +9360,7 @@
                 <w:sz w:val="18"/>
                 <w:szCs w:val="18"/>
               </w:rPr>
-              <w:t>Is this real WireGuard or a simulation?</w:t>
+              <w:t>Why doesn’t VPN traffic go through your server?</w:t>
             </w:r>
           </w:p>
         </w:tc>
@@ -8247,7 +9390,7 @@
                 <w:sz w:val="18"/>
                 <w:szCs w:val="18"/>
               </w:rPr>
-              <w:t>Real. The agent embeds wireguard-go, the official userspace implementation. The simulation page is a separate, clearly labelled replay.</w:t>
+              <w:t>It would be a bottleneck and a privacy risk. The server distributes keys, addresses and policy; WireGuard connects devices directly. Only when that is impossible does the relay forward packets — still encrypted end to end.</w:t>
             </w:r>
           </w:p>
         </w:tc>
@@ -8285,7 +9428,7 @@
                 <w:sz w:val="18"/>
                 <w:szCs w:val="18"/>
               </w:rPr>
-              <w:t>What happens behind a strict NAT?</w:t>
+              <w:t>Why is the relay so much slower?</w:t>
             </w:r>
           </w:p>
         </w:tc>
@@ -8315,7 +9458,7 @@
                 <w:sz w:val="18"/>
                 <w:szCs w:val="18"/>
               </w:rPr>
-              <w:t>The agent tries direct UDP first; if no handshake comes within 20 seconds it switches that peer to the relay. The topology shows direct or relay per link.</w:t>
+              <w:t>Each packet travels to Azure and back inside a WebSocket over the internet; TCP inside that tunnel slows down on a 25–50 ms round trip. It is the fallback — direct is always tried first.</w:t>
             </w:r>
           </w:p>
         </w:tc>
@@ -8383,7 +9526,7 @@
                 <w:sz w:val="18"/>
                 <w:szCs w:val="18"/>
               </w:rPr>
-              <w:t>Not while the relay link keeps working — that is a known gap we plan to fix. Restarting an agent after its peer has published its address gives a direct path.</w:t>
+              <w:t>Not while the relay link keeps working — a known gap. Restarting an agent after its peer has published its address gives a direct path.</w:t>
             </w:r>
           </w:p>
         </w:tc>
@@ -8421,7 +9564,7 @@
                 <w:sz w:val="18"/>
                 <w:szCs w:val="18"/>
               </w:rPr>
-              <w:t>How do you stop a device pretending to be another?</w:t>
+              <w:t>Is this real WireGuard or a simulation?</w:t>
             </w:r>
           </w:p>
         </w:tc>
@@ -8451,7 +9594,7 @@
                 <w:sz w:val="18"/>
                 <w:szCs w:val="18"/>
               </w:rPr>
-              <w:t>Each device has an Ed25519 key generated on the device; every request is signed over method, path, time, a one-time nonce, device id and body hash.</w:t>
+              <w:t>Real: the agent embeds wireguard-go, the official userspace implementation. The simulation page is a separate, labelled replay.</w:t>
             </w:r>
           </w:p>
         </w:tc>
@@ -8557,7 +9700,7 @@
                 <w:sz w:val="18"/>
                 <w:szCs w:val="18"/>
               </w:rPr>
-              <w:t>How do you know a device is healthy?</w:t>
+              <w:t>Where is it hosted and how is it deployed?</w:t>
             </w:r>
           </w:p>
         </w:tc>
@@ -8587,7 +9730,7 @@
                 <w:sz w:val="18"/>
                 <w:szCs w:val="18"/>
               </w:rPr>
-              <w:t>Separate signals: agent heartbeat, interface state, and a fresh handshake with each peer. Missing evidence shows as unknown, never healthy.</w:t>
+              <w:t>Azure App Service (Node 22) with MongoDB Atlas. GitHub Actions tests every push and deploys main, signing in to Azure with OpenID Connect — no stored password.</w:t>
             </w:r>
           </w:p>
         </w:tc>
@@ -8693,7 +9836,7 @@
                 <w:sz w:val="18"/>
                 <w:szCs w:val="18"/>
               </w:rPr>
-              <w:t>What if the AI is wrong or down?</w:t>
+              <w:t>Is the AI always right?</w:t>
             </w:r>
           </w:p>
         </w:tc>
@@ -8723,7 +9866,7 @@
                 <w:sz w:val="18"/>
                 <w:szCs w:val="18"/>
               </w:rPr>
-              <w:t>Wrong output is rejected by validation; deterministic rules work without AI; networking never depends on it.</w:t>
+              <w:t>No. Citations are checked, numbers are not yet; in testing it once misdescribed a control-plane round trip. It is advisory, and networking never depends on it.</w:t>
             </w:r>
           </w:p>
         </w:tc>
@@ -8761,7 +9904,7 @@
                 <w:sz w:val="18"/>
                 <w:szCs w:val="18"/>
               </w:rPr>
-              <w:t>How would you deploy it?</w:t>
+              <w:t>How did you test it?</w:t>
             </w:r>
           </w:p>
         </w:tc>
@@ -8791,143 +9934,7 @@
                 <w:sz w:val="18"/>
                 <w:szCs w:val="18"/>
               </w:rPr>
-              <w:t>One container and MongoDB: Docker Compose behind Caddy for HTTPS, or a PaaS such as Render or Railway with MongoDB Atlas.</w:t>
-            </w:r>
-          </w:p>
-        </w:tc>
-      </w:tr>
-      <w:tr>
-        <w:tblPrEx>
-          <w:tblCellMar>
-            <w:top w:w="0" w:type="dxa"/>
-            <w:bottom w:w="0" w:type="dxa"/>
-          </w:tblCellMar>
-        </w:tblPrEx>
-        <w:tc>
-          <w:tcPr>
-            <w:tcW w:w="3314" w:type="dxa"/>
-            <w:tcBorders>
-              <w:top w:val="single" w:sz="4" w:space="0" w:color="E6E6E6"/>
-              <w:left w:val="single" w:sz="4" w:space="0" w:color="E6E6E6"/>
-              <w:bottom w:val="single" w:sz="4" w:space="0" w:color="E6E6E6"/>
-              <w:right w:val="single" w:sz="4" w:space="0" w:color="E6E6E6"/>
-            </w:tcBorders>
-            <w:shd w:val="clear" w:color="auto" w:fill="FAFAFA"/>
-            <w:tcMar>
-              <w:top w:w="70" w:type="dxa"/>
-              <w:left w:w="110" w:type="dxa"/>
-              <w:bottom w:w="70" w:type="dxa"/>
-              <w:right w:w="110" w:type="dxa"/>
-            </w:tcMar>
-          </w:tcPr>
-          <w:p>
-            <w:pPr>
-              <w:spacing w:after="40" w:line="252" w:lineRule="auto"/>
-            </w:pPr>
-            <w:r>
-              <w:rPr>
-                <w:sz w:val="18"/>
-                <w:szCs w:val="18"/>
-              </w:rPr>
-              <w:t>Has it run between two separate computers?</w:t>
-            </w:r>
-          </w:p>
-        </w:tc>
-        <w:tc>
-          <w:tcPr>
-            <w:tcW w:w="6432" w:type="dxa"/>
-            <w:tcBorders>
-              <w:top w:val="single" w:sz="4" w:space="0" w:color="E6E6E6"/>
-              <w:left w:val="single" w:sz="4" w:space="0" w:color="E6E6E6"/>
-              <w:bottom w:val="single" w:sz="4" w:space="0" w:color="E6E6E6"/>
-              <w:right w:val="single" w:sz="4" w:space="0" w:color="E6E6E6"/>
-            </w:tcBorders>
-            <w:shd w:val="clear" w:color="auto" w:fill="FAFAFA"/>
-            <w:tcMar>
-              <w:top w:w="70" w:type="dxa"/>
-              <w:left w:w="110" w:type="dxa"/>
-              <w:bottom w:w="70" w:type="dxa"/>
-              <w:right w:w="110" w:type="dxa"/>
-            </w:tcMar>
-          </w:tcPr>
-          <w:p>
-            <w:pPr>
-              <w:spacing w:after="40" w:line="252" w:lineRule="auto"/>
-            </w:pPr>
-            <w:r>
-              <w:rPr>
-                <w:sz w:val="18"/>
-                <w:szCs w:val="18"/>
-              </w:rPr>
-              <w:t>Both agents in the verified runs were on one PC. The second-computer path uses exactly the same agent and join line; it is the next test.</w:t>
-            </w:r>
-          </w:p>
-        </w:tc>
-      </w:tr>
-      <w:tr>
-        <w:tblPrEx>
-          <w:tblCellMar>
-            <w:top w:w="0" w:type="dxa"/>
-            <w:bottom w:w="0" w:type="dxa"/>
-          </w:tblCellMar>
-        </w:tblPrEx>
-        <w:tc>
-          <w:tcPr>
-            <w:tcW w:w="3314" w:type="dxa"/>
-            <w:tcBorders>
-              <w:top w:val="single" w:sz="4" w:space="0" w:color="E6E6E6"/>
-              <w:left w:val="single" w:sz="4" w:space="0" w:color="E6E6E6"/>
-              <w:bottom w:val="single" w:sz="4" w:space="0" w:color="E6E6E6"/>
-              <w:right w:val="single" w:sz="4" w:space="0" w:color="E6E6E6"/>
-            </w:tcBorders>
-            <w:shd w:val="clear" w:color="auto" w:fill="FFFFFF"/>
-            <w:tcMar>
-              <w:top w:w="70" w:type="dxa"/>
-              <w:left w:w="110" w:type="dxa"/>
-              <w:bottom w:w="70" w:type="dxa"/>
-              <w:right w:w="110" w:type="dxa"/>
-            </w:tcMar>
-          </w:tcPr>
-          <w:p>
-            <w:pPr>
-              <w:spacing w:after="40" w:line="252" w:lineRule="auto"/>
-            </w:pPr>
-            <w:r>
-              <w:rPr>
-                <w:sz w:val="18"/>
-                <w:szCs w:val="18"/>
-              </w:rPr>
-              <w:t>How did you test it?</w:t>
-            </w:r>
-          </w:p>
-        </w:tc>
-        <w:tc>
-          <w:tcPr>
-            <w:tcW w:w="6432" w:type="dxa"/>
-            <w:tcBorders>
-              <w:top w:val="single" w:sz="4" w:space="0" w:color="E6E6E6"/>
-              <w:left w:val="single" w:sz="4" w:space="0" w:color="E6E6E6"/>
-              <w:bottom w:val="single" w:sz="4" w:space="0" w:color="E6E6E6"/>
-              <w:right w:val="single" w:sz="4" w:space="0" w:color="E6E6E6"/>
-            </w:tcBorders>
-            <w:shd w:val="clear" w:color="auto" w:fill="FFFFFF"/>
-            <w:tcMar>
-              <w:top w:w="70" w:type="dxa"/>
-              <w:left w:w="110" w:type="dxa"/>
-              <w:bottom w:w="70" w:type="dxa"/>
-              <w:right w:w="110" w:type="dxa"/>
-            </w:tcMar>
-          </w:tcPr>
-          <w:p>
-            <w:pPr>
-              <w:spacing w:after="40" w:line="252" w:lineRule="auto"/>
-            </w:pPr>
-            <w:r>
-              <w:rPr>
-                <w:sz w:val="18"/>
-                <w:szCs w:val="18"/>
-              </w:rPr>
-              <w:t>128 automated tests (85 web, 28 Go, 15 Python) and real tunnel runs on 22 and 24 October over both the direct path and the relay.</w:t>
+              <w:t>128 automated tests, real tunnel runs (direct and relay), file transfers with matching checksums, and a live deployment checked end to end on 25 October.</w:t>
             </w:r>
           </w:p>
         </w:tc>
@@ -8943,9 +9950,9 @@
         <w:pStyle w:val="Heading1"/>
         <w:pageBreakBefore/>
       </w:pPr>
-      <w:bookmarkStart w:id="21" w:name="_Toc243762146"/>
-      <w:r>
-        <w:t>6. If something goes wrong, and resetting</w:t>
+      <w:bookmarkStart w:id="21" w:name="_Toc243815363"/>
+      <w:r>
+        <w:t>7. If something goes wrong, and resetting</w:t>
       </w:r>
       <w:bookmarkEnd w:id="21"/>
     </w:p>
@@ -8953,7 +9960,7 @@
       <w:pPr>
         <w:pStyle w:val="Heading2"/>
       </w:pPr>
-      <w:bookmarkStart w:id="22" w:name="_Toc243762147"/>
+      <w:bookmarkStart w:id="22" w:name="_Toc243815364"/>
       <w:r>
         <w:t>Troubleshooting during the demo</w:t>
       </w:r>
@@ -8977,8 +9984,8 @@
         <w:tblLook w:val="0000" w:firstRow="0" w:lastRow="0" w:firstColumn="0" w:lastColumn="0" w:noHBand="0" w:noVBand="0"/>
       </w:tblPr>
       <w:tblGrid>
-        <w:gridCol w:w="3898"/>
-        <w:gridCol w:w="5848"/>
+        <w:gridCol w:w="3703"/>
+        <w:gridCol w:w="6043"/>
       </w:tblGrid>
       <w:tr>
         <w:tblPrEx>
@@ -8992,7 +9999,7 @@
         </w:trPr>
         <w:tc>
           <w:tcPr>
-            <w:tcW w:w="3898" w:type="dxa"/>
+            <w:tcW w:w="3703" w:type="dxa"/>
             <w:tcBorders>
               <w:top w:val="single" w:sz="4" w:space="0" w:color="E6E6E6"/>
               <w:left w:val="single" w:sz="4" w:space="0" w:color="E6E6E6"/>
@@ -9025,7 +10032,7 @@
         </w:tc>
         <w:tc>
           <w:tcPr>
-            <w:tcW w:w="5848" w:type="dxa"/>
+            <w:tcW w:w="6043" w:type="dxa"/>
             <w:tcBorders>
               <w:top w:val="single" w:sz="4" w:space="0" w:color="E6E6E6"/>
               <w:left w:val="single" w:sz="4" w:space="0" w:color="E6E6E6"/>
@@ -9066,7 +10073,7 @@
         </w:tblPrEx>
         <w:tc>
           <w:tcPr>
-            <w:tcW w:w="3898" w:type="dxa"/>
+            <w:tcW w:w="3703" w:type="dxa"/>
             <w:tcBorders>
               <w:top w:val="single" w:sz="4" w:space="0" w:color="E6E6E6"/>
               <w:left w:val="single" w:sz="4" w:space="0" w:color="E6E6E6"/>
@@ -9090,13 +10097,13 @@
                 <w:sz w:val="18"/>
                 <w:szCs w:val="18"/>
               </w:rPr>
-              <w:t>Sign-in shows “control plane unreachable”</w:t>
-            </w:r>
-          </w:p>
-        </w:tc>
-        <w:tc>
-          <w:tcPr>
-            <w:tcW w:w="5848" w:type="dxa"/>
+              <w:t>The site is slow to open</w:t>
+            </w:r>
+          </w:p>
+        </w:tc>
+        <w:tc>
+          <w:tcPr>
+            <w:tcW w:w="6043" w:type="dxa"/>
             <w:tcBorders>
               <w:top w:val="single" w:sz="4" w:space="0" w:color="E6E6E6"/>
               <w:left w:val="single" w:sz="4" w:space="0" w:color="E6E6E6"/>
@@ -9120,7 +10127,7 @@
                 <w:sz w:val="18"/>
                 <w:szCs w:val="18"/>
               </w:rPr>
-              <w:t>Window 1 is still starting or stopped — wait for “NexLink ready”, then refresh. Never run npm run build while it is serving.</w:t>
+              <w:t>The first request after a restart takes up to 30 s. Open https://nexlink-maitrey.azurewebsites.net/healthz and wait.</w:t>
             </w:r>
           </w:p>
         </w:tc>
@@ -9134,7 +10141,7 @@
         </w:tblPrEx>
         <w:tc>
           <w:tcPr>
-            <w:tcW w:w="3898" w:type="dxa"/>
+            <w:tcW w:w="3703" w:type="dxa"/>
             <w:tcBorders>
               <w:top w:val="single" w:sz="4" w:space="0" w:color="E6E6E6"/>
               <w:left w:val="single" w:sz="4" w:space="0" w:color="E6E6E6"/>
@@ -9158,13 +10165,13 @@
                 <w:sz w:val="18"/>
                 <w:szCs w:val="18"/>
               </w:rPr>
-              <w:t>Every page shows HTTP 500; Window 1 prints “Cannot find module ./611.js”</w:t>
-            </w:r>
-          </w:p>
-        </w:tc>
-        <w:tc>
-          <w:tcPr>
-            <w:tcW w:w="5848" w:type="dxa"/>
+              <w:t>The site shows an error page</w:t>
+            </w:r>
+          </w:p>
+        </w:tc>
+        <w:tc>
+          <w:tcPr>
+            <w:tcW w:w="6043" w:type="dxa"/>
             <w:tcBorders>
               <w:top w:val="single" w:sz="4" w:space="0" w:color="E6E6E6"/>
               <w:left w:val="single" w:sz="4" w:space="0" w:color="E6E6E6"/>
@@ -9188,22 +10195,7 @@
                 <w:sz w:val="18"/>
                 <w:szCs w:val="18"/>
               </w:rPr>
-              <w:t xml:space="preserve">Corrupted dev cache: Ctrl+C, then </w:t>
-            </w:r>
-            <w:r>
-              <w:rPr>
-                <w:rFonts w:ascii="Consolas" w:eastAsia="Consolas" w:hAnsi="Consolas" w:cs="Consolas"/>
-                <w:sz w:val="18"/>
-                <w:szCs w:val="18"/>
-              </w:rPr>
-              <w:t>Remove-Item -Recurse -Force .next; npm run dev</w:t>
-            </w:r>
-            <w:r>
-              <w:rPr>
-                <w:sz w:val="18"/>
-                <w:szCs w:val="18"/>
-              </w:rPr>
-              <w:t xml:space="preserve"> in web.</w:t>
+              <w:t>Azure portal → nexlink-maitrey → Log stream; or present from the local backup (section 2).</w:t>
             </w:r>
           </w:p>
         </w:tc>
@@ -9217,7 +10209,7 @@
         </w:tblPrEx>
         <w:tc>
           <w:tcPr>
-            <w:tcW w:w="3898" w:type="dxa"/>
+            <w:tcW w:w="3703" w:type="dxa"/>
             <w:tcBorders>
               <w:top w:val="single" w:sz="4" w:space="0" w:color="E6E6E6"/>
               <w:left w:val="single" w:sz="4" w:space="0" w:color="E6E6E6"/>
@@ -9247,7 +10239,7 @@
         </w:tc>
         <w:tc>
           <w:tcPr>
-            <w:tcW w:w="5848" w:type="dxa"/>
+            <w:tcW w:w="6043" w:type="dxa"/>
             <w:tcBorders>
               <w:top w:val="single" w:sz="4" w:space="0" w:color="E6E6E6"/>
               <w:left w:val="single" w:sz="4" w:space="0" w:color="E6E6E6"/>
@@ -9271,7 +10263,7 @@
                 <w:sz w:val="18"/>
                 <w:szCs w:val="18"/>
               </w:rPr>
-              <w:t>Codes last 15 minutes — run the join command again for a new one.</w:t>
+              <w:t>Codes last 15 minutes — run the join command again.</w:t>
             </w:r>
           </w:p>
         </w:tc>
@@ -9285,7 +10277,7 @@
         </w:tblPrEx>
         <w:tc>
           <w:tcPr>
-            <w:tcW w:w="3898" w:type="dxa"/>
+            <w:tcW w:w="3703" w:type="dxa"/>
             <w:tcBorders>
               <w:top w:val="single" w:sz="4" w:space="0" w:color="E6E6E6"/>
               <w:left w:val="single" w:sz="4" w:space="0" w:color="E6E6E6"/>
@@ -9315,7 +10307,7 @@
         </w:tc>
         <w:tc>
           <w:tcPr>
-            <w:tcW w:w="5848" w:type="dxa"/>
+            <w:tcW w:w="6043" w:type="dxa"/>
             <w:tcBorders>
               <w:top w:val="single" w:sz="4" w:space="0" w:color="E6E6E6"/>
               <w:left w:val="single" w:sz="4" w:space="0" w:color="E6E6E6"/>
@@ -9353,7 +10345,7 @@
         </w:tblPrEx>
         <w:tc>
           <w:tcPr>
-            <w:tcW w:w="3898" w:type="dxa"/>
+            <w:tcW w:w="3703" w:type="dxa"/>
             <w:tcBorders>
               <w:top w:val="single" w:sz="4" w:space="0" w:color="E6E6E6"/>
               <w:left w:val="single" w:sz="4" w:space="0" w:color="E6E6E6"/>
@@ -9377,13 +10369,13 @@
                 <w:sz w:val="18"/>
                 <w:szCs w:val="18"/>
               </w:rPr>
-              <w:t>Console says “last handshake: never” after the agents started</w:t>
-            </w:r>
-          </w:p>
-        </w:tc>
-        <w:tc>
-          <w:tcPr>
-            <w:tcW w:w="5848" w:type="dxa"/>
+              <w:t>Console says “last handshake: never”</w:t>
+            </w:r>
+          </w:p>
+        </w:tc>
+        <w:tc>
+          <w:tcPr>
+            <w:tcW w:w="6043" w:type="dxa"/>
             <w:tcBorders>
               <w:top w:val="single" w:sz="4" w:space="0" w:color="E6E6E6"/>
               <w:left w:val="single" w:sz="4" w:space="0" w:color="E6E6E6"/>
@@ -9407,7 +10399,7 @@
                 <w:sz w:val="18"/>
                 <w:szCs w:val="18"/>
               </w:rPr>
-              <w:t>Wait for the next report (up to a minute) and refresh; check the agent window shows a handshake.</w:t>
+              <w:t>Wait for the next report (up to a minute) and refresh.</w:t>
             </w:r>
           </w:p>
         </w:tc>
@@ -9421,7 +10413,7 @@
         </w:tblPrEx>
         <w:tc>
           <w:tcPr>
-            <w:tcW w:w="3898" w:type="dxa"/>
+            <w:tcW w:w="3703" w:type="dxa"/>
             <w:tcBorders>
               <w:top w:val="single" w:sz="4" w:space="0" w:color="E6E6E6"/>
               <w:left w:val="single" w:sz="4" w:space="0" w:color="E6E6E6"/>
@@ -9451,7 +10443,7 @@
         </w:tc>
         <w:tc>
           <w:tcPr>
-            <w:tcW w:w="5848" w:type="dxa"/>
+            <w:tcW w:w="6043" w:type="dxa"/>
             <w:tcBorders>
               <w:top w:val="single" w:sz="4" w:space="0" w:color="E6E6E6"/>
               <w:left w:val="single" w:sz="4" w:space="0" w:color="E6E6E6"/>
@@ -9475,7 +10467,7 @@
                 <w:sz w:val="18"/>
                 <w:szCs w:val="18"/>
               </w:rPr>
-              <w:t>They started at the same moment. Restart maitrey-peer to get the direct path — or use it to explain the relay.</w:t>
+              <w:t>They started at the same moment. Restart maitrey-peer — or use it to explain the relay.</w:t>
             </w:r>
           </w:p>
         </w:tc>
@@ -9489,7 +10481,7 @@
         </w:tblPrEx>
         <w:tc>
           <w:tcPr>
-            <w:tcW w:w="3898" w:type="dxa"/>
+            <w:tcW w:w="3703" w:type="dxa"/>
             <w:tcBorders>
               <w:top w:val="single" w:sz="4" w:space="0" w:color="E6E6E6"/>
               <w:left w:val="single" w:sz="4" w:space="0" w:color="E6E6E6"/>
@@ -9513,13 +10505,13 @@
                 <w:sz w:val="18"/>
                 <w:szCs w:val="18"/>
               </w:rPr>
-              <w:t>Agent prints “heartbeat failed … deadline exceeded”</w:t>
-            </w:r>
-          </w:p>
-        </w:tc>
-        <w:tc>
-          <w:tcPr>
-            <w:tcW w:w="5848" w:type="dxa"/>
+              <w:t>session says “shares nothing”</w:t>
+            </w:r>
+          </w:p>
+        </w:tc>
+        <w:tc>
+          <w:tcPr>
+            <w:tcW w:w="6043" w:type="dxa"/>
             <w:tcBorders>
               <w:top w:val="single" w:sz="4" w:space="0" w:color="E6E6E6"/>
               <w:left w:val="single" w:sz="4" w:space="0" w:color="E6E6E6"/>
@@ -9543,7 +10535,7 @@
                 <w:sz w:val="18"/>
                 <w:szCs w:val="18"/>
               </w:rPr>
-              <w:t>Its --server points at an old address; on this PC use http://127.0.0.1:3000.</w:t>
+              <w:t>Restart maitrey-peer with --share http:8099 and keep the python file server running.</w:t>
             </w:r>
           </w:p>
         </w:tc>
@@ -9557,7 +10549,7 @@
         </w:tblPrEx>
         <w:tc>
           <w:tcPr>
-            <w:tcW w:w="3898" w:type="dxa"/>
+            <w:tcW w:w="3703" w:type="dxa"/>
             <w:tcBorders>
               <w:top w:val="single" w:sz="4" w:space="0" w:color="E6E6E6"/>
               <w:left w:val="single" w:sz="4" w:space="0" w:color="E6E6E6"/>
@@ -9581,13 +10573,13 @@
                 <w:sz w:val="18"/>
                 <w:szCs w:val="18"/>
               </w:rPr>
-              <w:t>Approved test shows “timed out”</w:t>
-            </w:r>
-          </w:p>
-        </w:tc>
-        <w:tc>
-          <w:tcPr>
-            <w:tcW w:w="5848" w:type="dxa"/>
+              <w:t>Second computer stays unreachable</w:t>
+            </w:r>
+          </w:p>
+        </w:tc>
+        <w:tc>
+          <w:tcPr>
+            <w:tcW w:w="6043" w:type="dxa"/>
             <w:tcBorders>
               <w:top w:val="single" w:sz="4" w:space="0" w:color="E6E6E6"/>
               <w:left w:val="single" w:sz="4" w:space="0" w:color="E6E6E6"/>
@@ -9611,7 +10603,7 @@
                 <w:sz w:val="18"/>
                 <w:szCs w:val="18"/>
               </w:rPr>
-              <w:t>The agents were not running when you approved — start them (Act 6) and approve a new test.</w:t>
+              <w:t>Check it has internet and that its agent window is still open; on the same Wi-Fi allow the Windows network prompt.</w:t>
             </w:r>
           </w:p>
         </w:tc>
@@ -9625,7 +10617,7 @@
         </w:tblPrEx>
         <w:tc>
           <w:tcPr>
-            <w:tcW w:w="3898" w:type="dxa"/>
+            <w:tcW w:w="3703" w:type="dxa"/>
             <w:tcBorders>
               <w:top w:val="single" w:sz="4" w:space="0" w:color="E6E6E6"/>
               <w:left w:val="single" w:sz="4" w:space="0" w:color="E6E6E6"/>
@@ -9649,13 +10641,13 @@
                 <w:sz w:val="18"/>
                 <w:szCs w:val="18"/>
               </w:rPr>
-              <w:t>AI panels say AI is not configured</w:t>
-            </w:r>
-          </w:p>
-        </w:tc>
-        <w:tc>
-          <w:tcPr>
-            <w:tcW w:w="5848" w:type="dxa"/>
+              <w:t>Approved test shows “timed out”</w:t>
+            </w:r>
+          </w:p>
+        </w:tc>
+        <w:tc>
+          <w:tcPr>
+            <w:tcW w:w="6043" w:type="dxa"/>
             <w:tcBorders>
               <w:top w:val="single" w:sz="4" w:space="0" w:color="E6E6E6"/>
               <w:left w:val="single" w:sz="4" w:space="0" w:color="E6E6E6"/>
@@ -9679,75 +10671,7 @@
                 <w:sz w:val="18"/>
                 <w:szCs w:val="18"/>
               </w:rPr>
-              <w:t>GROQ_API_KEY is not set in web\.env — skip the AI parts or add the key and restart Window 1.</w:t>
-            </w:r>
-          </w:p>
-        </w:tc>
-      </w:tr>
-      <w:tr>
-        <w:tblPrEx>
-          <w:tblCellMar>
-            <w:top w:w="0" w:type="dxa"/>
-            <w:bottom w:w="0" w:type="dxa"/>
-          </w:tblCellMar>
-        </w:tblPrEx>
-        <w:tc>
-          <w:tcPr>
-            <w:tcW w:w="3898" w:type="dxa"/>
-            <w:tcBorders>
-              <w:top w:val="single" w:sz="4" w:space="0" w:color="E6E6E6"/>
-              <w:left w:val="single" w:sz="4" w:space="0" w:color="E6E6E6"/>
-              <w:bottom w:val="single" w:sz="4" w:space="0" w:color="E6E6E6"/>
-              <w:right w:val="single" w:sz="4" w:space="0" w:color="E6E6E6"/>
-            </w:tcBorders>
-            <w:shd w:val="clear" w:color="auto" w:fill="FFFFFF"/>
-            <w:tcMar>
-              <w:top w:w="70" w:type="dxa"/>
-              <w:left w:w="110" w:type="dxa"/>
-              <w:bottom w:w="70" w:type="dxa"/>
-              <w:right w:w="110" w:type="dxa"/>
-            </w:tcMar>
-          </w:tcPr>
-          <w:p>
-            <w:pPr>
-              <w:spacing w:after="40" w:line="252" w:lineRule="auto"/>
-            </w:pPr>
-            <w:r>
-              <w:rPr>
-                <w:sz w:val="18"/>
-                <w:szCs w:val="18"/>
-              </w:rPr>
-              <w:t>Second computer cannot open the portal</w:t>
-            </w:r>
-          </w:p>
-        </w:tc>
-        <w:tc>
-          <w:tcPr>
-            <w:tcW w:w="5848" w:type="dxa"/>
-            <w:tcBorders>
-              <w:top w:val="single" w:sz="4" w:space="0" w:color="E6E6E6"/>
-              <w:left w:val="single" w:sz="4" w:space="0" w:color="E6E6E6"/>
-              <w:bottom w:val="single" w:sz="4" w:space="0" w:color="E6E6E6"/>
-              <w:right w:val="single" w:sz="4" w:space="0" w:color="E6E6E6"/>
-            </w:tcBorders>
-            <w:shd w:val="clear" w:color="auto" w:fill="FFFFFF"/>
-            <w:tcMar>
-              <w:top w:w="70" w:type="dxa"/>
-              <w:left w:w="110" w:type="dxa"/>
-              <w:bottom w:w="70" w:type="dxa"/>
-              <w:right w:w="110" w:type="dxa"/>
-            </w:tcMar>
-          </w:tcPr>
-          <w:p>
-            <w:pPr>
-              <w:spacing w:after="40" w:line="252" w:lineRule="auto"/>
-            </w:pPr>
-            <w:r>
-              <w:rPr>
-                <w:sz w:val="18"/>
-                <w:szCs w:val="18"/>
-              </w:rPr>
-              <w:t>Same Wi-Fi: check this PC’s address with ipconfig and the firewall script. Different network: the portal must be deployed.</w:t>
+              <w:t>The agents were not running when you approved — start them and approve a new test.</w:t>
             </w:r>
           </w:p>
         </w:tc>
@@ -9762,7 +10686,7 @@
       <w:pPr>
         <w:pStyle w:val="Heading2"/>
       </w:pPr>
-      <w:bookmarkStart w:id="23" w:name="_Toc243762148"/>
+      <w:bookmarkStart w:id="23" w:name="_Toc243815365"/>
       <w:r>
         <w:t>Resetting for another run</w:t>
       </w:r>
@@ -9773,12 +10697,12 @@
         <w:pStyle w:val="ListParagraph"/>
         <w:numPr>
           <w:ilvl w:val="0"/>
-          <w:numId w:val="13"/>
+          <w:numId w:val="16"/>
         </w:numPr>
         <w:spacing w:after="60" w:line="264" w:lineRule="auto"/>
       </w:pPr>
       <w:r>
-        <w:t>Ctrl+C in every window.</w:t>
+        <w:t>Close every agent window.</w:t>
       </w:r>
     </w:p>
     <w:p>
@@ -9786,12 +10710,22 @@
         <w:pStyle w:val="ListParagraph"/>
         <w:numPr>
           <w:ilvl w:val="0"/>
-          <w:numId w:val="13"/>
+          <w:numId w:val="16"/>
         </w:numPr>
         <w:spacing w:after="60" w:line="264" w:lineRule="auto"/>
       </w:pPr>
       <w:r>
-        <w:t>Use a new database name in web\.env (e.g. nexlink_demo2), or switch back to nexlink for your normal data.</w:t>
+        <w:t xml:space="preserve">Revoke the demo devices on </w:t>
+      </w:r>
+      <w:r>
+        <w:rPr>
+          <w:b/>
+          <w:bCs/>
+        </w:rPr>
+        <w:t>devices</w:t>
+      </w:r>
+      <w:r>
+        <w:t>.</w:t>
       </w:r>
     </w:p>
     <w:p>
@@ -9799,7 +10733,7 @@
         <w:pStyle w:val="ListParagraph"/>
         <w:numPr>
           <w:ilvl w:val="0"/>
-          <w:numId w:val="13"/>
+          <w:numId w:val="16"/>
         </w:numPr>
         <w:spacing w:after="60" w:line="264" w:lineRule="auto"/>
       </w:pPr>
@@ -9811,7 +10745,7 @@
       <w:pPr>
         <w:pStyle w:val="Heading2"/>
       </w:pPr>
-      <w:bookmarkStart w:id="24" w:name="_Toc243762149"/>
+      <w:bookmarkStart w:id="24" w:name="_Toc243815366"/>
       <w:r>
         <w:t>Documents to have ready</w:t>
       </w:r>
@@ -10016,7 +10950,7 @@
                 <w:sz w:val="18"/>
                 <w:szCs w:val="18"/>
               </w:rPr>
-              <w:t>docs/run-commands.md</w:t>
+              <w:t>docs/deploy.md</w:t>
             </w:r>
           </w:p>
         </w:tc>
@@ -10046,7 +10980,7 @@
                 <w:sz w:val="18"/>
                 <w:szCs w:val="18"/>
               </w:rPr>
-              <w:t>Starting by hand, adding computers, remote sessions</w:t>
+              <w:t>How the Azure deployment and CI/CD are set up</w:t>
             </w:r>
           </w:p>
         </w:tc>
@@ -10084,7 +11018,7 @@
                 <w:sz w:val="18"/>
                 <w:szCs w:val="18"/>
               </w:rPr>
-              <w:t>docs/deploy.md</w:t>
+              <w:t>docs/run-commands.md</w:t>
             </w:r>
           </w:p>
         </w:tc>
@@ -10114,7 +11048,7 @@
                 <w:sz w:val="18"/>
                 <w:szCs w:val="18"/>
               </w:rPr>
-              <w:t>Putting NexLink on the internet</w:t>
+              <w:t>Starting locally, adding computers, remote sessions</w:t>
             </w:r>
           </w:p>
         </w:tc>
@@ -10152,7 +11086,7 @@
                 <w:sz w:val="18"/>
                 <w:szCs w:val="18"/>
               </w:rPr>
-              <w:t>docs/architecture.md, network-protocols.md</w:t>
+              <w:t>docs/architecture.md, network-protocols.md, threat-model.md</w:t>
             </w:r>
           </w:p>
         </w:tc>
@@ -10182,143 +11116,7 @@
                 <w:sz w:val="18"/>
                 <w:szCs w:val="18"/>
               </w:rPr>
-              <w:t>Deeper architecture and protocol questions</w:t>
-            </w:r>
-          </w:p>
-        </w:tc>
-      </w:tr>
-      <w:tr>
-        <w:tblPrEx>
-          <w:tblCellMar>
-            <w:top w:w="0" w:type="dxa"/>
-            <w:bottom w:w="0" w:type="dxa"/>
-          </w:tblCellMar>
-        </w:tblPrEx>
-        <w:tc>
-          <w:tcPr>
-            <w:tcW w:w="4093" w:type="dxa"/>
-            <w:tcBorders>
-              <w:top w:val="single" w:sz="4" w:space="0" w:color="E6E6E6"/>
-              <w:left w:val="single" w:sz="4" w:space="0" w:color="E6E6E6"/>
-              <w:bottom w:val="single" w:sz="4" w:space="0" w:color="E6E6E6"/>
-              <w:right w:val="single" w:sz="4" w:space="0" w:color="E6E6E6"/>
-            </w:tcBorders>
-            <w:shd w:val="clear" w:color="auto" w:fill="FAFAFA"/>
-            <w:tcMar>
-              <w:top w:w="70" w:type="dxa"/>
-              <w:left w:w="110" w:type="dxa"/>
-              <w:bottom w:w="70" w:type="dxa"/>
-              <w:right w:w="110" w:type="dxa"/>
-            </w:tcMar>
-          </w:tcPr>
-          <w:p>
-            <w:pPr>
-              <w:spacing w:after="40" w:line="252" w:lineRule="auto"/>
-            </w:pPr>
-            <w:r>
-              <w:rPr>
-                <w:sz w:val="18"/>
-                <w:szCs w:val="18"/>
-              </w:rPr>
-              <w:t>docs/threat-model.md</w:t>
-            </w:r>
-          </w:p>
-        </w:tc>
-        <w:tc>
-          <w:tcPr>
-            <w:tcW w:w="5653" w:type="dxa"/>
-            <w:tcBorders>
-              <w:top w:val="single" w:sz="4" w:space="0" w:color="E6E6E6"/>
-              <w:left w:val="single" w:sz="4" w:space="0" w:color="E6E6E6"/>
-              <w:bottom w:val="single" w:sz="4" w:space="0" w:color="E6E6E6"/>
-              <w:right w:val="single" w:sz="4" w:space="0" w:color="E6E6E6"/>
-            </w:tcBorders>
-            <w:shd w:val="clear" w:color="auto" w:fill="FAFAFA"/>
-            <w:tcMar>
-              <w:top w:w="70" w:type="dxa"/>
-              <w:left w:w="110" w:type="dxa"/>
-              <w:bottom w:w="70" w:type="dxa"/>
-              <w:right w:w="110" w:type="dxa"/>
-            </w:tcMar>
-          </w:tcPr>
-          <w:p>
-            <w:pPr>
-              <w:spacing w:after="40" w:line="252" w:lineRule="auto"/>
-            </w:pPr>
-            <w:r>
-              <w:rPr>
-                <w:sz w:val="18"/>
-                <w:szCs w:val="18"/>
-              </w:rPr>
-              <w:t>Security questions</w:t>
-            </w:r>
-          </w:p>
-        </w:tc>
-      </w:tr>
-      <w:tr>
-        <w:tblPrEx>
-          <w:tblCellMar>
-            <w:top w:w="0" w:type="dxa"/>
-            <w:bottom w:w="0" w:type="dxa"/>
-          </w:tblCellMar>
-        </w:tblPrEx>
-        <w:tc>
-          <w:tcPr>
-            <w:tcW w:w="4093" w:type="dxa"/>
-            <w:tcBorders>
-              <w:top w:val="single" w:sz="4" w:space="0" w:color="E6E6E6"/>
-              <w:left w:val="single" w:sz="4" w:space="0" w:color="E6E6E6"/>
-              <w:bottom w:val="single" w:sz="4" w:space="0" w:color="E6E6E6"/>
-              <w:right w:val="single" w:sz="4" w:space="0" w:color="E6E6E6"/>
-            </w:tcBorders>
-            <w:shd w:val="clear" w:color="auto" w:fill="FFFFFF"/>
-            <w:tcMar>
-              <w:top w:w="70" w:type="dxa"/>
-              <w:left w:w="110" w:type="dxa"/>
-              <w:bottom w:w="70" w:type="dxa"/>
-              <w:right w:w="110" w:type="dxa"/>
-            </w:tcMar>
-          </w:tcPr>
-          <w:p>
-            <w:pPr>
-              <w:spacing w:after="40" w:line="252" w:lineRule="auto"/>
-            </w:pPr>
-            <w:r>
-              <w:rPr>
-                <w:sz w:val="18"/>
-                <w:szCs w:val="18"/>
-              </w:rPr>
-              <w:t>docs/two-pc-test.md</w:t>
-            </w:r>
-          </w:p>
-        </w:tc>
-        <w:tc>
-          <w:tcPr>
-            <w:tcW w:w="5653" w:type="dxa"/>
-            <w:tcBorders>
-              <w:top w:val="single" w:sz="4" w:space="0" w:color="E6E6E6"/>
-              <w:left w:val="single" w:sz="4" w:space="0" w:color="E6E6E6"/>
-              <w:bottom w:val="single" w:sz="4" w:space="0" w:color="E6E6E6"/>
-              <w:right w:val="single" w:sz="4" w:space="0" w:color="E6E6E6"/>
-            </w:tcBorders>
-            <w:shd w:val="clear" w:color="auto" w:fill="FFFFFF"/>
-            <w:tcMar>
-              <w:top w:w="70" w:type="dxa"/>
-              <w:left w:w="110" w:type="dxa"/>
-              <w:bottom w:w="70" w:type="dxa"/>
-              <w:right w:w="110" w:type="dxa"/>
-            </w:tcMar>
-          </w:tcPr>
-          <w:p>
-            <w:pPr>
-              <w:spacing w:after="40" w:line="252" w:lineRule="auto"/>
-            </w:pPr>
-            <w:r>
-              <w:rPr>
-                <w:sz w:val="18"/>
-                <w:szCs w:val="18"/>
-              </w:rPr>
-              <w:t>Connecting a second physical computer</w:t>
+              <w:t>Deeper architecture, protocol and security questions</w:t>
             </w:r>
           </w:p>
         </w:tc>
@@ -10334,9 +11132,9 @@
         <w:pStyle w:val="Heading1"/>
         <w:pageBreakBefore/>
       </w:pPr>
-      <w:bookmarkStart w:id="25" w:name="_Toc243762150"/>
-      <w:r>
-        <w:t>7. Printable checklist</w:t>
+      <w:bookmarkStart w:id="25" w:name="_Toc243815367"/>
+      <w:r>
+        <w:t>8. Printable checklist</w:t>
       </w:r>
       <w:bookmarkEnd w:id="25"/>
     </w:p>
@@ -10345,12 +11143,12 @@
         <w:pStyle w:val="ListParagraph"/>
         <w:numPr>
           <w:ilvl w:val="0"/>
-          <w:numId w:val="14"/>
+          <w:numId w:val="17"/>
         </w:numPr>
         <w:spacing w:after="80"/>
       </w:pPr>
       <w:r>
-        <w:t>git pull; .\scripts\start-all.ps1 -Install</w:t>
+        <w:t>https://nexlink-maitrey.azurewebsites.net/healthz shows ok; signed in as admin</w:t>
       </w:r>
     </w:p>
     <w:p>
@@ -10358,12 +11156,12 @@
         <w:pStyle w:val="ListParagraph"/>
         <w:numPr>
           <w:ilvl w:val="0"/>
-          <w:numId w:val="14"/>
+          <w:numId w:val="17"/>
         </w:numPr>
         <w:spacing w:after="80"/>
       </w:pPr>
       <w:r>
-        <w:t>web\.env uses MONGODB_URI=…/nexlink_demo (fresh database)</w:t>
+        <w:t>Old devices revoked if you want an empty network</w:t>
       </w:r>
     </w:p>
     <w:p>
@@ -10371,12 +11169,12 @@
         <w:pStyle w:val="ListParagraph"/>
         <w:numPr>
           <w:ilvl w:val="0"/>
-          <w:numId w:val="14"/>
+          <w:numId w:val="17"/>
         </w:numPr>
         <w:spacing w:after="80"/>
       </w:pPr>
       <w:r>
-        <w:t>Decided on AI: GROQ_API_KEY in web\.env, or no AI</w:t>
+        <w:t>PowerShell open in networking-agent\bin; agent version 0.2.0</w:t>
       </w:r>
     </w:p>
     <w:p>
@@ -10384,12 +11182,12 @@
         <w:pStyle w:val="ListParagraph"/>
         <w:numPr>
           <w:ilvl w:val="0"/>
-          <w:numId w:val="14"/>
+          <w:numId w:val="17"/>
         </w:numPr>
         <w:spacing w:after="80"/>
       </w:pPr>
       <w:r>
-        <w:t>Rehearsed once, then reset the database</w:t>
+        <w:t>Optional: file in D:\nexlink-share and python file server on 8099</w:t>
       </w:r>
     </w:p>
     <w:p>
@@ -10397,12 +11195,12 @@
         <w:pStyle w:val="ListParagraph"/>
         <w:numPr>
           <w:ilvl w:val="0"/>
-          <w:numId w:val="14"/>
+          <w:numId w:val="17"/>
         </w:numPr>
         <w:spacing w:after="80"/>
       </w:pPr>
       <w:r>
-        <w:t>Old agent windows and anything on port 3000 closed</w:t>
+        <w:t>Browser zoom 80–90%; Project Report open in a tab</w:t>
       </w:r>
     </w:p>
     <w:p>
@@ -10410,12 +11208,12 @@
         <w:pStyle w:val="ListParagraph"/>
         <w:numPr>
           <w:ilvl w:val="0"/>
-          <w:numId w:val="14"/>
+          <w:numId w:val="17"/>
         </w:numPr>
         <w:spacing w:after="80"/>
       </w:pPr>
       <w:r>
-        <w:t>Window 1: NexLink ready on http://localhost:3000; /healthz ok</w:t>
+        <w:t>Act 3: maitrey and maitrey-peer approved</w:t>
       </w:r>
     </w:p>
     <w:p>
@@ -10423,12 +11221,12 @@
         <w:pStyle w:val="ListParagraph"/>
         <w:numPr>
           <w:ilvl w:val="0"/>
-          <w:numId w:val="14"/>
+          <w:numId w:val="17"/>
         </w:numPr>
         <w:spacing w:after="80"/>
       </w:pPr>
       <w:r>
-        <w:t>Window 2: PowerShell in networking-agent\bin</w:t>
+        <w:t>Act 6: both agents running; network operational; topology direct</w:t>
       </w:r>
     </w:p>
     <w:p>
@@ -10436,12 +11234,12 @@
         <w:pStyle w:val="ListParagraph"/>
         <w:numPr>
           <w:ilvl w:val="0"/>
-          <w:numId w:val="14"/>
+          <w:numId w:val="17"/>
         </w:numPr>
         <w:spacing w:after="80"/>
       </w:pPr>
       <w:r>
-        <w:t>Browser zoom 80–90%; Project Report open in a tab</w:t>
+        <w:t>Act 7: file downloaded through the session</w:t>
       </w:r>
     </w:p>
     <w:p>
@@ -10449,12 +11247,12 @@
         <w:pStyle w:val="ListParagraph"/>
         <w:numPr>
           <w:ilvl w:val="0"/>
-          <w:numId w:val="14"/>
+          <w:numId w:val="17"/>
         </w:numPr>
         <w:spacing w:after="80"/>
       </w:pPr>
       <w:r>
-        <w:t>Act 2: account created, maitrey-net created</w:t>
+        <w:t>Act 8: approved test verified successful</w:t>
       </w:r>
     </w:p>
     <w:p>
@@ -10462,12 +11260,12 @@
         <w:pStyle w:val="ListParagraph"/>
         <w:numPr>
           <w:ilvl w:val="0"/>
-          <w:numId w:val="14"/>
+          <w:numId w:val="17"/>
         </w:numPr>
         <w:spacing w:after="80"/>
       </w:pPr>
       <w:r>
-        <w:t>Act 3: maitrey and maitrey-peer approved</w:t>
+        <w:t>Act 10: revoke shown, audit log shown, agent windows closed</w:t>
       </w:r>
     </w:p>
     <w:p>
@@ -10475,43 +11273,17 @@
         <w:pStyle w:val="ListParagraph"/>
         <w:numPr>
           <w:ilvl w:val="0"/>
-          <w:numId w:val="14"/>
+          <w:numId w:val="17"/>
         </w:numPr>
         <w:spacing w:after="80"/>
       </w:pPr>
       <w:r>
-        <w:t>Act 6: both agents running; maitrey-net operational; topology direct</w:t>
-      </w:r>
-    </w:p>
-    <w:p>
-      <w:pPr>
-        <w:pStyle w:val="ListParagraph"/>
-        <w:numPr>
-          <w:ilvl w:val="0"/>
-          <w:numId w:val="14"/>
-        </w:numPr>
-        <w:spacing w:after="80"/>
-      </w:pPr>
-      <w:r>
-        <w:t>Act 7: approved test verified successful</w:t>
-      </w:r>
-    </w:p>
-    <w:p>
-      <w:pPr>
-        <w:pStyle w:val="ListParagraph"/>
-        <w:numPr>
-          <w:ilvl w:val="0"/>
-          <w:numId w:val="14"/>
-        </w:numPr>
-        <w:spacing w:after="80"/>
-      </w:pPr>
-      <w:r>
-        <w:t>Act 9: revoke shown, audit log shown, agents stopped</w:t>
+        <w:t>Backup ready: local start (cd web; npm run dev) if the internet fails</w:t>
       </w:r>
     </w:p>
     <w:sectPr>
-      <w:headerReference w:type="default" r:id="rId11"/>
-      <w:footerReference w:type="default" r:id="rId12"/>
+      <w:headerReference w:type="default" r:id="rId10"/>
+      <w:footerReference w:type="default" r:id="rId11"/>
       <w:pgSz w:w="11906" w:h="16838"/>
       <w:pgMar w:top="1300" w:right="1080" w:bottom="1100" w:left="1080" w:header="600" w:footer="500" w:gutter="0"/>
       <w:cols w:space="720"/>
@@ -10644,7 +11416,7 @@
         <w:szCs w:val="16"/>
       </w:rPr>
       <w:tab/>
-      <w:t>24 October 2026</w:t>
+      <w:t>25 October 2026</w:t>
     </w:r>
   </w:p>
 </w:hdr>
@@ -10653,96 +11425,10 @@
 <file path=word/numbering.xml><?xml version="1.0" encoding="utf-8"?>
 <w:numbering xmlns:wpc="http://schemas.microsoft.com/office/word/2010/wordprocessingCanvas" xmlns:cx="http://schemas.microsoft.com/office/drawing/2014/chartex" xmlns:cx1="http://schemas.microsoft.com/office/drawing/2015/9/8/chartex" xmlns:cx2="http://schemas.microsoft.com/office/drawing/2015/10/21/chartex" xmlns:cx3="http://schemas.microsoft.com/office/drawing/2016/5/9/chartex" xmlns:cx4="http://schemas.microsoft.com/office/drawing/2016/5/10/chartex" xmlns:cx5="http://schemas.microsoft.com/office/drawing/2016/5/11/chartex" xmlns:cx6="http://schemas.microsoft.com/office/drawing/2016/5/12/chartex" xmlns:cx7="http://schemas.microsoft.com/office/drawing/2016/5/13/chartex" xmlns:cx8="http://schemas.microsoft.com/office/drawing/2016/5/14/chartex" xmlns:mc="http://schemas.openxmlformats.org/markup-compatibility/2006" xmlns:aink="http://schemas.microsoft.com/office/drawing/2016/ink" xmlns:am3d="http://schemas.microsoft.com/office/drawing/2017/model3d" xmlns:o="urn:schemas-microsoft-com:office:office" xmlns:oel="http://schemas.microsoft.com/office/2019/extlst" xmlns:r="http://schemas.openxmlformats.org/officeDocument/2006/relationships" xmlns:m="http://schemas.openxmlformats.org/officeDocument/2006/math" xmlns:v="urn:schemas-microsoft-com:vml" xmlns:wp14="http://schemas.microsoft.com/office/word/2010/wordprocessingDrawing" xmlns:wp="http://schemas.openxmlformats.org/drawingml/2006/wordprocessingDrawing" xmlns:w10="urn:schemas-microsoft-com:office:word" xmlns:w="http://schemas.openxmlformats.org/wordprocessingml/2006/main" xmlns:w14="http://schemas.microsoft.com/office/word/2010/wordml" xmlns:w15="http://schemas.microsoft.com/office/word/2012/wordml" xmlns:w16cex="http://schemas.microsoft.com/office/word/2018/wordml/cex" xmlns:w16cid="http://schemas.microsoft.com/office/word/2016/wordml/cid" xmlns:w16="http://schemas.microsoft.com/office/word/2018/wordml" xmlns:w16du="http://schemas.microsoft.com/office/word/2023/wordml/word16du" xmlns:w16sdtdh="http://schemas.microsoft.com/office/word/2020/wordml/sdtdatahash" xmlns:w16sdtfl="http://schemas.microsoft.com/office/word/2024/wordml/sdtformatlock" xmlns:w16se="http://schemas.microsoft.com/office/word/2015/wordml/symex" xmlns:wpg="http://schemas.microsoft.com/office/word/2010/wordprocessingGroup" xmlns:wpi="http://schemas.microsoft.com/office/word/2010/wordprocessingInk" xmlns:wne="http://schemas.microsoft.com/office/word/2006/wordml" xmlns:wps="http://schemas.microsoft.com/office/word/2010/wordprocessingShape" mc:Ignorable="w14 w15 w16se w16cid w16 w16cex w16sdtdh w16sdtfl w16du wp14">
   <w:abstractNum w:abstractNumId="0" w15:restartNumberingAfterBreak="0">
-    <w:nsid w:val="150939F9"/>
+    <w:nsid w:val="2AFE1F35"/>
     <w:multiLevelType w:val="hybridMultilevel"/>
-    <w:tmpl w:val="870A2C06"/>
-    <w:lvl w:ilvl="0" w:tplc="469066AC">
-      <w:start w:val="1"/>
-      <w:numFmt w:val="bullet"/>
-      <w:lvlText w:val="●"/>
-      <w:lvlJc w:val="left"/>
-      <w:pPr>
-        <w:ind w:left="720" w:hanging="360"/>
-      </w:pPr>
-    </w:lvl>
-    <w:lvl w:ilvl="1" w:tplc="594AF64C">
-      <w:start w:val="1"/>
-      <w:numFmt w:val="bullet"/>
-      <w:lvlText w:val="○"/>
-      <w:lvlJc w:val="left"/>
-      <w:pPr>
-        <w:ind w:left="1440" w:hanging="360"/>
-      </w:pPr>
-    </w:lvl>
-    <w:lvl w:ilvl="2" w:tplc="47723D14">
-      <w:start w:val="1"/>
-      <w:numFmt w:val="bullet"/>
-      <w:lvlText w:val="■"/>
-      <w:lvlJc w:val="left"/>
-      <w:pPr>
-        <w:ind w:left="2160" w:hanging="360"/>
-      </w:pPr>
-    </w:lvl>
-    <w:lvl w:ilvl="3" w:tplc="AA1CA88C">
-      <w:start w:val="1"/>
-      <w:numFmt w:val="bullet"/>
-      <w:lvlText w:val="●"/>
-      <w:lvlJc w:val="left"/>
-      <w:pPr>
-        <w:ind w:left="2880" w:hanging="360"/>
-      </w:pPr>
-    </w:lvl>
-    <w:lvl w:ilvl="4" w:tplc="8F1494C8">
-      <w:start w:val="1"/>
-      <w:numFmt w:val="bullet"/>
-      <w:lvlText w:val="○"/>
-      <w:lvlJc w:val="left"/>
-      <w:pPr>
-        <w:ind w:left="3600" w:hanging="360"/>
-      </w:pPr>
-    </w:lvl>
-    <w:lvl w:ilvl="5" w:tplc="4B2E9254">
-      <w:start w:val="1"/>
-      <w:numFmt w:val="bullet"/>
-      <w:lvlText w:val="■"/>
-      <w:lvlJc w:val="left"/>
-      <w:pPr>
-        <w:ind w:left="4320" w:hanging="360"/>
-      </w:pPr>
-    </w:lvl>
-    <w:lvl w:ilvl="6" w:tplc="1BC6E744">
-      <w:start w:val="1"/>
-      <w:numFmt w:val="bullet"/>
-      <w:lvlText w:val="●"/>
-      <w:lvlJc w:val="left"/>
-      <w:pPr>
-        <w:ind w:left="5040" w:hanging="360"/>
-      </w:pPr>
-    </w:lvl>
-    <w:lvl w:ilvl="7" w:tplc="9F120CB4">
-      <w:start w:val="1"/>
-      <w:numFmt w:val="bullet"/>
-      <w:lvlText w:val="●"/>
-      <w:lvlJc w:val="left"/>
-      <w:pPr>
-        <w:ind w:left="5760" w:hanging="360"/>
-      </w:pPr>
-    </w:lvl>
-    <w:lvl w:ilvl="8" w:tplc="9BA6D736">
-      <w:start w:val="1"/>
-      <w:numFmt w:val="bullet"/>
-      <w:lvlText w:val="●"/>
-      <w:lvlJc w:val="left"/>
-      <w:pPr>
-        <w:ind w:left="6480" w:hanging="360"/>
-      </w:pPr>
-    </w:lvl>
-  </w:abstractNum>
-  <w:abstractNum w:abstractNumId="1" w15:restartNumberingAfterBreak="0">
-    <w:nsid w:val="23AE10D2"/>
-    <w:multiLevelType w:val="hybridMultilevel"/>
-    <w:tmpl w:val="F744B718"/>
-    <w:lvl w:ilvl="0" w:tplc="8FFC2570">
+    <w:tmpl w:val="B3C89996"/>
+    <w:lvl w:ilvl="0" w:tplc="9F56121C">
       <w:start w:val="1"/>
       <w:numFmt w:val="bullet"/>
       <w:lvlText w:val="☐"/>
@@ -10751,52 +11437,106 @@
         <w:ind w:left="500" w:hanging="320"/>
       </w:pPr>
     </w:lvl>
-    <w:lvl w:ilvl="1" w:tplc="901C2B68">
+    <w:lvl w:ilvl="1" w:tplc="36F2362E">
       <w:numFmt w:val="decimal"/>
       <w:lvlText w:val=""/>
       <w:lvlJc w:val="left"/>
     </w:lvl>
-    <w:lvl w:ilvl="2" w:tplc="97646CD4">
+    <w:lvl w:ilvl="2" w:tplc="13C025EA">
       <w:numFmt w:val="decimal"/>
       <w:lvlText w:val=""/>
       <w:lvlJc w:val="left"/>
     </w:lvl>
-    <w:lvl w:ilvl="3" w:tplc="94D2AC02">
+    <w:lvl w:ilvl="3" w:tplc="0644978E">
       <w:numFmt w:val="decimal"/>
       <w:lvlText w:val=""/>
       <w:lvlJc w:val="left"/>
     </w:lvl>
-    <w:lvl w:ilvl="4" w:tplc="5D1A035C">
+    <w:lvl w:ilvl="4" w:tplc="A1166380">
       <w:numFmt w:val="decimal"/>
       <w:lvlText w:val=""/>
       <w:lvlJc w:val="left"/>
     </w:lvl>
-    <w:lvl w:ilvl="5" w:tplc="4356C8E2">
+    <w:lvl w:ilvl="5" w:tplc="8D1C01BA">
       <w:numFmt w:val="decimal"/>
       <w:lvlText w:val=""/>
       <w:lvlJc w:val="left"/>
     </w:lvl>
-    <w:lvl w:ilvl="6" w:tplc="20DA9CCE">
+    <w:lvl w:ilvl="6" w:tplc="A746C198">
       <w:numFmt w:val="decimal"/>
       <w:lvlText w:val=""/>
       <w:lvlJc w:val="left"/>
     </w:lvl>
-    <w:lvl w:ilvl="7" w:tplc="2A2404D2">
+    <w:lvl w:ilvl="7" w:tplc="5E0C8962">
       <w:numFmt w:val="decimal"/>
       <w:lvlText w:val=""/>
       <w:lvlJc w:val="left"/>
     </w:lvl>
-    <w:lvl w:ilvl="8" w:tplc="4FE46B4E">
+    <w:lvl w:ilvl="8" w:tplc="F9A6D930">
+      <w:numFmt w:val="decimal"/>
+      <w:lvlText w:val=""/>
+      <w:lvlJc w:val="left"/>
+    </w:lvl>
+  </w:abstractNum>
+  <w:abstractNum w:abstractNumId="1" w15:restartNumberingAfterBreak="0">
+    <w:nsid w:val="48896436"/>
+    <w:multiLevelType w:val="hybridMultilevel"/>
+    <w:tmpl w:val="8970F1EE"/>
+    <w:lvl w:ilvl="0" w:tplc="E1B80DD8">
+      <w:start w:val="1"/>
+      <w:numFmt w:val="bullet"/>
+      <w:lvlText w:val="•"/>
+      <w:lvlJc w:val="left"/>
+      <w:pPr>
+        <w:ind w:left="500" w:hanging="260"/>
+      </w:pPr>
+    </w:lvl>
+    <w:lvl w:ilvl="1" w:tplc="7A4AE574">
+      <w:numFmt w:val="decimal"/>
+      <w:lvlText w:val=""/>
+      <w:lvlJc w:val="left"/>
+    </w:lvl>
+    <w:lvl w:ilvl="2" w:tplc="109EE5B4">
+      <w:numFmt w:val="decimal"/>
+      <w:lvlText w:val=""/>
+      <w:lvlJc w:val="left"/>
+    </w:lvl>
+    <w:lvl w:ilvl="3" w:tplc="B0508886">
+      <w:numFmt w:val="decimal"/>
+      <w:lvlText w:val=""/>
+      <w:lvlJc w:val="left"/>
+    </w:lvl>
+    <w:lvl w:ilvl="4" w:tplc="0FE083C4">
+      <w:numFmt w:val="decimal"/>
+      <w:lvlText w:val=""/>
+      <w:lvlJc w:val="left"/>
+    </w:lvl>
+    <w:lvl w:ilvl="5" w:tplc="82E89C24">
+      <w:numFmt w:val="decimal"/>
+      <w:lvlText w:val=""/>
+      <w:lvlJc w:val="left"/>
+    </w:lvl>
+    <w:lvl w:ilvl="6" w:tplc="B9EACF92">
+      <w:numFmt w:val="decimal"/>
+      <w:lvlText w:val=""/>
+      <w:lvlJc w:val="left"/>
+    </w:lvl>
+    <w:lvl w:ilvl="7" w:tplc="B5029C1C">
+      <w:numFmt w:val="decimal"/>
+      <w:lvlText w:val=""/>
+      <w:lvlJc w:val="left"/>
+    </w:lvl>
+    <w:lvl w:ilvl="8" w:tplc="6994AB24">
       <w:numFmt w:val="decimal"/>
       <w:lvlText w:val=""/>
       <w:lvlJc w:val="left"/>
     </w:lvl>
   </w:abstractNum>
   <w:abstractNum w:abstractNumId="2" w15:restartNumberingAfterBreak="0">
-    <w:nsid w:val="60B25D77"/>
+    <w:nsid w:val="60F60D27"/>
     <w:multiLevelType w:val="hybridMultilevel"/>
-    <w:tmpl w:val="AB8CA70E"/>
-    <w:lvl w:ilvl="0" w:tplc="6330B34E">
+    <w:tmpl w:val="9FAAB20C"/>
+    <w:lvl w:ilvl="0" w:tplc="2C5ACC62">
       <w:start w:val="1"/>
       <w:numFmt w:val="decimal"/>
       <w:lvlText w:val="%1."/>
@@ -10805,181 +11545,231 @@
         <w:ind w:left="500" w:hanging="300"/>
       </w:pPr>
     </w:lvl>
-    <w:lvl w:ilvl="1" w:tplc="49CC727E">
+    <w:lvl w:ilvl="1" w:tplc="76FE67E4">
       <w:numFmt w:val="decimal"/>
       <w:lvlText w:val=""/>
       <w:lvlJc w:val="left"/>
     </w:lvl>
-    <w:lvl w:ilvl="2" w:tplc="B63C8A4E">
+    <w:lvl w:ilvl="2" w:tplc="FA0E9612">
       <w:numFmt w:val="decimal"/>
       <w:lvlText w:val=""/>
       <w:lvlJc w:val="left"/>
     </w:lvl>
-    <w:lvl w:ilvl="3" w:tplc="5CB27784">
+    <w:lvl w:ilvl="3" w:tplc="CCD4863A">
       <w:numFmt w:val="decimal"/>
       <w:lvlText w:val=""/>
       <w:lvlJc w:val="left"/>
     </w:lvl>
-    <w:lvl w:ilvl="4" w:tplc="82D254B2">
+    <w:lvl w:ilvl="4" w:tplc="FC525D5E">
       <w:numFmt w:val="decimal"/>
       <w:lvlText w:val=""/>
       <w:lvlJc w:val="left"/>
     </w:lvl>
-    <w:lvl w:ilvl="5" w:tplc="C31A4410">
+    <w:lvl w:ilvl="5" w:tplc="38D4A25A">
       <w:numFmt w:val="decimal"/>
       <w:lvlText w:val=""/>
       <w:lvlJc w:val="left"/>
     </w:lvl>
-    <w:lvl w:ilvl="6" w:tplc="924E306E">
+    <w:lvl w:ilvl="6" w:tplc="E4D69F3E">
       <w:numFmt w:val="decimal"/>
       <w:lvlText w:val=""/>
       <w:lvlJc w:val="left"/>
     </w:lvl>
-    <w:lvl w:ilvl="7" w:tplc="71DA2340">
+    <w:lvl w:ilvl="7" w:tplc="76B2FFF4">
       <w:numFmt w:val="decimal"/>
       <w:lvlText w:val=""/>
       <w:lvlJc w:val="left"/>
     </w:lvl>
-    <w:lvl w:ilvl="8" w:tplc="CDB8AE94">
+    <w:lvl w:ilvl="8" w:tplc="D212827C">
       <w:numFmt w:val="decimal"/>
       <w:lvlText w:val=""/>
       <w:lvlJc w:val="left"/>
     </w:lvl>
   </w:abstractNum>
   <w:abstractNum w:abstractNumId="3" w15:restartNumberingAfterBreak="0">
-    <w:nsid w:val="72993B52"/>
+    <w:nsid w:val="654B4220"/>
     <w:multiLevelType w:val="hybridMultilevel"/>
-    <w:tmpl w:val="D25E0F9C"/>
-    <w:lvl w:ilvl="0" w:tplc="46B63760">
+    <w:tmpl w:val="65AAC068"/>
+    <w:lvl w:ilvl="0" w:tplc="F40C1C2C">
       <w:start w:val="1"/>
       <w:numFmt w:val="bullet"/>
-      <w:lvlText w:val="•"/>
+      <w:lvlText w:val="●"/>
       <w:lvlJc w:val="left"/>
       <w:pPr>
-        <w:ind w:left="500" w:hanging="260"/>
+        <w:ind w:left="720" w:hanging="360"/>
       </w:pPr>
     </w:lvl>
-    <w:lvl w:ilvl="1" w:tplc="C30C5FA6">
-      <w:numFmt w:val="decimal"/>
-      <w:lvlText w:val=""/>
+    <w:lvl w:ilvl="1" w:tplc="138E7F08">
+      <w:start w:val="1"/>
+      <w:numFmt w:val="bullet"/>
+      <w:lvlText w:val="○"/>
       <w:lvlJc w:val="left"/>
+      <w:pPr>
+        <w:ind w:left="1440" w:hanging="360"/>
+      </w:pPr>
     </w:lvl>
-    <w:lvl w:ilvl="2" w:tplc="D0D2B4F6">
-      <w:numFmt w:val="decimal"/>
-      <w:lvlText w:val=""/>
+    <w:lvl w:ilvl="2" w:tplc="EDDA4586">
+      <w:start w:val="1"/>
+      <w:numFmt w:val="bullet"/>
+      <w:lvlText w:val="■"/>
       <w:lvlJc w:val="left"/>
+      <w:pPr>
+        <w:ind w:left="2160" w:hanging="360"/>
+      </w:pPr>
     </w:lvl>
-    <w:lvl w:ilvl="3" w:tplc="E7869872">
-      <w:numFmt w:val="decimal"/>
-      <w:lvlText w:val=""/>
+    <w:lvl w:ilvl="3" w:tplc="7332BCA4">
+      <w:start w:val="1"/>
+      <w:numFmt w:val="bullet"/>
+      <w:lvlText w:val="●"/>
       <w:lvlJc w:val="left"/>
+      <w:pPr>
+        <w:ind w:left="2880" w:hanging="360"/>
+      </w:pPr>
     </w:lvl>
-    <w:lvl w:ilvl="4" w:tplc="DEFE52CC">
-      <w:numFmt w:val="decimal"/>
-      <w:lvlText w:val=""/>
+    <w:lvl w:ilvl="4" w:tplc="55AC374E">
+      <w:start w:val="1"/>
+      <w:numFmt w:val="bullet"/>
+      <w:lvlText w:val="○"/>
       <w:lvlJc w:val="left"/>
+      <w:pPr>
+        <w:ind w:left="3600" w:hanging="360"/>
+      </w:pPr>
     </w:lvl>
-    <w:lvl w:ilvl="5" w:tplc="E8DE0EBC">
-      <w:numFmt w:val="decimal"/>
-      <w:lvlText w:val=""/>
+    <w:lvl w:ilvl="5" w:tplc="F2125B74">
+      <w:start w:val="1"/>
+      <w:numFmt w:val="bullet"/>
+      <w:lvlText w:val="■"/>
       <w:lvlJc w:val="left"/>
+      <w:pPr>
+        <w:ind w:left="4320" w:hanging="360"/>
+      </w:pPr>
     </w:lvl>
-    <w:lvl w:ilvl="6" w:tplc="84F06850">
-      <w:numFmt w:val="decimal"/>
-      <w:lvlText w:val=""/>
+    <w:lvl w:ilvl="6" w:tplc="EB9AFB2C">
+      <w:start w:val="1"/>
+      <w:numFmt w:val="bullet"/>
+      <w:lvlText w:val="●"/>
       <w:lvlJc w:val="left"/>
+      <w:pPr>
+        <w:ind w:left="5040" w:hanging="360"/>
+      </w:pPr>
     </w:lvl>
-    <w:lvl w:ilvl="7" w:tplc="5E5417B8">
-      <w:numFmt w:val="decimal"/>
-      <w:lvlText w:val=""/>
+    <w:lvl w:ilvl="7" w:tplc="87A8B7A8">
+      <w:start w:val="1"/>
+      <w:numFmt w:val="bullet"/>
+      <w:lvlText w:val="●"/>
       <w:lvlJc w:val="left"/>
+      <w:pPr>
+        <w:ind w:left="5760" w:hanging="360"/>
+      </w:pPr>
     </w:lvl>
-    <w:lvl w:ilvl="8" w:tplc="6E541426">
-      <w:numFmt w:val="decimal"/>
-      <w:lvlText w:val=""/>
+    <w:lvl w:ilvl="8" w:tplc="2954046C">
+      <w:start w:val="1"/>
+      <w:numFmt w:val="bullet"/>
+      <w:lvlText w:val="●"/>
       <w:lvlJc w:val="left"/>
+      <w:pPr>
+        <w:ind w:left="6480" w:hanging="360"/>
+      </w:pPr>
     </w:lvl>
   </w:abstractNum>
-  <w:num w:numId="1" w16cid:durableId="605699192">
-    <w:abstractNumId w:val="0"/>
-    <w:lvlOverride w:ilvl="0">
-      <w:startOverride w:val="1"/>
-    </w:lvlOverride>
-  </w:num>
-  <w:num w:numId="2" w16cid:durableId="1901359130">
+  <w:num w:numId="1" w16cid:durableId="355469175">
     <w:abstractNumId w:val="3"/>
     <w:lvlOverride w:ilvl="0">
       <w:startOverride w:val="1"/>
     </w:lvlOverride>
   </w:num>
-  <w:num w:numId="3" w16cid:durableId="671296882">
+  <w:num w:numId="2" w16cid:durableId="1460028845">
+    <w:abstractNumId w:val="1"/>
+    <w:lvlOverride w:ilvl="0">
+      <w:startOverride w:val="1"/>
+    </w:lvlOverride>
+  </w:num>
+  <w:num w:numId="3" w16cid:durableId="1317149740">
     <w:abstractNumId w:val="2"/>
     <w:lvlOverride w:ilvl="0">
       <w:startOverride w:val="1"/>
     </w:lvlOverride>
   </w:num>
-  <w:num w:numId="4" w16cid:durableId="1892812330">
+  <w:num w:numId="4" w16cid:durableId="1247690996">
     <w:abstractNumId w:val="2"/>
     <w:lvlOverride w:ilvl="0">
       <w:startOverride w:val="1"/>
     </w:lvlOverride>
   </w:num>
-  <w:num w:numId="5" w16cid:durableId="17656639">
+  <w:num w:numId="5" w16cid:durableId="1635333478">
     <w:abstractNumId w:val="2"/>
     <w:lvlOverride w:ilvl="0">
       <w:startOverride w:val="1"/>
     </w:lvlOverride>
   </w:num>
-  <w:num w:numId="6" w16cid:durableId="947082410">
+  <w:num w:numId="6" w16cid:durableId="1798379548">
     <w:abstractNumId w:val="2"/>
     <w:lvlOverride w:ilvl="0">
       <w:startOverride w:val="1"/>
     </w:lvlOverride>
   </w:num>
-  <w:num w:numId="7" w16cid:durableId="664669539">
+  <w:num w:numId="7" w16cid:durableId="582034829">
     <w:abstractNumId w:val="2"/>
     <w:lvlOverride w:ilvl="0">
       <w:startOverride w:val="1"/>
     </w:lvlOverride>
   </w:num>
-  <w:num w:numId="8" w16cid:durableId="556280980">
+  <w:num w:numId="8" w16cid:durableId="1893341270">
     <w:abstractNumId w:val="2"/>
     <w:lvlOverride w:ilvl="0">
       <w:startOverride w:val="1"/>
     </w:lvlOverride>
   </w:num>
-  <w:num w:numId="9" w16cid:durableId="875582909">
+  <w:num w:numId="9" w16cid:durableId="2125807995">
     <w:abstractNumId w:val="2"/>
     <w:lvlOverride w:ilvl="0">
       <w:startOverride w:val="1"/>
     </w:lvlOverride>
   </w:num>
-  <w:num w:numId="10" w16cid:durableId="1413813199">
+  <w:num w:numId="10" w16cid:durableId="251940678">
     <w:abstractNumId w:val="2"/>
     <w:lvlOverride w:ilvl="0">
       <w:startOverride w:val="1"/>
     </w:lvlOverride>
   </w:num>
-  <w:num w:numId="11" w16cid:durableId="1503355405">
+  <w:num w:numId="11" w16cid:durableId="692272324">
     <w:abstractNumId w:val="2"/>
     <w:lvlOverride w:ilvl="0">
       <w:startOverride w:val="1"/>
     </w:lvlOverride>
   </w:num>
-  <w:num w:numId="12" w16cid:durableId="1920019753">
+  <w:num w:numId="12" w16cid:durableId="1609385457">
     <w:abstractNumId w:val="2"/>
     <w:lvlOverride w:ilvl="0">
       <w:startOverride w:val="1"/>
     </w:lvlOverride>
   </w:num>
-  <w:num w:numId="13" w16cid:durableId="673607787">
+  <w:num w:numId="13" w16cid:durableId="1128157645">
     <w:abstractNumId w:val="2"/>
     <w:lvlOverride w:ilvl="0">
       <w:startOverride w:val="1"/>
     </w:lvlOverride>
   </w:num>
-  <w:num w:numId="14" w16cid:durableId="685522392">
-    <w:abstractNumId w:val="1"/>
+  <w:num w:numId="14" w16cid:durableId="111438474">
+    <w:abstractNumId w:val="2"/>
+    <w:lvlOverride w:ilvl="0">
+      <w:startOverride w:val="1"/>
+    </w:lvlOverride>
+  </w:num>
+  <w:num w:numId="15" w16cid:durableId="448935150">
+    <w:abstractNumId w:val="2"/>
+    <w:lvlOverride w:ilvl="0">
+      <w:startOverride w:val="1"/>
+    </w:lvlOverride>
+  </w:num>
+  <w:num w:numId="16" w16cid:durableId="274562847">
+    <w:abstractNumId w:val="2"/>
+    <w:lvlOverride w:ilvl="0">
+      <w:startOverride w:val="1"/>
+    </w:lvlOverride>
+  </w:num>
+  <w:num w:numId="17" w16cid:durableId="1300115729">
+    <w:abstractNumId w:val="0"/>
     <w:lvlOverride w:ilvl="0">
       <w:startOverride w:val="1"/>
     </w:lvlOverride>
@@ -11568,7 +12358,7 @@
     <w:autoRedefine/>
     <w:uiPriority w:val="39"/>
     <w:unhideWhenUsed/>
-    <w:rsid w:val="00DF242D"/>
+    <w:rsid w:val="00E81F48"/>
     <w:pPr>
       <w:spacing w:after="100"/>
     </w:pPr>
@@ -11580,7 +12370,7 @@
     <w:autoRedefine/>
     <w:uiPriority w:val="39"/>
     <w:unhideWhenUsed/>
-    <w:rsid w:val="00DF242D"/>
+    <w:rsid w:val="00E81F48"/>
     <w:pPr>
       <w:spacing w:after="100"/>
       <w:ind w:left="200"/>
